--- a/informe/Manual_de_Usuario_Sistema_Cursos_IIICCD.docx
+++ b/informe/Manual_de_Usuario_Sistema_Cursos_IIICCD.docx
@@ -109,16 +109,7 @@
           <w:color w:val="6D1A24"/>
           <w:sz w:val="26"/>
         </w:rPr>
-        <w:t xml:space="preserve">MANUAL DE USUARIO Y OPERACIONES DEL SISTEMA WEB DE GESTIÓN </w:t>
-      </w:r>
-      <w:r>
-        <w:rPr>
-          <w:rFonts w:ascii="Arial" w:hAnsi="Arial"/>
-          <w:b/>
-          <w:color w:val="6D1A24"/>
-          <w:sz w:val="26"/>
-        </w:rPr>
-        <w:t>ACADÉMICA, INSCRIPCIONES, PASARELA YAPE Y CERTIFICACIÓN OFICIAL CON CÓDIGO QR</w:t>
+        <w:t>MANUAL DE USUARIO Y OPERACIONES DEL SISTEMA WEB DE GESTIÓN ACADÉMICA, INSCRIPCIONES, PASARELA YAPE Y CERTIFICACIÓN OFICIAL CON CÓDIGO QR</w:t>
       </w:r>
     </w:p>
     <w:p>
@@ -207,15 +198,7 @@
                 <w:color w:val="334155"/>
                 <w:sz w:val="17"/>
               </w:rPr>
-              <w:t>Pl</w:t>
-            </w:r>
-            <w:r>
-              <w:rPr>
-                <w:rFonts w:ascii="Arial" w:hAnsi="Arial"/>
-                <w:color w:val="334155"/>
-                <w:sz w:val="17"/>
-              </w:rPr>
-              <w:t>ataforma Web de Gestión de Cursos y Certificación Oficial</w:t>
+              <w:t>Plataforma Web de Gestión de Cursos y Certificación Oficial</w:t>
             </w:r>
           </w:p>
         </w:tc>
@@ -343,16 +326,7 @@
                 <w:color w:val="1E293B"/>
                 <w:sz w:val="17"/>
               </w:rPr>
-              <w:t>Versió</w:t>
-            </w:r>
-            <w:r>
-              <w:rPr>
-                <w:rFonts w:ascii="Arial" w:hAnsi="Arial"/>
-                <w:b/>
-                <w:color w:val="1E293B"/>
-                <w:sz w:val="17"/>
-              </w:rPr>
-              <w:t>n de Software / Despliegue:</w:t>
+              <w:t>Versión de Software / Despliegue:</w:t>
             </w:r>
           </w:p>
         </w:tc>
@@ -512,23 +486,133 @@
           <w:color w:val="334155"/>
           <w:sz w:val="19"/>
         </w:rPr>
-        <w:t xml:space="preserve">El </w:t>
-      </w:r>
-      <w:r>
-        <w:rPr>
-          <w:rFonts w:ascii="Arial" w:hAnsi="Arial"/>
-          <w:color w:val="334155"/>
-          <w:sz w:val="19"/>
-        </w:rPr>
-        <w:t>Sistema Web de Cursos y Certificación Oficial del Instituto de Investigación en Inteligencia Computacional y Ciencia de Datos (IIICCD - FINESI - UNA Puno) es una plataforma digital de nivel enterprise desarrollada bajo arquitectura limpia en Spring Boot 3,</w:t>
-      </w:r>
-      <w:r>
-        <w:rPr>
-          <w:rFonts w:ascii="Arial" w:hAnsi="Arial"/>
-          <w:color w:val="334155"/>
-          <w:sz w:val="19"/>
-        </w:rPr>
-        <w:t xml:space="preserve"> Java 17 y PostgreSQL 16. Ha sido diseñada con la finalidad de centralizar, automatizar y asegurar el ciclo completo de formación continua e investigación.</w:t>
+        <w:t xml:space="preserve">El Sistema Web de Cursos y Certificación Oficial del Instituto de Investigación en Inteligencia Computacional y Ciencia de Datos (IIICCD - FINESI - UNA Puno) es una plataforma digital de nivel enterprise desarrollada bajo arquitectura limpia en Spring Boot 3, Java 17 y PostgreSQL 16. Ha sido </w:t>
+      </w:r>
+      <w:proofErr w:type="spellStart"/>
+      <w:r>
+        <w:rPr>
+          <w:rFonts w:ascii="Arial" w:hAnsi="Arial"/>
+          <w:color w:val="334155"/>
+          <w:sz w:val="19"/>
+        </w:rPr>
+        <w:t>diseñada</w:t>
+      </w:r>
+      <w:proofErr w:type="spellEnd"/>
+      <w:r>
+        <w:rPr>
+          <w:rFonts w:ascii="Arial" w:hAnsi="Arial"/>
+          <w:color w:val="334155"/>
+          <w:sz w:val="19"/>
+        </w:rPr>
+        <w:t xml:space="preserve"> con la </w:t>
+      </w:r>
+      <w:proofErr w:type="spellStart"/>
+      <w:r>
+        <w:rPr>
+          <w:rFonts w:ascii="Arial" w:hAnsi="Arial"/>
+          <w:color w:val="334155"/>
+          <w:sz w:val="19"/>
+        </w:rPr>
+        <w:t>finalidad</w:t>
+      </w:r>
+      <w:proofErr w:type="spellEnd"/>
+      <w:r>
+        <w:rPr>
+          <w:rFonts w:ascii="Arial" w:hAnsi="Arial"/>
+          <w:color w:val="334155"/>
+          <w:sz w:val="19"/>
+        </w:rPr>
+        <w:t xml:space="preserve"> de </w:t>
+      </w:r>
+      <w:proofErr w:type="spellStart"/>
+      <w:r>
+        <w:rPr>
+          <w:rFonts w:ascii="Arial" w:hAnsi="Arial"/>
+          <w:color w:val="334155"/>
+          <w:sz w:val="19"/>
+        </w:rPr>
+        <w:t>centralizar</w:t>
+      </w:r>
+      <w:proofErr w:type="spellEnd"/>
+      <w:r>
+        <w:rPr>
+          <w:rFonts w:ascii="Arial" w:hAnsi="Arial"/>
+          <w:color w:val="334155"/>
+          <w:sz w:val="19"/>
+        </w:rPr>
+        <w:t xml:space="preserve">, y </w:t>
+      </w:r>
+      <w:proofErr w:type="spellStart"/>
+      <w:r>
+        <w:rPr>
+          <w:rFonts w:ascii="Arial" w:hAnsi="Arial"/>
+          <w:color w:val="334155"/>
+          <w:sz w:val="19"/>
+        </w:rPr>
+        <w:t>asegurar</w:t>
+      </w:r>
+      <w:proofErr w:type="spellEnd"/>
+      <w:r>
+        <w:rPr>
+          <w:rFonts w:ascii="Arial" w:hAnsi="Arial"/>
+          <w:color w:val="334155"/>
+          <w:sz w:val="19"/>
+        </w:rPr>
+        <w:t xml:space="preserve"> </w:t>
+      </w:r>
+      <w:proofErr w:type="spellStart"/>
+      <w:r>
+        <w:rPr>
+          <w:rFonts w:ascii="Arial" w:hAnsi="Arial"/>
+          <w:color w:val="334155"/>
+          <w:sz w:val="19"/>
+        </w:rPr>
+        <w:t>el</w:t>
+      </w:r>
+      <w:proofErr w:type="spellEnd"/>
+      <w:r>
+        <w:rPr>
+          <w:rFonts w:ascii="Arial" w:hAnsi="Arial"/>
+          <w:color w:val="334155"/>
+          <w:sz w:val="19"/>
+        </w:rPr>
+        <w:t xml:space="preserve"> </w:t>
+      </w:r>
+      <w:proofErr w:type="spellStart"/>
+      <w:r>
+        <w:rPr>
+          <w:rFonts w:ascii="Arial" w:hAnsi="Arial"/>
+          <w:color w:val="334155"/>
+          <w:sz w:val="19"/>
+        </w:rPr>
+        <w:t>ciclo</w:t>
+      </w:r>
+      <w:proofErr w:type="spellEnd"/>
+      <w:r>
+        <w:rPr>
+          <w:rFonts w:ascii="Arial" w:hAnsi="Arial"/>
+          <w:color w:val="334155"/>
+          <w:sz w:val="19"/>
+        </w:rPr>
+        <w:t xml:space="preserve"> </w:t>
+      </w:r>
+      <w:proofErr w:type="spellStart"/>
+      <w:r>
+        <w:rPr>
+          <w:rFonts w:ascii="Arial" w:hAnsi="Arial"/>
+          <w:color w:val="334155"/>
+          <w:sz w:val="19"/>
+        </w:rPr>
+        <w:t>completo</w:t>
+      </w:r>
+      <w:proofErr w:type="spellEnd"/>
+      <w:r>
+        <w:rPr>
+          <w:rFonts w:ascii="Arial" w:hAnsi="Arial"/>
+          <w:color w:val="334155"/>
+          <w:sz w:val="19"/>
+        </w:rPr>
+        <w:t xml:space="preserve"> de formación continua e investigación.</w:t>
       </w:r>
     </w:p>
     <w:p>
@@ -556,15 +640,105 @@
           <w:color w:val="334155"/>
           <w:sz w:val="19"/>
         </w:rPr>
-        <w:t xml:space="preserve">La plataforma implementa un control de acceso </w:t>
-      </w:r>
-      <w:r>
-        <w:rPr>
-          <w:rFonts w:ascii="Arial" w:hAnsi="Arial"/>
-          <w:color w:val="334155"/>
-          <w:sz w:val="19"/>
-        </w:rPr>
-        <w:t>basado en roles (Role-Based Access Control - RBAC) blindado por Spring Security 6:</w:t>
+        <w:t xml:space="preserve">La </w:t>
+      </w:r>
+      <w:proofErr w:type="spellStart"/>
+      <w:r>
+        <w:rPr>
+          <w:rFonts w:ascii="Arial" w:hAnsi="Arial"/>
+          <w:color w:val="334155"/>
+          <w:sz w:val="19"/>
+        </w:rPr>
+        <w:t>plataforma</w:t>
+      </w:r>
+      <w:proofErr w:type="spellEnd"/>
+      <w:r>
+        <w:rPr>
+          <w:rFonts w:ascii="Arial" w:hAnsi="Arial"/>
+          <w:color w:val="334155"/>
+          <w:sz w:val="19"/>
+        </w:rPr>
+        <w:t xml:space="preserve"> </w:t>
+      </w:r>
+      <w:proofErr w:type="spellStart"/>
+      <w:r>
+        <w:rPr>
+          <w:rFonts w:ascii="Arial" w:hAnsi="Arial"/>
+          <w:color w:val="334155"/>
+          <w:sz w:val="19"/>
+        </w:rPr>
+        <w:t>implementa</w:t>
+      </w:r>
+      <w:proofErr w:type="spellEnd"/>
+      <w:r>
+        <w:rPr>
+          <w:rFonts w:ascii="Arial" w:hAnsi="Arial"/>
+          <w:color w:val="334155"/>
+          <w:sz w:val="19"/>
+        </w:rPr>
+        <w:t xml:space="preserve"> un control de </w:t>
+      </w:r>
+      <w:proofErr w:type="spellStart"/>
+      <w:r>
+        <w:rPr>
+          <w:rFonts w:ascii="Arial" w:hAnsi="Arial"/>
+          <w:color w:val="334155"/>
+          <w:sz w:val="19"/>
+        </w:rPr>
+        <w:t>acceso</w:t>
+      </w:r>
+      <w:proofErr w:type="spellEnd"/>
+      <w:r>
+        <w:rPr>
+          <w:rFonts w:ascii="Arial" w:hAnsi="Arial"/>
+          <w:color w:val="334155"/>
+          <w:sz w:val="19"/>
+        </w:rPr>
+        <w:t xml:space="preserve"> </w:t>
+      </w:r>
+      <w:proofErr w:type="spellStart"/>
+      <w:r>
+        <w:rPr>
+          <w:rFonts w:ascii="Arial" w:hAnsi="Arial"/>
+          <w:color w:val="334155"/>
+          <w:sz w:val="19"/>
+        </w:rPr>
+        <w:t>basado</w:t>
+      </w:r>
+      <w:proofErr w:type="spellEnd"/>
+      <w:r>
+        <w:rPr>
+          <w:rFonts w:ascii="Arial" w:hAnsi="Arial"/>
+          <w:color w:val="334155"/>
+          <w:sz w:val="19"/>
+        </w:rPr>
+        <w:t xml:space="preserve"> </w:t>
+      </w:r>
+      <w:proofErr w:type="spellStart"/>
+      <w:r>
+        <w:rPr>
+          <w:rFonts w:ascii="Arial" w:hAnsi="Arial"/>
+          <w:color w:val="334155"/>
+          <w:sz w:val="19"/>
+        </w:rPr>
+        <w:t>en</w:t>
+      </w:r>
+      <w:proofErr w:type="spellEnd"/>
+      <w:r>
+        <w:rPr>
+          <w:rFonts w:ascii="Arial" w:hAnsi="Arial"/>
+          <w:color w:val="334155"/>
+          <w:sz w:val="19"/>
+        </w:rPr>
+        <w:t xml:space="preserve"> roles</w:t>
+      </w:r>
+      <w:r>
+        <w:rPr>
+          <w:rFonts w:ascii="Arial" w:hAnsi="Arial"/>
+          <w:color w:val="334155"/>
+          <w:sz w:val="19"/>
+        </w:rPr>
+        <w:t>.</w:t>
       </w:r>
     </w:p>
     <w:p>
@@ -588,15 +762,25 @@
           <w:color w:val="334155"/>
           <w:sz w:val="19"/>
         </w:rPr>
-        <w:t>Cualquier estudiante universitario, investigador, egresado o profesional externo. Puede explorar el catálogo, matricularse, subir vouche</w:t>
-      </w:r>
-      <w:r>
-        <w:rPr>
-          <w:rFonts w:ascii="Arial" w:hAnsi="Arial"/>
-          <w:color w:val="334155"/>
-          <w:sz w:val="19"/>
-        </w:rPr>
-        <w:t>rs de Yape, ingresar a las clases virtuales y acceder a sus diplomas oficiales.</w:t>
+        <w:t xml:space="preserve">Cualquier estudiante universitario, investigador, egresado o profesional externo. Puede explorar el catálogo, matricularse, subir vouchers de Yape, ingresar a las clases virtuales y acceder a sus diplomas </w:t>
+      </w:r>
+      <w:proofErr w:type="spellStart"/>
+      <w:r>
+        <w:rPr>
+          <w:rFonts w:ascii="Arial" w:hAnsi="Arial"/>
+          <w:color w:val="334155"/>
+          <w:sz w:val="19"/>
+        </w:rPr>
+        <w:t>oficiales</w:t>
+      </w:r>
+      <w:proofErr w:type="spellEnd"/>
+      <w:r>
+        <w:rPr>
+          <w:rFonts w:ascii="Arial" w:hAnsi="Arial"/>
+          <w:color w:val="334155"/>
+          <w:sz w:val="19"/>
+        </w:rPr>
+        <w:t>.</w:t>
       </w:r>
     </w:p>
     <w:p>
@@ -620,15 +804,7 @@
           <w:color w:val="334155"/>
           <w:sz w:val="19"/>
         </w:rPr>
-        <w:t>Miembros acreditados de la directiva del IIICCD (Director, Secretario Académico, Coordinadores). Disponen de privilegios para crear program</w:t>
-      </w:r>
-      <w:r>
-        <w:rPr>
-          <w:rFonts w:ascii="Arial" w:hAnsi="Arial"/>
-          <w:color w:val="334155"/>
-          <w:sz w:val="19"/>
-        </w:rPr>
-        <w:t>as, revisar comprobantes bancarios, generar afiches publicitarios, emitir certificados con valor curricular y configurar los canales de cobro.</w:t>
+        <w:t>Miembros acreditados de la directiva del IIICCD (Director, Secretario Académico, Coordinadores). Disponen de privilegios para crear programas, revisar comprobantes bancarios, generar afiches publicitarios, emitir certificados con valor curricular y configurar los canales de cobro.</w:t>
       </w:r>
     </w:p>
     <w:p>
@@ -652,15 +828,7 @@
           <w:color w:val="334155"/>
           <w:sz w:val="19"/>
         </w:rPr>
-        <w:t>Cualquier evaluador, empleador o entidad que consulte la autenticidad de un diplo</w:t>
-      </w:r>
-      <w:r>
-        <w:rPr>
-          <w:rFonts w:ascii="Arial" w:hAnsi="Arial"/>
-          <w:color w:val="334155"/>
-          <w:sz w:val="19"/>
-        </w:rPr>
-        <w:t>ma en /verificar sin necesidad de tener cuenta.</w:t>
+        <w:t>Cualquier evaluador, empleador o entidad que consulte la autenticidad de un diploma en /verificar sin necesidad de tener cuenta.</w:t>
       </w:r>
     </w:p>
     <w:p>
@@ -712,15 +880,7 @@
           <w:color w:val="334155"/>
           <w:sz w:val="19"/>
         </w:rPr>
-        <w:t>Cualquier nave</w:t>
-      </w:r>
-      <w:r>
-        <w:rPr>
-          <w:rFonts w:ascii="Arial" w:hAnsi="Arial"/>
-          <w:color w:val="334155"/>
-          <w:sz w:val="19"/>
-        </w:rPr>
-        <w:t>gador web con soporte HTML5 (Google Chrome, Microsoft Edge, Mozilla Firefox, Safari u Opera) tanto en computadoras de escritorio, laptops, tablets o smartphones.</w:t>
+        <w:t>Cualquier navegador web con soporte HTML5 (Google Chrome, Microsoft Edge, Mozilla Firefox, Safari u Opera) tanto en computadoras de escritorio, laptops, tablets o smartphones.</w:t>
       </w:r>
     </w:p>
     <w:p>
@@ -729,6 +889,7 @@
         <w:spacing w:after="60"/>
         <w:jc w:val="both"/>
       </w:pPr>
+      <w:proofErr w:type="spellStart"/>
       <w:r>
         <w:rPr>
           <w:rFonts w:ascii="Arial" w:hAnsi="Arial"/>
@@ -736,48 +897,328 @@
           <w:color w:val="1E293B"/>
           <w:sz w:val="19"/>
         </w:rPr>
-        <w:t xml:space="preserve">Conectividad: </w:t>
-      </w:r>
-      <w:r>
-        <w:rPr>
-          <w:rFonts w:ascii="Arial" w:hAnsi="Arial"/>
-          <w:color w:val="334155"/>
-          <w:sz w:val="19"/>
-        </w:rPr>
-        <w:t>Conexión básica a internet (3G, 4G, 5G o fibra óptica). La aplicación cuenta con</w:t>
-      </w:r>
-      <w:r>
-        <w:rPr>
-          <w:rFonts w:ascii="Arial" w:hAnsi="Arial"/>
-          <w:color w:val="334155"/>
-          <w:sz w:val="19"/>
-        </w:rPr>
-        <w:t xml:space="preserve"> compresión GZIP y optimización de caché local que permite operar fluidamente con baja conectividad.</w:t>
+        <w:t>Dirección</w:t>
+      </w:r>
+      <w:proofErr w:type="spellEnd"/>
+      <w:r>
+        <w:rPr>
+          <w:rFonts w:ascii="Arial" w:hAnsi="Arial"/>
+          <w:b/>
+          <w:color w:val="1E293B"/>
+          <w:sz w:val="19"/>
+        </w:rPr>
+        <w:t xml:space="preserve"> Web </w:t>
+      </w:r>
+      <w:proofErr w:type="spellStart"/>
+      <w:r>
+        <w:rPr>
+          <w:rFonts w:ascii="Arial" w:hAnsi="Arial"/>
+          <w:b/>
+          <w:color w:val="1E293B"/>
+          <w:sz w:val="19"/>
+        </w:rPr>
+        <w:t>Oficial</w:t>
+      </w:r>
+      <w:proofErr w:type="spellEnd"/>
+      <w:r>
+        <w:rPr>
+          <w:rFonts w:ascii="Arial" w:hAnsi="Arial"/>
+          <w:b/>
+          <w:color w:val="1E293B"/>
+          <w:sz w:val="19"/>
+        </w:rPr>
+        <w:t xml:space="preserve">: </w:t>
+      </w:r>
+      <w:r>
+        <w:rPr>
+          <w:rFonts w:ascii="Arial" w:hAnsi="Arial"/>
+          <w:color w:val="334155"/>
+          <w:sz w:val="19"/>
+        </w:rPr>
+        <w:t xml:space="preserve">https://cursos-sistema.onrender.com (con </w:t>
+      </w:r>
+      <w:proofErr w:type="spellStart"/>
+      <w:r>
+        <w:rPr>
+          <w:rFonts w:ascii="Arial" w:hAnsi="Arial"/>
+          <w:color w:val="334155"/>
+          <w:sz w:val="19"/>
+        </w:rPr>
+        <w:t>certificado</w:t>
+      </w:r>
+      <w:proofErr w:type="spellEnd"/>
+      <w:r>
+        <w:rPr>
+          <w:rFonts w:ascii="Arial" w:hAnsi="Arial"/>
+          <w:color w:val="334155"/>
+          <w:sz w:val="19"/>
+        </w:rPr>
+        <w:t xml:space="preserve"> de </w:t>
+      </w:r>
+      <w:proofErr w:type="spellStart"/>
+      <w:r>
+        <w:rPr>
+          <w:rFonts w:ascii="Arial" w:hAnsi="Arial"/>
+          <w:color w:val="334155"/>
+          <w:sz w:val="19"/>
+        </w:rPr>
+        <w:t>seguridad</w:t>
+      </w:r>
+      <w:proofErr w:type="spellEnd"/>
+      <w:r>
+        <w:rPr>
+          <w:rFonts w:ascii="Arial" w:hAnsi="Arial"/>
+          <w:color w:val="334155"/>
+          <w:sz w:val="19"/>
+        </w:rPr>
+        <w:t xml:space="preserve"> SSL/TLS </w:t>
+      </w:r>
+      <w:proofErr w:type="spellStart"/>
+      <w:r>
+        <w:rPr>
+          <w:rFonts w:ascii="Arial" w:hAnsi="Arial"/>
+          <w:color w:val="334155"/>
+          <w:sz w:val="19"/>
+        </w:rPr>
+        <w:t>activo</w:t>
+      </w:r>
+      <w:proofErr w:type="spellEnd"/>
+      <w:r>
+        <w:rPr>
+          <w:rFonts w:ascii="Arial" w:hAnsi="Arial"/>
+          <w:color w:val="334155"/>
+          <w:sz w:val="19"/>
+        </w:rPr>
+        <w:t>).</w:t>
       </w:r>
     </w:p>
     <w:p>
       <w:pPr>
         <w:pStyle w:val="Listaconvietas"/>
+        <w:numPr>
+          <w:ilvl w:val="0"/>
+          <w:numId w:val="0"/>
+        </w:numPr>
         <w:spacing w:after="60"/>
+        <w:ind w:left="360" w:hanging="360"/>
         <w:jc w:val="both"/>
       </w:pPr>
-      <w:r>
-        <w:rPr>
-          <w:rFonts w:ascii="Arial" w:hAnsi="Arial"/>
-          <w:b/>
-          <w:color w:val="1E293B"/>
-          <w:sz w:val="19"/>
-        </w:rPr>
-        <w:t xml:space="preserve">Dirección Web Oficial: </w:t>
-      </w:r>
-      <w:r>
-        <w:rPr>
-          <w:rFonts w:ascii="Arial" w:hAnsi="Arial"/>
-          <w:color w:val="334155"/>
-          <w:sz w:val="19"/>
-        </w:rPr>
-        <w:t>https://cursos-sistema.onrender.com (con certificado de seguridad SSL/TLS activo).</w:t>
-      </w:r>
+    </w:p>
+    <w:p>
+      <w:pPr>
+        <w:pStyle w:val="Listaconvietas"/>
+        <w:numPr>
+          <w:ilvl w:val="0"/>
+          <w:numId w:val="0"/>
+        </w:numPr>
+        <w:spacing w:after="60"/>
+        <w:ind w:left="360" w:hanging="360"/>
+        <w:jc w:val="both"/>
+      </w:pPr>
+    </w:p>
+    <w:p>
+      <w:pPr>
+        <w:pStyle w:val="Listaconvietas"/>
+        <w:numPr>
+          <w:ilvl w:val="0"/>
+          <w:numId w:val="0"/>
+        </w:numPr>
+        <w:spacing w:after="60"/>
+        <w:ind w:left="360" w:hanging="360"/>
+        <w:jc w:val="both"/>
+      </w:pPr>
+    </w:p>
+    <w:p>
+      <w:pPr>
+        <w:pStyle w:val="Listaconvietas"/>
+        <w:numPr>
+          <w:ilvl w:val="0"/>
+          <w:numId w:val="0"/>
+        </w:numPr>
+        <w:spacing w:after="60"/>
+        <w:ind w:left="360" w:hanging="360"/>
+        <w:jc w:val="both"/>
+      </w:pPr>
+    </w:p>
+    <w:p>
+      <w:pPr>
+        <w:pStyle w:val="Listaconvietas"/>
+        <w:numPr>
+          <w:ilvl w:val="0"/>
+          <w:numId w:val="0"/>
+        </w:numPr>
+        <w:spacing w:after="60"/>
+        <w:ind w:left="360" w:hanging="360"/>
+        <w:jc w:val="both"/>
+      </w:pPr>
+    </w:p>
+    <w:p>
+      <w:pPr>
+        <w:pStyle w:val="Listaconvietas"/>
+        <w:numPr>
+          <w:ilvl w:val="0"/>
+          <w:numId w:val="0"/>
+        </w:numPr>
+        <w:spacing w:after="60"/>
+        <w:ind w:left="360" w:hanging="360"/>
+        <w:jc w:val="both"/>
+      </w:pPr>
+    </w:p>
+    <w:p>
+      <w:pPr>
+        <w:pStyle w:val="Listaconvietas"/>
+        <w:numPr>
+          <w:ilvl w:val="0"/>
+          <w:numId w:val="0"/>
+        </w:numPr>
+        <w:spacing w:after="60"/>
+        <w:ind w:left="360" w:hanging="360"/>
+        <w:jc w:val="both"/>
+      </w:pPr>
+    </w:p>
+    <w:p>
+      <w:pPr>
+        <w:pStyle w:val="Listaconvietas"/>
+        <w:numPr>
+          <w:ilvl w:val="0"/>
+          <w:numId w:val="0"/>
+        </w:numPr>
+        <w:spacing w:after="60"/>
+        <w:ind w:left="360" w:hanging="360"/>
+        <w:jc w:val="both"/>
+      </w:pPr>
+    </w:p>
+    <w:p>
+      <w:pPr>
+        <w:pStyle w:val="Listaconvietas"/>
+        <w:numPr>
+          <w:ilvl w:val="0"/>
+          <w:numId w:val="0"/>
+        </w:numPr>
+        <w:spacing w:after="60"/>
+        <w:ind w:left="360" w:hanging="360"/>
+        <w:jc w:val="both"/>
+      </w:pPr>
+    </w:p>
+    <w:p>
+      <w:pPr>
+        <w:pStyle w:val="Listaconvietas"/>
+        <w:numPr>
+          <w:ilvl w:val="0"/>
+          <w:numId w:val="0"/>
+        </w:numPr>
+        <w:spacing w:after="60"/>
+        <w:ind w:left="360" w:hanging="360"/>
+        <w:jc w:val="both"/>
+      </w:pPr>
+    </w:p>
+    <w:p>
+      <w:pPr>
+        <w:pStyle w:val="Listaconvietas"/>
+        <w:numPr>
+          <w:ilvl w:val="0"/>
+          <w:numId w:val="0"/>
+        </w:numPr>
+        <w:spacing w:after="60"/>
+        <w:ind w:left="360" w:hanging="360"/>
+        <w:jc w:val="both"/>
+      </w:pPr>
+    </w:p>
+    <w:p>
+      <w:pPr>
+        <w:pStyle w:val="Listaconvietas"/>
+        <w:numPr>
+          <w:ilvl w:val="0"/>
+          <w:numId w:val="0"/>
+        </w:numPr>
+        <w:spacing w:after="60"/>
+        <w:ind w:left="360" w:hanging="360"/>
+        <w:jc w:val="both"/>
+      </w:pPr>
+    </w:p>
+    <w:p>
+      <w:pPr>
+        <w:pStyle w:val="Listaconvietas"/>
+        <w:numPr>
+          <w:ilvl w:val="0"/>
+          <w:numId w:val="0"/>
+        </w:numPr>
+        <w:spacing w:after="60"/>
+        <w:ind w:left="360" w:hanging="360"/>
+        <w:jc w:val="both"/>
+      </w:pPr>
+    </w:p>
+    <w:p>
+      <w:pPr>
+        <w:pStyle w:val="Listaconvietas"/>
+        <w:numPr>
+          <w:ilvl w:val="0"/>
+          <w:numId w:val="0"/>
+        </w:numPr>
+        <w:spacing w:after="60"/>
+        <w:ind w:left="360" w:hanging="360"/>
+        <w:jc w:val="both"/>
+      </w:pPr>
+    </w:p>
+    <w:p>
+      <w:pPr>
+        <w:pStyle w:val="Listaconvietas"/>
+        <w:numPr>
+          <w:ilvl w:val="0"/>
+          <w:numId w:val="0"/>
+        </w:numPr>
+        <w:spacing w:after="60"/>
+        <w:ind w:left="360" w:hanging="360"/>
+        <w:jc w:val="both"/>
+      </w:pPr>
+    </w:p>
+    <w:p>
+      <w:pPr>
+        <w:pStyle w:val="Listaconvietas"/>
+        <w:numPr>
+          <w:ilvl w:val="0"/>
+          <w:numId w:val="0"/>
+        </w:numPr>
+        <w:spacing w:after="60"/>
+        <w:ind w:left="360" w:hanging="360"/>
+        <w:jc w:val="both"/>
+      </w:pPr>
+    </w:p>
+    <w:p>
+      <w:pPr>
+        <w:pStyle w:val="Listaconvietas"/>
+        <w:numPr>
+          <w:ilvl w:val="0"/>
+          <w:numId w:val="0"/>
+        </w:numPr>
+        <w:spacing w:after="60"/>
+        <w:ind w:left="360" w:hanging="360"/>
+        <w:jc w:val="both"/>
+      </w:pPr>
+    </w:p>
+    <w:p>
+      <w:pPr>
+        <w:pStyle w:val="Listaconvietas"/>
+        <w:numPr>
+          <w:ilvl w:val="0"/>
+          <w:numId w:val="0"/>
+        </w:numPr>
+        <w:spacing w:after="60"/>
+        <w:ind w:left="360" w:hanging="360"/>
+        <w:jc w:val="both"/>
+      </w:pPr>
+    </w:p>
+    <w:p>
+      <w:pPr>
+        <w:pStyle w:val="Listaconvietas"/>
+        <w:numPr>
+          <w:ilvl w:val="0"/>
+          <w:numId w:val="0"/>
+        </w:numPr>
+        <w:spacing w:after="60"/>
+        <w:ind w:left="360" w:hanging="360"/>
+        <w:jc w:val="both"/>
+      </w:pPr>
     </w:p>
     <w:p>
       <w:pPr>
@@ -791,163 +1232,248 @@
           <w:color w:val="6D1A24"/>
           <w:sz w:val="27"/>
         </w:rPr>
-        <w:t>SECCIÓN II: GUÍA DEL PARTICIPANTE (ESTUDIANTE / I</w:t>
-      </w:r>
+        <w:lastRenderedPageBreak/>
+        <w:t>SECCIÓN II: GUÍA DEL PARTICIPANTE (ESTUDIANTE / INVESTIGADOR)</w:t>
+      </w:r>
+    </w:p>
+    <w:p>
+      <w:pPr>
+        <w:spacing w:after="80"/>
+        <w:jc w:val="both"/>
+      </w:pPr>
+      <w:proofErr w:type="spellStart"/>
+      <w:r>
+        <w:rPr>
+          <w:rFonts w:ascii="Arial" w:hAnsi="Arial"/>
+          <w:color w:val="334155"/>
+          <w:sz w:val="19"/>
+        </w:rPr>
+        <w:t>Esta</w:t>
+      </w:r>
+      <w:proofErr w:type="spellEnd"/>
+      <w:r>
+        <w:rPr>
+          <w:rFonts w:ascii="Arial" w:hAnsi="Arial"/>
+          <w:color w:val="334155"/>
+          <w:sz w:val="19"/>
+        </w:rPr>
+        <w:t xml:space="preserve"> </w:t>
+      </w:r>
+      <w:proofErr w:type="spellStart"/>
+      <w:r>
+        <w:rPr>
+          <w:rFonts w:ascii="Arial" w:hAnsi="Arial"/>
+          <w:color w:val="334155"/>
+          <w:sz w:val="19"/>
+        </w:rPr>
+        <w:t>sección</w:t>
+      </w:r>
+      <w:proofErr w:type="spellEnd"/>
+      <w:r>
+        <w:rPr>
+          <w:rFonts w:ascii="Arial" w:hAnsi="Arial"/>
+          <w:color w:val="334155"/>
+          <w:sz w:val="19"/>
+        </w:rPr>
+        <w:t xml:space="preserve"> </w:t>
+      </w:r>
+      <w:proofErr w:type="spellStart"/>
+      <w:r>
+        <w:rPr>
+          <w:rFonts w:ascii="Arial" w:hAnsi="Arial"/>
+          <w:color w:val="334155"/>
+          <w:sz w:val="19"/>
+        </w:rPr>
+        <w:t>detalla</w:t>
+      </w:r>
+      <w:proofErr w:type="spellEnd"/>
+      <w:r>
+        <w:rPr>
+          <w:rFonts w:ascii="Arial" w:hAnsi="Arial"/>
+          <w:color w:val="334155"/>
+          <w:sz w:val="19"/>
+        </w:rPr>
+        <w:t xml:space="preserve"> paso a paso las operaciones que realiza un estudiante desde su llegada al portal hasta la obtención y descarga de su certificado universitario.</w:t>
+      </w:r>
+    </w:p>
+    <w:p>
+      <w:pPr>
+        <w:keepNext/>
+        <w:spacing w:before="280" w:after="80"/>
+      </w:pPr>
+      <w:proofErr w:type="spellStart"/>
+      <w:r>
+        <w:rPr>
+          <w:rFonts w:ascii="Arial" w:hAnsi="Arial"/>
+          <w:b/>
+          <w:color w:val="1E293B"/>
+        </w:rPr>
+        <w:t>Exploración</w:t>
+      </w:r>
+      <w:proofErr w:type="spellEnd"/>
+      <w:r>
+        <w:rPr>
+          <w:rFonts w:ascii="Arial" w:hAnsi="Arial"/>
+          <w:b/>
+          <w:color w:val="1E293B"/>
+        </w:rPr>
+        <w:t xml:space="preserve"> del Portal </w:t>
+      </w:r>
+      <w:proofErr w:type="spellStart"/>
+      <w:r>
+        <w:rPr>
+          <w:rFonts w:ascii="Arial" w:hAnsi="Arial"/>
+          <w:b/>
+          <w:color w:val="1E293B"/>
+        </w:rPr>
+        <w:t>Institucional</w:t>
+      </w:r>
+      <w:proofErr w:type="spellEnd"/>
+    </w:p>
+    <w:p>
+      <w:pPr>
+        <w:spacing w:after="80"/>
+        <w:jc w:val="both"/>
+      </w:pPr>
+      <w:r>
+        <w:rPr>
+          <w:rFonts w:ascii="Arial" w:hAnsi="Arial"/>
+          <w:color w:val="334155"/>
+          <w:sz w:val="19"/>
+        </w:rPr>
+        <w:t xml:space="preserve">Al </w:t>
+      </w:r>
+      <w:proofErr w:type="spellStart"/>
+      <w:r>
+        <w:rPr>
+          <w:rFonts w:ascii="Arial" w:hAnsi="Arial"/>
+          <w:color w:val="334155"/>
+          <w:sz w:val="19"/>
+        </w:rPr>
+        <w:t>ingresar</w:t>
+      </w:r>
+      <w:proofErr w:type="spellEnd"/>
+      <w:r>
+        <w:rPr>
+          <w:rFonts w:ascii="Arial" w:hAnsi="Arial"/>
+          <w:color w:val="334155"/>
+          <w:sz w:val="19"/>
+        </w:rPr>
+        <w:t xml:space="preserve"> a la </w:t>
+      </w:r>
+      <w:proofErr w:type="spellStart"/>
+      <w:r>
+        <w:rPr>
+          <w:rFonts w:ascii="Arial" w:hAnsi="Arial"/>
+          <w:color w:val="334155"/>
+          <w:sz w:val="19"/>
+        </w:rPr>
+        <w:t>dirección</w:t>
+      </w:r>
+      <w:proofErr w:type="spellEnd"/>
+      <w:r>
+        <w:rPr>
+          <w:rFonts w:ascii="Arial" w:hAnsi="Arial"/>
+          <w:color w:val="334155"/>
+          <w:sz w:val="19"/>
+        </w:rPr>
+        <w:t xml:space="preserve"> web principal, el usuario accede a una interfaz institucional moderna con identidad visual de la Universidad Nacional del Altiplano:</w:t>
+      </w:r>
+    </w:p>
+    <w:p>
+      <w:pPr>
+        <w:spacing w:before="80" w:after="80"/>
+        <w:jc w:val="both"/>
+        <w:rPr>
+          <w:rFonts w:ascii="Arial" w:hAnsi="Arial"/>
+          <w:color w:val="334155"/>
+          <w:sz w:val="19"/>
+        </w:rPr>
+      </w:pPr>
       <w:r>
         <w:rPr>
           <w:rFonts w:ascii="Arial" w:hAnsi="Arial"/>
           <w:b/>
           <w:color w:val="6D1A24"/>
-          <w:sz w:val="27"/>
-        </w:rPr>
-        <w:t>NVESTIGADOR)</w:t>
+          <w:sz w:val="19"/>
+        </w:rPr>
+        <w:t xml:space="preserve">Paso 1: </w:t>
+      </w:r>
+      <w:proofErr w:type="spellStart"/>
+      <w:r>
+        <w:rPr>
+          <w:rFonts w:ascii="Arial" w:hAnsi="Arial"/>
+          <w:b/>
+          <w:color w:val="1E293B"/>
+          <w:sz w:val="19"/>
+        </w:rPr>
+        <w:t>Ingreso</w:t>
+      </w:r>
+      <w:proofErr w:type="spellEnd"/>
+      <w:r>
+        <w:rPr>
+          <w:rFonts w:ascii="Arial" w:hAnsi="Arial"/>
+          <w:b/>
+          <w:color w:val="1E293B"/>
+          <w:sz w:val="19"/>
+        </w:rPr>
+        <w:t xml:space="preserve"> a la </w:t>
+      </w:r>
+      <w:proofErr w:type="spellStart"/>
+      <w:r>
+        <w:rPr>
+          <w:rFonts w:ascii="Arial" w:hAnsi="Arial"/>
+          <w:b/>
+          <w:color w:val="1E293B"/>
+          <w:sz w:val="19"/>
+        </w:rPr>
+        <w:t>Portada</w:t>
+      </w:r>
+      <w:proofErr w:type="spellEnd"/>
+      <w:r>
+        <w:rPr>
+          <w:rFonts w:ascii="Arial" w:hAnsi="Arial"/>
+          <w:b/>
+          <w:color w:val="1E293B"/>
+          <w:sz w:val="19"/>
+        </w:rPr>
+        <w:t xml:space="preserve"> — </w:t>
+      </w:r>
+      <w:r>
+        <w:rPr>
+          <w:rFonts w:ascii="Arial" w:hAnsi="Arial"/>
+          <w:color w:val="334155"/>
+          <w:sz w:val="19"/>
+        </w:rPr>
+        <w:t xml:space="preserve">Abra su navegador e ingrese a la dirección web oficial. </w:t>
       </w:r>
     </w:p>
     <w:p>
       <w:pPr>
-        <w:spacing w:after="80"/>
-        <w:jc w:val="both"/>
-      </w:pPr>
-      <w:r>
-        <w:rPr>
-          <w:rFonts w:ascii="Arial" w:hAnsi="Arial"/>
-          <w:color w:val="334155"/>
-          <w:sz w:val="19"/>
-        </w:rPr>
-        <w:t>Esta sección detalla paso a paso las operaciones que realiza un estudiante desde su llegada al portal hasta la obtención y descarga de su certificado universitario.</w:t>
-      </w:r>
-    </w:p>
-    <w:p>
-      <w:pPr>
-        <w:keepNext/>
-        <w:spacing w:before="280" w:after="80"/>
-      </w:pPr>
-      <w:r>
-        <w:rPr>
-          <w:rFonts w:ascii="Arial" w:hAnsi="Arial"/>
-          <w:b/>
-          <w:color w:val="1E293B"/>
-        </w:rPr>
-        <w:t>2.1. Exploración del Portal Institucional</w:t>
-      </w:r>
-    </w:p>
-    <w:p>
-      <w:pPr>
-        <w:spacing w:after="80"/>
-        <w:jc w:val="both"/>
-      </w:pPr>
-      <w:r>
-        <w:rPr>
-          <w:rFonts w:ascii="Arial" w:hAnsi="Arial"/>
-          <w:color w:val="334155"/>
-          <w:sz w:val="19"/>
-        </w:rPr>
-        <w:t>Al ingresar a la dirección web princ</w:t>
-      </w:r>
-      <w:r>
-        <w:rPr>
-          <w:rFonts w:ascii="Arial" w:hAnsi="Arial"/>
-          <w:color w:val="334155"/>
-          <w:sz w:val="19"/>
-        </w:rPr>
-        <w:t>ipal, el usuario accede a una interfaz institucional moderna con identidad visual de la Universidad Nacional del Altiplano:</w:t>
-      </w:r>
-    </w:p>
-    <w:p>
-      <w:pPr>
         <w:spacing w:before="80" w:after="80"/>
         <w:jc w:val="both"/>
-      </w:pPr>
-      <w:r>
-        <w:rPr>
-          <w:rFonts w:ascii="Arial" w:hAnsi="Arial"/>
-          <w:b/>
-          <w:color w:val="6D1A24"/>
-          <w:sz w:val="19"/>
-        </w:rPr>
-        <w:t xml:space="preserve">Paso 1: </w:t>
-      </w:r>
-      <w:r>
-        <w:rPr>
-          <w:rFonts w:ascii="Arial" w:hAnsi="Arial"/>
-          <w:b/>
-          <w:color w:val="1E293B"/>
-          <w:sz w:val="19"/>
-        </w:rPr>
-        <w:t xml:space="preserve">Ingreso a la Portada — </w:t>
-      </w:r>
-      <w:r>
-        <w:rPr>
-          <w:rFonts w:ascii="Arial" w:hAnsi="Arial"/>
-          <w:color w:val="334155"/>
-          <w:sz w:val="19"/>
-        </w:rPr>
-        <w:t>Abra su navegador e ingrese a la dirección web oficial. Visualizará la barra de navegación superior c</w:t>
-      </w:r>
-      <w:r>
-        <w:rPr>
-          <w:rFonts w:ascii="Arial" w:hAnsi="Arial"/>
-          <w:color w:val="334155"/>
-          <w:sz w:val="19"/>
-        </w:rPr>
-        <w:t>on efecto de cristal (Glassmorphism), el Hero institucional con estadísticas activas y el botón directo para explorar las convocatorias.</w:t>
-      </w:r>
-    </w:p>
-    <w:p>
-      <w:pPr>
-        <w:spacing w:before="80" w:after="80"/>
-        <w:jc w:val="both"/>
-      </w:pPr>
-      <w:r>
-        <w:rPr>
-          <w:rFonts w:ascii="Arial" w:hAnsi="Arial"/>
-          <w:b/>
-          <w:color w:val="6D1A24"/>
-          <w:sz w:val="19"/>
-        </w:rPr>
-        <w:t xml:space="preserve">Paso 2: </w:t>
-      </w:r>
-      <w:r>
-        <w:rPr>
-          <w:rFonts w:ascii="Arial" w:hAnsi="Arial"/>
-          <w:b/>
-          <w:color w:val="1E293B"/>
-          <w:sz w:val="19"/>
-        </w:rPr>
-        <w:t xml:space="preserve">Convocatoria Destacada (Flyer Oficial) — </w:t>
-      </w:r>
-      <w:r>
-        <w:rPr>
-          <w:rFonts w:ascii="Arial" w:hAnsi="Arial"/>
-          <w:color w:val="334155"/>
-          <w:sz w:val="19"/>
-        </w:rPr>
-        <w:t>En la parte superior se exhibe en una vitrina flotante el afiche ofici</w:t>
-      </w:r>
-      <w:r>
-        <w:rPr>
-          <w:rFonts w:ascii="Arial" w:hAnsi="Arial"/>
-          <w:color w:val="334155"/>
-          <w:sz w:val="19"/>
-        </w:rPr>
-        <w:t>al de gala del curso más reciente, con fecha de inicio, horarios, créditos y botón directo para ver el afiche en alta resolución.</w:t>
-      </w:r>
-    </w:p>
-    <w:p>
-      <w:pPr>
-        <w:keepNext/>
-        <w:spacing w:before="120" w:after="40"/>
-        <w:jc w:val="center"/>
+        <w:rPr>
+          <w:rFonts w:ascii="Arial" w:hAnsi="Arial"/>
+          <w:color w:val="334155"/>
+          <w:sz w:val="19"/>
+        </w:rPr>
       </w:pPr>
       <w:r>
         <w:rPr>
           <w:noProof/>
         </w:rPr>
-        <w:lastRenderedPageBreak/>
         <w:drawing>
-          <wp:inline distT="0" distB="0" distL="0" distR="0" wp14:anchorId="0AA0C81F" wp14:editId="5529FE44">
-            <wp:extent cx="5486400" cy="3293447"/>
-            <wp:effectExtent l="0" t="0" r="0" b="0"/>
+          <wp:anchor distT="0" distB="0" distL="114300" distR="114300" simplePos="0" relativeHeight="251663360" behindDoc="1" locked="0" layoutInCell="1" allowOverlap="1" wp14:anchorId="0AA0C81F" wp14:editId="551F0903">
+            <wp:simplePos x="0" y="0"/>
+            <wp:positionH relativeFrom="column">
+              <wp:posOffset>1905</wp:posOffset>
+            </wp:positionH>
+            <wp:positionV relativeFrom="paragraph">
+              <wp:posOffset>27940</wp:posOffset>
+            </wp:positionV>
+            <wp:extent cx="5485765" cy="2381250"/>
+            <wp:effectExtent l="0" t="0" r="635" b="0"/>
+            <wp:wrapNone/>
             <wp:docPr id="2" name="Picture 2"/>
             <wp:cNvGraphicFramePr>
               <a:graphicFrameLocks xmlns:a="http://schemas.openxmlformats.org/drawingml/2006/main" noChangeAspect="1"/>
@@ -959,42 +1485,504 @@
                     <pic:cNvPr id="0" name="fig01_inicio_portal.png"/>
                     <pic:cNvPicPr/>
                   </pic:nvPicPr>
-                  <pic:blipFill>
+                  <pic:blipFill rotWithShape="1">
                     <a:blip r:embed="rId9"/>
-                    <a:stretch>
-                      <a:fillRect/>
-                    </a:stretch>
+                    <a:srcRect b="20498"/>
+                    <a:stretch/>
                   </pic:blipFill>
-                  <pic:spPr>
+                  <pic:spPr bwMode="auto">
                     <a:xfrm>
                       <a:off x="0" y="0"/>
-                      <a:ext cx="5486400" cy="3293447"/>
+                      <a:ext cx="5485765" cy="2381250"/>
                     </a:xfrm>
                     <a:prstGeom prst="rect">
                       <a:avLst/>
                     </a:prstGeom>
+                    <a:ln>
+                      <a:noFill/>
+                    </a:ln>
+                    <a:extLst>
+                      <a:ext uri="{53640926-AAD7-44D8-BBD7-CCE9431645EC}">
+                        <a14:shadowObscured xmlns:a14="http://schemas.microsoft.com/office/drawing/2010/main"/>
+                      </a:ext>
+                    </a:extLst>
                   </pic:spPr>
                 </pic:pic>
               </a:graphicData>
             </a:graphic>
-          </wp:inline>
+            <wp14:sizeRelV relativeFrom="margin">
+              <wp14:pctHeight>0</wp14:pctHeight>
+            </wp14:sizeRelV>
+          </wp:anchor>
         </w:drawing>
       </w:r>
     </w:p>
     <w:p>
       <w:pPr>
+        <w:spacing w:before="80" w:after="80"/>
+        <w:jc w:val="both"/>
+        <w:rPr>
+          <w:rFonts w:ascii="Arial" w:hAnsi="Arial"/>
+          <w:color w:val="334155"/>
+          <w:sz w:val="19"/>
+        </w:rPr>
+      </w:pPr>
+    </w:p>
+    <w:p>
+      <w:pPr>
+        <w:spacing w:before="80" w:after="80"/>
+        <w:jc w:val="both"/>
+        <w:rPr>
+          <w:rFonts w:ascii="Arial" w:hAnsi="Arial"/>
+          <w:color w:val="334155"/>
+          <w:sz w:val="19"/>
+        </w:rPr>
+      </w:pPr>
+    </w:p>
+    <w:p>
+      <w:pPr>
+        <w:spacing w:before="80" w:after="80"/>
+        <w:jc w:val="both"/>
+        <w:rPr>
+          <w:rFonts w:ascii="Arial" w:hAnsi="Arial"/>
+          <w:color w:val="334155"/>
+          <w:sz w:val="19"/>
+        </w:rPr>
+      </w:pPr>
+    </w:p>
+    <w:p>
+      <w:pPr>
+        <w:spacing w:before="80" w:after="80"/>
+        <w:jc w:val="both"/>
+        <w:rPr>
+          <w:rFonts w:ascii="Arial" w:hAnsi="Arial"/>
+          <w:color w:val="334155"/>
+          <w:sz w:val="19"/>
+        </w:rPr>
+      </w:pPr>
+    </w:p>
+    <w:p>
+      <w:pPr>
+        <w:spacing w:before="80" w:after="80"/>
+        <w:jc w:val="both"/>
+        <w:rPr>
+          <w:rFonts w:ascii="Arial" w:hAnsi="Arial"/>
+          <w:color w:val="334155"/>
+          <w:sz w:val="19"/>
+        </w:rPr>
+      </w:pPr>
+    </w:p>
+    <w:p>
+      <w:pPr>
         <w:spacing w:before="40" w:after="160"/>
         <w:jc w:val="center"/>
-      </w:pPr>
-      <w:r>
         <w:rPr>
           <w:rFonts w:ascii="Arial" w:hAnsi="Arial"/>
           <w:i/>
           <w:color w:val="64748B"/>
           <w:sz w:val="17"/>
         </w:rPr>
-        <w:t>Figura 1: Portal Principal del Sistema, Hero Institucional y Barra de Navegación con Glassmorphism.</w:t>
-      </w:r>
+      </w:pPr>
+    </w:p>
+    <w:p>
+      <w:pPr>
+        <w:spacing w:before="40" w:after="160"/>
+        <w:jc w:val="center"/>
+        <w:rPr>
+          <w:rFonts w:ascii="Arial" w:hAnsi="Arial"/>
+          <w:i/>
+          <w:color w:val="64748B"/>
+          <w:sz w:val="17"/>
+        </w:rPr>
+      </w:pPr>
+    </w:p>
+    <w:p>
+      <w:pPr>
+        <w:spacing w:before="40" w:after="160"/>
+        <w:jc w:val="center"/>
+        <w:rPr>
+          <w:rFonts w:ascii="Arial" w:hAnsi="Arial"/>
+          <w:i/>
+          <w:color w:val="64748B"/>
+          <w:sz w:val="17"/>
+        </w:rPr>
+      </w:pPr>
+    </w:p>
+    <w:p>
+      <w:pPr>
+        <w:spacing w:before="40" w:after="160"/>
+        <w:jc w:val="center"/>
+        <w:rPr>
+          <w:rFonts w:ascii="Arial" w:hAnsi="Arial"/>
+          <w:i/>
+          <w:color w:val="64748B"/>
+          <w:sz w:val="17"/>
+        </w:rPr>
+      </w:pPr>
+    </w:p>
+    <w:p>
+      <w:pPr>
+        <w:spacing w:before="40" w:after="160"/>
+        <w:jc w:val="center"/>
+        <w:rPr>
+          <w:rFonts w:ascii="Arial" w:hAnsi="Arial"/>
+          <w:i/>
+          <w:color w:val="64748B"/>
+          <w:sz w:val="17"/>
+        </w:rPr>
+      </w:pPr>
+    </w:p>
+    <w:p>
+      <w:pPr>
+        <w:spacing w:before="40" w:after="160"/>
+        <w:jc w:val="center"/>
+      </w:pPr>
+      <w:proofErr w:type="spellStart"/>
+      <w:r>
+        <w:rPr>
+          <w:rFonts w:ascii="Arial" w:hAnsi="Arial"/>
+          <w:i/>
+          <w:color w:val="64748B"/>
+          <w:sz w:val="17"/>
+        </w:rPr>
+        <w:t>Figura</w:t>
+      </w:r>
+      <w:proofErr w:type="spellEnd"/>
+      <w:r>
+        <w:rPr>
+          <w:rFonts w:ascii="Arial" w:hAnsi="Arial"/>
+          <w:i/>
+          <w:color w:val="64748B"/>
+          <w:sz w:val="17"/>
+        </w:rPr>
+        <w:t xml:space="preserve"> 1: Portal Principal del Sistema, Hero </w:t>
+      </w:r>
+      <w:proofErr w:type="spellStart"/>
+      <w:r>
+        <w:rPr>
+          <w:rFonts w:ascii="Arial" w:hAnsi="Arial"/>
+          <w:i/>
+          <w:color w:val="64748B"/>
+          <w:sz w:val="17"/>
+        </w:rPr>
+        <w:t>Institucional</w:t>
+      </w:r>
+      <w:proofErr w:type="spellEnd"/>
+      <w:r>
+        <w:rPr>
+          <w:rFonts w:ascii="Arial" w:hAnsi="Arial"/>
+          <w:i/>
+          <w:color w:val="64748B"/>
+          <w:sz w:val="17"/>
+        </w:rPr>
+        <w:t xml:space="preserve"> y Barra de </w:t>
+      </w:r>
+      <w:proofErr w:type="spellStart"/>
+      <w:r>
+        <w:rPr>
+          <w:rFonts w:ascii="Arial" w:hAnsi="Arial"/>
+          <w:i/>
+          <w:color w:val="64748B"/>
+          <w:sz w:val="17"/>
+        </w:rPr>
+        <w:t>Navegación</w:t>
+      </w:r>
+      <w:proofErr w:type="spellEnd"/>
+      <w:r>
+        <w:rPr>
+          <w:rFonts w:ascii="Arial" w:hAnsi="Arial"/>
+          <w:i/>
+          <w:color w:val="64748B"/>
+          <w:sz w:val="17"/>
+        </w:rPr>
+        <w:t xml:space="preserve"> con </w:t>
+      </w:r>
+      <w:proofErr w:type="spellStart"/>
+      <w:r>
+        <w:rPr>
+          <w:rFonts w:ascii="Arial" w:hAnsi="Arial"/>
+          <w:i/>
+          <w:color w:val="64748B"/>
+          <w:sz w:val="17"/>
+        </w:rPr>
+        <w:t>Glassmorphism</w:t>
+      </w:r>
+      <w:proofErr w:type="spellEnd"/>
+      <w:r>
+        <w:rPr>
+          <w:rFonts w:ascii="Arial" w:hAnsi="Arial"/>
+          <w:i/>
+          <w:color w:val="64748B"/>
+          <w:sz w:val="17"/>
+        </w:rPr>
+        <w:t>.</w:t>
+      </w:r>
+    </w:p>
+    <w:p>
+      <w:pPr>
+        <w:spacing w:before="80" w:after="80"/>
+        <w:jc w:val="both"/>
+      </w:pPr>
+      <w:r>
+        <w:rPr>
+          <w:rFonts w:ascii="Arial" w:hAnsi="Arial"/>
+          <w:b/>
+          <w:color w:val="6D1A24"/>
+          <w:sz w:val="19"/>
+        </w:rPr>
+        <w:t xml:space="preserve">Paso 2: </w:t>
+      </w:r>
+      <w:proofErr w:type="spellStart"/>
+      <w:r>
+        <w:rPr>
+          <w:rFonts w:ascii="Arial" w:hAnsi="Arial"/>
+          <w:b/>
+          <w:color w:val="1E293B"/>
+          <w:sz w:val="19"/>
+        </w:rPr>
+        <w:t>Convocatoria</w:t>
+      </w:r>
+      <w:proofErr w:type="spellEnd"/>
+      <w:r>
+        <w:rPr>
+          <w:rFonts w:ascii="Arial" w:hAnsi="Arial"/>
+          <w:b/>
+          <w:color w:val="1E293B"/>
+          <w:sz w:val="19"/>
+        </w:rPr>
+        <w:t xml:space="preserve"> </w:t>
+      </w:r>
+      <w:proofErr w:type="spellStart"/>
+      <w:r>
+        <w:rPr>
+          <w:rFonts w:ascii="Arial" w:hAnsi="Arial"/>
+          <w:b/>
+          <w:color w:val="1E293B"/>
+          <w:sz w:val="19"/>
+        </w:rPr>
+        <w:t>Destacada</w:t>
+      </w:r>
+      <w:proofErr w:type="spellEnd"/>
+      <w:r>
+        <w:rPr>
+          <w:rFonts w:ascii="Arial" w:hAnsi="Arial"/>
+          <w:b/>
+          <w:color w:val="1E293B"/>
+          <w:sz w:val="19"/>
+        </w:rPr>
+        <w:t xml:space="preserve"> (Flyer </w:t>
+      </w:r>
+      <w:proofErr w:type="spellStart"/>
+      <w:r>
+        <w:rPr>
+          <w:rFonts w:ascii="Arial" w:hAnsi="Arial"/>
+          <w:b/>
+          <w:color w:val="1E293B"/>
+          <w:sz w:val="19"/>
+        </w:rPr>
+        <w:t>Oficial</w:t>
+      </w:r>
+      <w:proofErr w:type="spellEnd"/>
+      <w:r>
+        <w:rPr>
+          <w:rFonts w:ascii="Arial" w:hAnsi="Arial"/>
+          <w:b/>
+          <w:color w:val="1E293B"/>
+          <w:sz w:val="19"/>
+        </w:rPr>
+        <w:t xml:space="preserve">) — </w:t>
+      </w:r>
+      <w:r>
+        <w:rPr>
+          <w:rFonts w:ascii="Arial" w:hAnsi="Arial"/>
+          <w:color w:val="334155"/>
+          <w:sz w:val="19"/>
+        </w:rPr>
+        <w:t xml:space="preserve">En la parte superior se exhibe en una vitrina flotante el afiche oficial de gala del </w:t>
+      </w:r>
+      <w:proofErr w:type="spellStart"/>
+      <w:r>
+        <w:rPr>
+          <w:rFonts w:ascii="Arial" w:hAnsi="Arial"/>
+          <w:color w:val="334155"/>
+          <w:sz w:val="19"/>
+        </w:rPr>
+        <w:t>curso</w:t>
+      </w:r>
+      <w:proofErr w:type="spellEnd"/>
+      <w:r>
+        <w:rPr>
+          <w:rFonts w:ascii="Arial" w:hAnsi="Arial"/>
+          <w:color w:val="334155"/>
+          <w:sz w:val="19"/>
+        </w:rPr>
+        <w:t xml:space="preserve"> </w:t>
+      </w:r>
+      <w:proofErr w:type="spellStart"/>
+      <w:r>
+        <w:rPr>
+          <w:rFonts w:ascii="Arial" w:hAnsi="Arial"/>
+          <w:color w:val="334155"/>
+          <w:sz w:val="19"/>
+        </w:rPr>
+        <w:t>más</w:t>
+      </w:r>
+      <w:proofErr w:type="spellEnd"/>
+      <w:r>
+        <w:rPr>
+          <w:rFonts w:ascii="Arial" w:hAnsi="Arial"/>
+          <w:color w:val="334155"/>
+          <w:sz w:val="19"/>
+        </w:rPr>
+        <w:t xml:space="preserve"> </w:t>
+      </w:r>
+      <w:proofErr w:type="spellStart"/>
+      <w:r>
+        <w:rPr>
+          <w:rFonts w:ascii="Arial" w:hAnsi="Arial"/>
+          <w:color w:val="334155"/>
+          <w:sz w:val="19"/>
+        </w:rPr>
+        <w:t>reciente</w:t>
+      </w:r>
+      <w:proofErr w:type="spellEnd"/>
+      <w:r>
+        <w:rPr>
+          <w:rFonts w:ascii="Arial" w:hAnsi="Arial"/>
+          <w:color w:val="334155"/>
+          <w:sz w:val="19"/>
+        </w:rPr>
+        <w:t xml:space="preserve"> y mas </w:t>
+      </w:r>
+      <w:proofErr w:type="spellStart"/>
+      <w:r>
+        <w:rPr>
+          <w:rFonts w:ascii="Arial" w:hAnsi="Arial"/>
+          <w:color w:val="334155"/>
+          <w:sz w:val="19"/>
+        </w:rPr>
+        <w:t>abajo</w:t>
+      </w:r>
+      <w:proofErr w:type="spellEnd"/>
+      <w:r>
+        <w:rPr>
+          <w:rFonts w:ascii="Arial" w:hAnsi="Arial"/>
+          <w:color w:val="334155"/>
+          <w:sz w:val="19"/>
+        </w:rPr>
+        <w:t xml:space="preserve"> </w:t>
+      </w:r>
+      <w:proofErr w:type="spellStart"/>
+      <w:r>
+        <w:rPr>
+          <w:rFonts w:ascii="Arial" w:hAnsi="Arial"/>
+          <w:color w:val="334155"/>
+          <w:sz w:val="19"/>
+        </w:rPr>
+        <w:t>esta</w:t>
+      </w:r>
+      <w:proofErr w:type="spellEnd"/>
+      <w:r>
+        <w:rPr>
+          <w:rFonts w:ascii="Arial" w:hAnsi="Arial"/>
+          <w:color w:val="334155"/>
+          <w:sz w:val="19"/>
+        </w:rPr>
+        <w:t xml:space="preserve"> mas </w:t>
+      </w:r>
+      <w:proofErr w:type="spellStart"/>
+      <w:r>
+        <w:rPr>
+          <w:rFonts w:ascii="Arial" w:hAnsi="Arial"/>
+          <w:color w:val="334155"/>
+          <w:sz w:val="19"/>
+        </w:rPr>
+        <w:t>eventos</w:t>
+      </w:r>
+      <w:proofErr w:type="spellEnd"/>
+      <w:r>
+        <w:rPr>
+          <w:rFonts w:ascii="Arial" w:hAnsi="Arial"/>
+          <w:color w:val="334155"/>
+          <w:sz w:val="19"/>
+        </w:rPr>
+        <w:t xml:space="preserve"> de </w:t>
+      </w:r>
+      <w:proofErr w:type="spellStart"/>
+      <w:r>
+        <w:rPr>
+          <w:rFonts w:ascii="Arial" w:hAnsi="Arial"/>
+          <w:color w:val="334155"/>
+          <w:sz w:val="19"/>
+        </w:rPr>
+        <w:t>anteriores</w:t>
+      </w:r>
+      <w:proofErr w:type="spellEnd"/>
+      <w:r>
+        <w:rPr>
+          <w:rFonts w:ascii="Arial" w:hAnsi="Arial"/>
+          <w:color w:val="334155"/>
+          <w:sz w:val="19"/>
+        </w:rPr>
+        <w:t xml:space="preserve"> </w:t>
+      </w:r>
+      <w:proofErr w:type="spellStart"/>
+      <w:r>
+        <w:rPr>
+          <w:rFonts w:ascii="Arial" w:hAnsi="Arial"/>
+          <w:color w:val="334155"/>
+          <w:sz w:val="19"/>
+        </w:rPr>
+        <w:t>fechas</w:t>
+      </w:r>
+      <w:proofErr w:type="spellEnd"/>
+      <w:r>
+        <w:rPr>
+          <w:rFonts w:ascii="Arial" w:hAnsi="Arial"/>
+          <w:color w:val="334155"/>
+          <w:sz w:val="19"/>
+        </w:rPr>
+        <w:t xml:space="preserve"> </w:t>
+      </w:r>
+      <w:proofErr w:type="spellStart"/>
+      <w:r>
+        <w:rPr>
+          <w:rFonts w:ascii="Arial" w:hAnsi="Arial"/>
+          <w:color w:val="334155"/>
+          <w:sz w:val="19"/>
+        </w:rPr>
+        <w:t>pero</w:t>
+      </w:r>
+      <w:proofErr w:type="spellEnd"/>
+      <w:r>
+        <w:rPr>
+          <w:rFonts w:ascii="Arial" w:hAnsi="Arial"/>
+          <w:color w:val="334155"/>
+          <w:sz w:val="19"/>
+        </w:rPr>
+        <w:t xml:space="preserve"> </w:t>
+      </w:r>
+      <w:proofErr w:type="spellStart"/>
+      <w:r>
+        <w:rPr>
+          <w:rFonts w:ascii="Arial" w:hAnsi="Arial"/>
+          <w:color w:val="334155"/>
+          <w:sz w:val="19"/>
+        </w:rPr>
+        <w:t>activos</w:t>
+      </w:r>
+      <w:proofErr w:type="spellEnd"/>
+    </w:p>
+    <w:p>
+      <w:pPr>
+        <w:spacing w:before="40" w:after="160"/>
+        <w:rPr>
+          <w:rFonts w:ascii="Arial" w:hAnsi="Arial"/>
+          <w:i/>
+          <w:color w:val="64748B"/>
+          <w:sz w:val="17"/>
+        </w:rPr>
+      </w:pPr>
     </w:p>
     <w:p>
       <w:pPr>
@@ -1007,9 +1995,9 @@
           <w:noProof/>
         </w:rPr>
         <w:drawing>
-          <wp:inline distT="0" distB="0" distL="0" distR="0" wp14:anchorId="470C489A" wp14:editId="3D4A03E1">
-            <wp:extent cx="5486400" cy="3293447"/>
-            <wp:effectExtent l="0" t="0" r="0" b="0"/>
+          <wp:inline distT="0" distB="0" distL="0" distR="0" wp14:anchorId="470C489A" wp14:editId="2D91B56C">
+            <wp:extent cx="5483225" cy="2733675"/>
+            <wp:effectExtent l="0" t="0" r="3175" b="9525"/>
             <wp:docPr id="3" name="Picture 3"/>
             <wp:cNvGraphicFramePr>
               <a:graphicFrameLocks xmlns:a="http://schemas.openxmlformats.org/drawingml/2006/main" noChangeAspect="1"/>
@@ -1030,7 +2018,7 @@
                   <pic:spPr>
                     <a:xfrm>
                       <a:off x="0" y="0"/>
-                      <a:ext cx="5486400" cy="3293447"/>
+                      <a:ext cx="5494111" cy="2739102"/>
                     </a:xfrm>
                     <a:prstGeom prst="rect">
                       <a:avLst/>
@@ -1047,16 +2035,13 @@
       <w:pPr>
         <w:spacing w:before="40" w:after="160"/>
         <w:jc w:val="center"/>
-      </w:pPr>
-      <w:r>
         <w:rPr>
           <w:rFonts w:ascii="Arial" w:hAnsi="Arial"/>
           <w:i/>
           <w:color w:val="64748B"/>
           <w:sz w:val="17"/>
         </w:rPr>
-        <w:t>Figura 2: Vitrina Flot</w:t>
-      </w:r>
+      </w:pPr>
       <w:r>
         <w:rPr>
           <w:rFonts w:ascii="Arial" w:hAnsi="Arial"/>
@@ -1064,11 +2049,147 @@
           <w:color w:val="64748B"/>
           <w:sz w:val="17"/>
         </w:rPr>
-        <w:t>ante Institucional con el Afiche Promocional del Programa Destacado.</w:t>
+        <w:t xml:space="preserve">Figura 2: Vitrina Flotante Institucional con </w:t>
+      </w:r>
+      <w:proofErr w:type="spellStart"/>
+      <w:r>
+        <w:rPr>
+          <w:rFonts w:ascii="Arial" w:hAnsi="Arial"/>
+          <w:i/>
+          <w:color w:val="64748B"/>
+          <w:sz w:val="17"/>
+        </w:rPr>
+        <w:t>el</w:t>
+      </w:r>
+      <w:proofErr w:type="spellEnd"/>
+      <w:r>
+        <w:rPr>
+          <w:rFonts w:ascii="Arial" w:hAnsi="Arial"/>
+          <w:i/>
+          <w:color w:val="64748B"/>
+          <w:sz w:val="17"/>
+        </w:rPr>
+        <w:t xml:space="preserve"> </w:t>
+      </w:r>
+      <w:proofErr w:type="spellStart"/>
+      <w:r>
+        <w:rPr>
+          <w:rFonts w:ascii="Arial" w:hAnsi="Arial"/>
+          <w:i/>
+          <w:color w:val="64748B"/>
+          <w:sz w:val="17"/>
+        </w:rPr>
+        <w:t>Afiche</w:t>
+      </w:r>
+      <w:proofErr w:type="spellEnd"/>
+      <w:r>
+        <w:rPr>
+          <w:rFonts w:ascii="Arial" w:hAnsi="Arial"/>
+          <w:i/>
+          <w:color w:val="64748B"/>
+          <w:sz w:val="17"/>
+        </w:rPr>
+        <w:t xml:space="preserve"> </w:t>
+      </w:r>
+      <w:proofErr w:type="spellStart"/>
+      <w:r>
+        <w:rPr>
+          <w:rFonts w:ascii="Arial" w:hAnsi="Arial"/>
+          <w:i/>
+          <w:color w:val="64748B"/>
+          <w:sz w:val="17"/>
+        </w:rPr>
+        <w:t>Promocional</w:t>
+      </w:r>
+      <w:proofErr w:type="spellEnd"/>
+      <w:r>
+        <w:rPr>
+          <w:rFonts w:ascii="Arial" w:hAnsi="Arial"/>
+          <w:i/>
+          <w:color w:val="64748B"/>
+          <w:sz w:val="17"/>
+        </w:rPr>
+        <w:t xml:space="preserve"> del </w:t>
+      </w:r>
+      <w:proofErr w:type="spellStart"/>
+      <w:r>
+        <w:rPr>
+          <w:rFonts w:ascii="Arial" w:hAnsi="Arial"/>
+          <w:i/>
+          <w:color w:val="64748B"/>
+          <w:sz w:val="17"/>
+        </w:rPr>
+        <w:t>Programa</w:t>
+      </w:r>
+      <w:proofErr w:type="spellEnd"/>
+      <w:r>
+        <w:rPr>
+          <w:rFonts w:ascii="Arial" w:hAnsi="Arial"/>
+          <w:i/>
+          <w:color w:val="64748B"/>
+          <w:sz w:val="17"/>
+        </w:rPr>
+        <w:t xml:space="preserve"> </w:t>
+      </w:r>
+      <w:proofErr w:type="spellStart"/>
+      <w:r>
+        <w:rPr>
+          <w:rFonts w:ascii="Arial" w:hAnsi="Arial"/>
+          <w:i/>
+          <w:color w:val="64748B"/>
+          <w:sz w:val="17"/>
+        </w:rPr>
+        <w:t>Destacado</w:t>
+      </w:r>
+      <w:proofErr w:type="spellEnd"/>
+      <w:r>
+        <w:rPr>
+          <w:rFonts w:ascii="Arial" w:hAnsi="Arial"/>
+          <w:i/>
+          <w:color w:val="64748B"/>
+          <w:sz w:val="17"/>
+        </w:rPr>
+        <w:t>.</w:t>
       </w:r>
     </w:p>
     <w:p>
       <w:pPr>
+        <w:spacing w:before="40" w:after="160"/>
+        <w:jc w:val="center"/>
+        <w:rPr>
+          <w:rFonts w:ascii="Arial" w:hAnsi="Arial"/>
+          <w:i/>
+          <w:color w:val="64748B"/>
+          <w:sz w:val="17"/>
+        </w:rPr>
+      </w:pPr>
+    </w:p>
+    <w:p>
+      <w:pPr>
+        <w:spacing w:before="40" w:after="160"/>
+        <w:jc w:val="center"/>
+        <w:rPr>
+          <w:rFonts w:ascii="Arial" w:hAnsi="Arial"/>
+          <w:i/>
+          <w:color w:val="64748B"/>
+          <w:sz w:val="17"/>
+        </w:rPr>
+      </w:pPr>
+    </w:p>
+    <w:p>
+      <w:pPr>
+        <w:spacing w:before="40" w:after="160"/>
+        <w:jc w:val="center"/>
+        <w:rPr>
+          <w:rFonts w:ascii="Arial" w:hAnsi="Arial"/>
+          <w:i/>
+          <w:color w:val="64748B"/>
+          <w:sz w:val="17"/>
+        </w:rPr>
+      </w:pPr>
+    </w:p>
+    <w:p>
+      <w:pPr>
         <w:keepNext/>
         <w:spacing w:before="280" w:after="80"/>
       </w:pPr>
@@ -1078,134 +2199,449 @@
           <w:b/>
           <w:color w:val="1E293B"/>
         </w:rPr>
-        <w:t>2.2. Catálogo Oficial de Cursos y Selección de Modalidad</w:t>
-      </w:r>
+        <w:lastRenderedPageBreak/>
+        <w:t xml:space="preserve">2.2. </w:t>
+      </w:r>
+      <w:proofErr w:type="spellStart"/>
+      <w:r>
+        <w:rPr>
+          <w:rFonts w:ascii="Arial" w:hAnsi="Arial"/>
+          <w:b/>
+          <w:color w:val="1E293B"/>
+        </w:rPr>
+        <w:t>Catálogo</w:t>
+      </w:r>
+      <w:proofErr w:type="spellEnd"/>
+      <w:r>
+        <w:rPr>
+          <w:rFonts w:ascii="Arial" w:hAnsi="Arial"/>
+          <w:b/>
+          <w:color w:val="1E293B"/>
+        </w:rPr>
+        <w:t xml:space="preserve"> </w:t>
+      </w:r>
+      <w:proofErr w:type="spellStart"/>
+      <w:r>
+        <w:rPr>
+          <w:rFonts w:ascii="Arial" w:hAnsi="Arial"/>
+          <w:b/>
+          <w:color w:val="1E293B"/>
+        </w:rPr>
+        <w:t>Oficial</w:t>
+      </w:r>
+      <w:proofErr w:type="spellEnd"/>
+      <w:r>
+        <w:rPr>
+          <w:rFonts w:ascii="Arial" w:hAnsi="Arial"/>
+          <w:b/>
+          <w:color w:val="1E293B"/>
+        </w:rPr>
+        <w:t xml:space="preserve"> de </w:t>
+      </w:r>
+      <w:proofErr w:type="spellStart"/>
+      <w:r>
+        <w:rPr>
+          <w:rFonts w:ascii="Arial" w:hAnsi="Arial"/>
+          <w:b/>
+          <w:color w:val="1E293B"/>
+        </w:rPr>
+        <w:t>Cursos</w:t>
+      </w:r>
+      <w:proofErr w:type="spellEnd"/>
+      <w:r>
+        <w:rPr>
+          <w:rFonts w:ascii="Arial" w:hAnsi="Arial"/>
+          <w:b/>
+          <w:color w:val="1E293B"/>
+        </w:rPr>
+        <w:t xml:space="preserve"> </w:t>
+      </w:r>
+      <w:r>
+        <w:rPr>
+          <w:rFonts w:ascii="Arial" w:hAnsi="Arial"/>
+          <w:b/>
+          <w:color w:val="1E293B"/>
+        </w:rPr>
+        <w:t xml:space="preserve">y </w:t>
+      </w:r>
+      <w:proofErr w:type="spellStart"/>
+      <w:r>
+        <w:rPr>
+          <w:rFonts w:ascii="Arial" w:hAnsi="Arial"/>
+          <w:b/>
+          <w:color w:val="1E293B"/>
+        </w:rPr>
+        <w:t>contactos</w:t>
+      </w:r>
+      <w:proofErr w:type="spellEnd"/>
     </w:p>
     <w:p>
       <w:pPr>
         <w:spacing w:after="80"/>
         <w:jc w:val="both"/>
-      </w:pPr>
-      <w:r>
-        <w:rPr>
-          <w:rFonts w:ascii="Arial" w:hAnsi="Arial"/>
-          <w:color w:val="334155"/>
-          <w:sz w:val="19"/>
-        </w:rPr>
-        <w:t>En el menú superior haga clic en «Cursos» o navegue a /catalogo para ingresar al catálogo completo:</w:t>
+        <w:rPr>
+          <w:rFonts w:ascii="Arial" w:hAnsi="Arial"/>
+          <w:color w:val="334155"/>
+          <w:sz w:val="19"/>
+        </w:rPr>
+      </w:pPr>
+      <w:r>
+        <w:rPr>
+          <w:rFonts w:ascii="Arial" w:hAnsi="Arial"/>
+          <w:color w:val="334155"/>
+          <w:sz w:val="19"/>
+        </w:rPr>
+        <w:t xml:space="preserve">En el menú superior </w:t>
+      </w:r>
+      <w:proofErr w:type="spellStart"/>
+      <w:r>
+        <w:rPr>
+          <w:rFonts w:ascii="Arial" w:hAnsi="Arial"/>
+          <w:color w:val="334155"/>
+          <w:sz w:val="19"/>
+        </w:rPr>
+        <w:t>haga</w:t>
+      </w:r>
+      <w:proofErr w:type="spellEnd"/>
+      <w:r>
+        <w:rPr>
+          <w:rFonts w:ascii="Arial" w:hAnsi="Arial"/>
+          <w:color w:val="334155"/>
+          <w:sz w:val="19"/>
+        </w:rPr>
+        <w:t xml:space="preserve"> </w:t>
+      </w:r>
+      <w:proofErr w:type="spellStart"/>
+      <w:r>
+        <w:rPr>
+          <w:rFonts w:ascii="Arial" w:hAnsi="Arial"/>
+          <w:color w:val="334155"/>
+          <w:sz w:val="19"/>
+        </w:rPr>
+        <w:t>clic</w:t>
+      </w:r>
+      <w:proofErr w:type="spellEnd"/>
+      <w:r>
+        <w:rPr>
+          <w:rFonts w:ascii="Arial" w:hAnsi="Arial"/>
+          <w:color w:val="334155"/>
+          <w:sz w:val="19"/>
+        </w:rPr>
+        <w:t xml:space="preserve"> </w:t>
+      </w:r>
+      <w:proofErr w:type="spellStart"/>
+      <w:r>
+        <w:rPr>
+          <w:rFonts w:ascii="Arial" w:hAnsi="Arial"/>
+          <w:color w:val="334155"/>
+          <w:sz w:val="19"/>
+        </w:rPr>
+        <w:t>en</w:t>
+      </w:r>
+      <w:proofErr w:type="spellEnd"/>
+      <w:r>
+        <w:rPr>
+          <w:rFonts w:ascii="Arial" w:hAnsi="Arial"/>
+          <w:color w:val="334155"/>
+          <w:sz w:val="19"/>
+        </w:rPr>
+        <w:t xml:space="preserve"> </w:t>
+      </w:r>
+      <w:proofErr w:type="spellStart"/>
+      <w:r>
+        <w:rPr>
+          <w:rFonts w:ascii="Arial" w:hAnsi="Arial"/>
+          <w:color w:val="334155"/>
+          <w:sz w:val="19"/>
+        </w:rPr>
+        <w:t>Cursos</w:t>
+      </w:r>
+      <w:proofErr w:type="spellEnd"/>
+      <w:r>
+        <w:rPr>
+          <w:rFonts w:ascii="Arial" w:hAnsi="Arial"/>
+          <w:color w:val="334155"/>
+          <w:sz w:val="19"/>
+        </w:rPr>
+        <w:t xml:space="preserve"> </w:t>
+      </w:r>
+      <w:r>
+        <w:rPr>
+          <w:rFonts w:ascii="Arial" w:hAnsi="Arial"/>
+          <w:color w:val="334155"/>
+          <w:sz w:val="19"/>
+        </w:rPr>
+        <w:t xml:space="preserve">o </w:t>
+      </w:r>
+      <w:proofErr w:type="spellStart"/>
+      <w:r>
+        <w:rPr>
+          <w:rFonts w:ascii="Arial" w:hAnsi="Arial"/>
+          <w:color w:val="334155"/>
+          <w:sz w:val="19"/>
+        </w:rPr>
+        <w:t>contactos</w:t>
+      </w:r>
+      <w:proofErr w:type="spellEnd"/>
+      <w:r>
+        <w:rPr>
+          <w:rFonts w:ascii="Arial" w:hAnsi="Arial"/>
+          <w:color w:val="334155"/>
+          <w:sz w:val="19"/>
+        </w:rPr>
+        <w:t xml:space="preserve"> se </w:t>
+      </w:r>
+      <w:proofErr w:type="spellStart"/>
+      <w:proofErr w:type="gramStart"/>
+      <w:r>
+        <w:rPr>
+          <w:rFonts w:ascii="Arial" w:hAnsi="Arial"/>
+          <w:color w:val="334155"/>
+          <w:sz w:val="19"/>
+        </w:rPr>
+        <w:t>visualiza</w:t>
+      </w:r>
+      <w:proofErr w:type="spellEnd"/>
+      <w:r>
+        <w:rPr>
+          <w:rFonts w:ascii="Arial" w:hAnsi="Arial"/>
+          <w:color w:val="334155"/>
+          <w:sz w:val="19"/>
+        </w:rPr>
+        <w:t xml:space="preserve"> </w:t>
+      </w:r>
+      <w:r>
+        <w:rPr>
+          <w:rFonts w:ascii="Arial" w:hAnsi="Arial"/>
+          <w:color w:val="334155"/>
+          <w:sz w:val="19"/>
+        </w:rPr>
+        <w:t xml:space="preserve"> para</w:t>
+      </w:r>
+      <w:proofErr w:type="gramEnd"/>
+      <w:r>
+        <w:rPr>
+          <w:rFonts w:ascii="Arial" w:hAnsi="Arial"/>
+          <w:color w:val="334155"/>
+          <w:sz w:val="19"/>
+        </w:rPr>
+        <w:t xml:space="preserve"> </w:t>
+      </w:r>
+      <w:proofErr w:type="spellStart"/>
+      <w:r>
+        <w:rPr>
+          <w:rFonts w:ascii="Arial" w:hAnsi="Arial"/>
+          <w:color w:val="334155"/>
+          <w:sz w:val="19"/>
+        </w:rPr>
+        <w:t>ingresar</w:t>
+      </w:r>
+      <w:proofErr w:type="spellEnd"/>
+      <w:r>
+        <w:rPr>
+          <w:rFonts w:ascii="Arial" w:hAnsi="Arial"/>
+          <w:color w:val="334155"/>
+          <w:sz w:val="19"/>
+        </w:rPr>
+        <w:t xml:space="preserve"> al </w:t>
+      </w:r>
+      <w:proofErr w:type="spellStart"/>
+      <w:r>
+        <w:rPr>
+          <w:rFonts w:ascii="Arial" w:hAnsi="Arial"/>
+          <w:color w:val="334155"/>
+          <w:sz w:val="19"/>
+        </w:rPr>
+        <w:t>catálogo</w:t>
+      </w:r>
+      <w:proofErr w:type="spellEnd"/>
+      <w:r>
+        <w:rPr>
+          <w:rFonts w:ascii="Arial" w:hAnsi="Arial"/>
+          <w:color w:val="334155"/>
+          <w:sz w:val="19"/>
+        </w:rPr>
+        <w:t xml:space="preserve"> </w:t>
+      </w:r>
+      <w:proofErr w:type="spellStart"/>
+      <w:r>
+        <w:rPr>
+          <w:rFonts w:ascii="Arial" w:hAnsi="Arial"/>
+          <w:color w:val="334155"/>
+          <w:sz w:val="19"/>
+        </w:rPr>
+        <w:t>completo</w:t>
+      </w:r>
+      <w:proofErr w:type="spellEnd"/>
+      <w:r>
+        <w:rPr>
+          <w:rFonts w:ascii="Arial" w:hAnsi="Arial"/>
+          <w:color w:val="334155"/>
+          <w:sz w:val="19"/>
+        </w:rPr>
+        <w:t>:</w:t>
       </w:r>
     </w:p>
     <w:p>
       <w:pPr>
-        <w:spacing w:before="80" w:after="80"/>
+        <w:spacing w:after="80"/>
         <w:jc w:val="both"/>
-      </w:pPr>
-      <w:r>
-        <w:rPr>
-          <w:rFonts w:ascii="Arial" w:hAnsi="Arial"/>
-          <w:b/>
-          <w:color w:val="6D1A24"/>
-          <w:sz w:val="19"/>
-        </w:rPr>
-        <w:t xml:space="preserve">Paso 1: </w:t>
-      </w:r>
-      <w:r>
-        <w:rPr>
-          <w:rFonts w:ascii="Arial" w:hAnsi="Arial"/>
-          <w:b/>
-          <w:color w:val="1E293B"/>
-          <w:sz w:val="19"/>
-        </w:rPr>
-        <w:t xml:space="preserve">Búsqueda Interactiva — </w:t>
-      </w:r>
-      <w:r>
-        <w:rPr>
-          <w:rFonts w:ascii="Arial" w:hAnsi="Arial"/>
-          <w:color w:val="334155"/>
-          <w:sz w:val="19"/>
-        </w:rPr>
-        <w:t>Escriba palabras clave (ej. 'Machine Learning', 'Algoritmos', 'Python') en el buscador superior. La lista se filtrará en tiempo real sin recargar la página.</w:t>
+        <w:rPr>
+          <w:rFonts w:ascii="Arial" w:hAnsi="Arial"/>
+          <w:color w:val="334155"/>
+          <w:sz w:val="19"/>
+        </w:rPr>
+      </w:pPr>
+      <w:r>
+        <w:rPr>
+          <w:rFonts w:ascii="Arial" w:hAnsi="Arial"/>
+          <w:noProof/>
+          <w:color w:val="334155"/>
+          <w:sz w:val="19"/>
+        </w:rPr>
+        <mc:AlternateContent>
+          <mc:Choice Requires="wps">
+            <w:drawing>
+              <wp:anchor distT="0" distB="0" distL="114300" distR="114300" simplePos="0" relativeHeight="251665408" behindDoc="0" locked="0" layoutInCell="1" allowOverlap="1" wp14:anchorId="05927EB4" wp14:editId="66FCEA56">
+                <wp:simplePos x="0" y="0"/>
+                <wp:positionH relativeFrom="column">
+                  <wp:posOffset>2611755</wp:posOffset>
+                </wp:positionH>
+                <wp:positionV relativeFrom="paragraph">
+                  <wp:posOffset>29210</wp:posOffset>
+                </wp:positionV>
+                <wp:extent cx="1524000" cy="876300"/>
+                <wp:effectExtent l="38100" t="19050" r="95250" b="95250"/>
+                <wp:wrapNone/>
+                <wp:docPr id="22" name="Conector recto de flecha 22"/>
+                <wp:cNvGraphicFramePr/>
+                <a:graphic xmlns:a="http://schemas.openxmlformats.org/drawingml/2006/main">
+                  <a:graphicData uri="http://schemas.microsoft.com/office/word/2010/wordprocessingShape">
+                    <wps:wsp>
+                      <wps:cNvCnPr/>
+                      <wps:spPr>
+                        <a:xfrm>
+                          <a:off x="0" y="0"/>
+                          <a:ext cx="1524000" cy="876300"/>
+                        </a:xfrm>
+                        <a:prstGeom prst="straightConnector1">
+                          <a:avLst/>
+                        </a:prstGeom>
+                        <a:ln>
+                          <a:tailEnd type="triangle"/>
+                        </a:ln>
+                      </wps:spPr>
+                      <wps:style>
+                        <a:lnRef idx="2">
+                          <a:schemeClr val="accent1"/>
+                        </a:lnRef>
+                        <a:fillRef idx="0">
+                          <a:schemeClr val="accent1"/>
+                        </a:fillRef>
+                        <a:effectRef idx="1">
+                          <a:schemeClr val="accent1"/>
+                        </a:effectRef>
+                        <a:fontRef idx="minor">
+                          <a:schemeClr val="tx1"/>
+                        </a:fontRef>
+                      </wps:style>
+                      <wps:bodyPr/>
+                    </wps:wsp>
+                  </a:graphicData>
+                </a:graphic>
+              </wp:anchor>
+            </w:drawing>
+          </mc:Choice>
+          <mc:Fallback>
+            <w:pict>
+              <v:shapetype w14:anchorId="2F7C3810" id="_x0000_t32" coordsize="21600,21600" o:spt="32" o:oned="t" path="m,l21600,21600e" filled="f">
+                <v:path arrowok="t" fillok="f" o:connecttype="none"/>
+                <o:lock v:ext="edit" shapetype="t"/>
+              </v:shapetype>
+              <v:shape id="Conector recto de flecha 22" o:spid="_x0000_s1026" type="#_x0000_t32" style="position:absolute;margin-left:205.65pt;margin-top:2.3pt;width:120pt;height:69pt;z-index:251665408;visibility:visible;mso-wrap-style:square;mso-wrap-distance-left:9pt;mso-wrap-distance-top:0;mso-wrap-distance-right:9pt;mso-wrap-distance-bottom:0;mso-position-horizontal:absolute;mso-position-horizontal-relative:text;mso-position-vertical:absolute;mso-position-vertical-relative:text" o:gfxdata="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" strokecolor="#4f81bd [3204]" strokeweight="2pt">
+                <v:stroke endarrow="block"/>
+                <v:shadow on="t" color="black" opacity="24903f" origin=",.5" offset="0,.55556mm"/>
+              </v:shape>
+            </w:pict>
+          </mc:Fallback>
+        </mc:AlternateContent>
+      </w:r>
+      <w:r>
+        <w:rPr>
+          <w:rFonts w:ascii="Arial" w:hAnsi="Arial"/>
+          <w:noProof/>
+          <w:color w:val="334155"/>
+          <w:sz w:val="19"/>
+        </w:rPr>
+        <mc:AlternateContent>
+          <mc:Choice Requires="wps">
+            <w:drawing>
+              <wp:anchor distT="0" distB="0" distL="114300" distR="114300" simplePos="0" relativeHeight="251664384" behindDoc="0" locked="0" layoutInCell="1" allowOverlap="1" wp14:anchorId="3373B610" wp14:editId="3F54B5C3">
+                <wp:simplePos x="0" y="0"/>
+                <wp:positionH relativeFrom="column">
+                  <wp:posOffset>878205</wp:posOffset>
+                </wp:positionH>
+                <wp:positionV relativeFrom="paragraph">
+                  <wp:posOffset>76835</wp:posOffset>
+                </wp:positionV>
+                <wp:extent cx="1209675" cy="428625"/>
+                <wp:effectExtent l="57150" t="38100" r="66675" b="104775"/>
+                <wp:wrapNone/>
+                <wp:docPr id="13" name="Conector recto de flecha 13"/>
+                <wp:cNvGraphicFramePr/>
+                <a:graphic xmlns:a="http://schemas.openxmlformats.org/drawingml/2006/main">
+                  <a:graphicData uri="http://schemas.microsoft.com/office/word/2010/wordprocessingShape">
+                    <wps:wsp>
+                      <wps:cNvCnPr/>
+                      <wps:spPr>
+                        <a:xfrm flipH="1">
+                          <a:off x="0" y="0"/>
+                          <a:ext cx="1209675" cy="428625"/>
+                        </a:xfrm>
+                        <a:prstGeom prst="straightConnector1">
+                          <a:avLst/>
+                        </a:prstGeom>
+                        <a:ln>
+                          <a:tailEnd type="triangle"/>
+                        </a:ln>
+                      </wps:spPr>
+                      <wps:style>
+                        <a:lnRef idx="2">
+                          <a:schemeClr val="accent1"/>
+                        </a:lnRef>
+                        <a:fillRef idx="0">
+                          <a:schemeClr val="accent1"/>
+                        </a:fillRef>
+                        <a:effectRef idx="1">
+                          <a:schemeClr val="accent1"/>
+                        </a:effectRef>
+                        <a:fontRef idx="minor">
+                          <a:schemeClr val="tx1"/>
+                        </a:fontRef>
+                      </wps:style>
+                      <wps:bodyPr/>
+                    </wps:wsp>
+                  </a:graphicData>
+                </a:graphic>
+              </wp:anchor>
+            </w:drawing>
+          </mc:Choice>
+          <mc:Fallback>
+            <w:pict>
+              <v:shape w14:anchorId="1CA5F4A3" id="Conector recto de flecha 13" o:spid="_x0000_s1026" type="#_x0000_t32" style="position:absolute;margin-left:69.15pt;margin-top:6.05pt;width:95.25pt;height:33.75pt;flip:x;z-index:251664384;visibility:visible;mso-wrap-style:square;mso-wrap-distance-left:9pt;mso-wrap-distance-top:0;mso-wrap-distance-right:9pt;mso-wrap-distance-bottom:0;mso-position-horizontal:absolute;mso-position-horizontal-relative:text;mso-position-vertical:absolute;mso-position-vertical-relative:text" o:gfxdata="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" strokecolor="#4f81bd [3204]" strokeweight="2pt">
+                <v:stroke endarrow="block"/>
+                <v:shadow on="t" color="black" opacity="24903f" origin=",.5" offset="0,.55556mm"/>
+              </v:shape>
+            </w:pict>
+          </mc:Fallback>
+        </mc:AlternateContent>
       </w:r>
     </w:p>
     <w:p>
       <w:pPr>
-        <w:spacing w:before="80" w:after="80"/>
+        <w:spacing w:after="80"/>
         <w:jc w:val="both"/>
       </w:pPr>
-      <w:r>
-        <w:rPr>
-          <w:rFonts w:ascii="Arial" w:hAnsi="Arial"/>
-          <w:b/>
-          <w:color w:val="6D1A24"/>
-          <w:sz w:val="19"/>
-        </w:rPr>
-        <w:t xml:space="preserve">Paso 2: </w:t>
-      </w:r>
-      <w:r>
-        <w:rPr>
-          <w:rFonts w:ascii="Arial" w:hAnsi="Arial"/>
-          <w:b/>
-          <w:color w:val="1E293B"/>
-          <w:sz w:val="19"/>
-        </w:rPr>
-        <w:t xml:space="preserve">Filtro por Línea de Investigación — </w:t>
-      </w:r>
-      <w:r>
-        <w:rPr>
-          <w:rFonts w:ascii="Arial" w:hAnsi="Arial"/>
-          <w:color w:val="334155"/>
-          <w:sz w:val="19"/>
-        </w:rPr>
-        <w:t>Haga clic en las pestañas superi</w:t>
-      </w:r>
-      <w:r>
-        <w:rPr>
-          <w:rFonts w:ascii="Arial" w:hAnsi="Arial"/>
-          <w:color w:val="334155"/>
-          <w:sz w:val="19"/>
-        </w:rPr>
-        <w:t>ores para ver únicamente cursos de Ciencias de la Computación, Ciencia de Datos o Metodologías de Investigación.</w:t>
-      </w:r>
-    </w:p>
-    <w:p>
-      <w:pPr>
-        <w:spacing w:before="80" w:after="80"/>
-        <w:jc w:val="both"/>
-      </w:pPr>
-      <w:r>
-        <w:rPr>
-          <w:rFonts w:ascii="Arial" w:hAnsi="Arial"/>
-          <w:b/>
-          <w:color w:val="6D1A24"/>
-          <w:sz w:val="19"/>
-        </w:rPr>
-        <w:t xml:space="preserve">Paso 3: </w:t>
-      </w:r>
-      <w:r>
-        <w:rPr>
-          <w:rFonts w:ascii="Arial" w:hAnsi="Arial"/>
-          <w:b/>
-          <w:color w:val="1E293B"/>
-          <w:sz w:val="19"/>
-        </w:rPr>
-        <w:t xml:space="preserve">Identificación de Tarifas y Vacantes — </w:t>
-      </w:r>
-      <w:r>
-        <w:rPr>
-          <w:rFonts w:ascii="Arial" w:hAnsi="Arial"/>
-          <w:color w:val="334155"/>
-          <w:sz w:val="19"/>
-        </w:rPr>
-        <w:t xml:space="preserve">Cada tarjeta expone insignias dinámicas que alertan sobre vacantes abiertas o últimos </w:t>
-      </w:r>
-      <w:r>
-        <w:rPr>
-          <w:rFonts w:ascii="Arial" w:hAnsi="Arial"/>
-          <w:color w:val="334155"/>
-          <w:sz w:val="19"/>
-        </w:rPr>
-        <w:t>cupos, así como la tarifa diferenciada para la Comunidad Universitaria UNA Puno frente al Público General.</w:t>
-      </w:r>
     </w:p>
     <w:p>
       <w:pPr>
@@ -1217,10 +2653,9 @@
         <w:rPr>
           <w:noProof/>
         </w:rPr>
-        <w:lastRenderedPageBreak/>
         <w:drawing>
-          <wp:inline distT="0" distB="0" distL="0" distR="0" wp14:anchorId="5B839099" wp14:editId="614F30D2">
-            <wp:extent cx="5486400" cy="3293447"/>
+          <wp:inline distT="0" distB="0" distL="0" distR="0" wp14:anchorId="5B839099" wp14:editId="40F40428">
+            <wp:extent cx="2990850" cy="2286000"/>
             <wp:effectExtent l="0" t="0" r="0" b="0"/>
             <wp:docPr id="4" name="Picture 4"/>
             <wp:cNvGraphicFramePr>
@@ -1242,7 +2677,7 @@
                   <pic:spPr>
                     <a:xfrm>
                       <a:off x="0" y="0"/>
-                      <a:ext cx="5486400" cy="3293447"/>
+                      <a:ext cx="2991160" cy="2286237"/>
                     </a:xfrm>
                     <a:prstGeom prst="rect">
                       <a:avLst/>
@@ -1254,6 +2689,52 @@
           </wp:inline>
         </w:drawing>
       </w:r>
+      <w:r>
+        <w:rPr>
+          <w:noProof/>
+        </w:rPr>
+        <w:t xml:space="preserve"> </w:t>
+      </w:r>
+      <w:r>
+        <w:rPr>
+          <w:noProof/>
+        </w:rPr>
+        <w:drawing>
+          <wp:inline distT="0" distB="0" distL="0" distR="0" wp14:anchorId="33DC3875" wp14:editId="0A9A656F">
+            <wp:extent cx="2569845" cy="2352675"/>
+            <wp:effectExtent l="0" t="0" r="1905" b="9525"/>
+            <wp:docPr id="21" name="Imagen 21"/>
+            <wp:cNvGraphicFramePr>
+              <a:graphicFrameLocks xmlns:a="http://schemas.openxmlformats.org/drawingml/2006/main" noChangeAspect="1"/>
+            </wp:cNvGraphicFramePr>
+            <a:graphic xmlns:a="http://schemas.openxmlformats.org/drawingml/2006/main">
+              <a:graphicData uri="http://schemas.openxmlformats.org/drawingml/2006/picture">
+                <pic:pic xmlns:pic="http://schemas.openxmlformats.org/drawingml/2006/picture">
+                  <pic:nvPicPr>
+                    <pic:cNvPr id="1" name=""/>
+                    <pic:cNvPicPr/>
+                  </pic:nvPicPr>
+                  <pic:blipFill>
+                    <a:blip r:embed="rId12"/>
+                    <a:stretch>
+                      <a:fillRect/>
+                    </a:stretch>
+                  </pic:blipFill>
+                  <pic:spPr>
+                    <a:xfrm>
+                      <a:off x="0" y="0"/>
+                      <a:ext cx="2569845" cy="2352675"/>
+                    </a:xfrm>
+                    <a:prstGeom prst="rect">
+                      <a:avLst/>
+                    </a:prstGeom>
+                  </pic:spPr>
+                </pic:pic>
+              </a:graphicData>
+            </a:graphic>
+          </wp:inline>
+        </w:drawing>
+      </w:r>
     </w:p>
     <w:p>
       <w:pPr>
@@ -1295,15 +2776,7 @@
           <w:color w:val="334155"/>
           <w:sz w:val="19"/>
         </w:rPr>
-        <w:t>Al hac</w:t>
-      </w:r>
-      <w:r>
-        <w:rPr>
-          <w:rFonts w:ascii="Arial" w:hAnsi="Arial"/>
-          <w:color w:val="334155"/>
-          <w:sz w:val="19"/>
-        </w:rPr>
-        <w:t>er clic en cualquier curso, se presenta la ficha técnica completa:</w:t>
+        <w:t>Al hacer clic en cualquier curso, se presenta la ficha técnica completa:</w:t>
       </w:r>
     </w:p>
     <w:p>
@@ -1351,15 +2824,7 @@
           <w:color w:val="334155"/>
           <w:sz w:val="19"/>
         </w:rPr>
-        <w:t>Tarjeta del ponente con su fotografía oficial, grado académico e insti</w:t>
-      </w:r>
-      <w:r>
-        <w:rPr>
-          <w:rFonts w:ascii="Arial" w:hAnsi="Arial"/>
-          <w:color w:val="334155"/>
-          <w:sz w:val="19"/>
-        </w:rPr>
-        <w:t>tución de procedencia.</w:t>
+        <w:t>Tarjeta del ponente con su fotografía oficial, grado académico e institución de procedencia.</w:t>
       </w:r>
     </w:p>
     <w:p>
@@ -1392,6 +2857,7 @@
         <w:spacing w:after="60"/>
         <w:jc w:val="both"/>
       </w:pPr>
+      <w:proofErr w:type="spellStart"/>
       <w:r>
         <w:rPr>
           <w:rFonts w:ascii="Arial" w:hAnsi="Arial"/>
@@ -1399,15 +2865,55 @@
           <w:color w:val="1E293B"/>
           <w:sz w:val="19"/>
         </w:rPr>
-        <w:t xml:space="preserve">Tarifas Transparentes: </w:t>
-      </w:r>
-      <w:r>
-        <w:rPr>
-          <w:rFonts w:ascii="Arial" w:hAnsi="Arial"/>
-          <w:color w:val="334155"/>
-          <w:sz w:val="19"/>
-        </w:rPr>
-        <w:t>Inversión para estudiantes/docentes UNA Puno vs. Público General.</w:t>
+        <w:t>Tarifas</w:t>
+      </w:r>
+      <w:proofErr w:type="spellEnd"/>
+      <w:r>
+        <w:rPr>
+          <w:rFonts w:ascii="Arial" w:hAnsi="Arial"/>
+          <w:b/>
+          <w:color w:val="1E293B"/>
+          <w:sz w:val="19"/>
+        </w:rPr>
+        <w:t xml:space="preserve"> </w:t>
+      </w:r>
+      <w:proofErr w:type="spellStart"/>
+      <w:r>
+        <w:rPr>
+          <w:rFonts w:ascii="Arial" w:hAnsi="Arial"/>
+          <w:b/>
+          <w:color w:val="1E293B"/>
+          <w:sz w:val="19"/>
+        </w:rPr>
+        <w:t>Transparentes</w:t>
+      </w:r>
+      <w:proofErr w:type="spellEnd"/>
+      <w:r>
+        <w:rPr>
+          <w:rFonts w:ascii="Arial" w:hAnsi="Arial"/>
+          <w:b/>
+          <w:color w:val="1E293B"/>
+          <w:sz w:val="19"/>
+        </w:rPr>
+        <w:t xml:space="preserve">: </w:t>
+      </w:r>
+      <w:proofErr w:type="spellStart"/>
+      <w:r>
+        <w:rPr>
+          <w:rFonts w:ascii="Arial" w:hAnsi="Arial"/>
+          <w:color w:val="334155"/>
+          <w:sz w:val="19"/>
+        </w:rPr>
+        <w:t>Inversión</w:t>
+      </w:r>
+      <w:proofErr w:type="spellEnd"/>
+      <w:r>
+        <w:rPr>
+          <w:rFonts w:ascii="Arial" w:hAnsi="Arial"/>
+          <w:color w:val="334155"/>
+          <w:sz w:val="19"/>
+        </w:rPr>
+        <w:t xml:space="preserve"> para estudiantes/docentes UNA Puno vs. Público General.</w:t>
       </w:r>
     </w:p>
     <w:p>
@@ -1416,6 +2922,73 @@
         <w:spacing w:before="120" w:after="40"/>
         <w:jc w:val="center"/>
       </w:pPr>
+      <w:r>
+        <w:rPr>
+          <w:noProof/>
+        </w:rPr>
+        <mc:AlternateContent>
+          <mc:Choice Requires="wps">
+            <w:drawing>
+              <wp:anchor distT="0" distB="0" distL="114300" distR="114300" simplePos="0" relativeHeight="251666432" behindDoc="0" locked="0" layoutInCell="1" allowOverlap="1" wp14:anchorId="1657EE93" wp14:editId="686906A1">
+                <wp:simplePos x="0" y="0"/>
+                <wp:positionH relativeFrom="column">
+                  <wp:posOffset>2278379</wp:posOffset>
+                </wp:positionH>
+                <wp:positionV relativeFrom="paragraph">
+                  <wp:posOffset>31115</wp:posOffset>
+                </wp:positionV>
+                <wp:extent cx="1628775" cy="2552700"/>
+                <wp:effectExtent l="57150" t="19050" r="66675" b="95250"/>
+                <wp:wrapNone/>
+                <wp:docPr id="24" name="Conector recto de flecha 24"/>
+                <wp:cNvGraphicFramePr/>
+                <a:graphic xmlns:a="http://schemas.openxmlformats.org/drawingml/2006/main">
+                  <a:graphicData uri="http://schemas.microsoft.com/office/word/2010/wordprocessingShape">
+                    <wps:wsp>
+                      <wps:cNvCnPr/>
+                      <wps:spPr>
+                        <a:xfrm>
+                          <a:off x="0" y="0"/>
+                          <a:ext cx="1628775" cy="2552700"/>
+                        </a:xfrm>
+                        <a:prstGeom prst="straightConnector1">
+                          <a:avLst/>
+                        </a:prstGeom>
+                        <a:ln>
+                          <a:tailEnd type="triangle"/>
+                        </a:ln>
+                      </wps:spPr>
+                      <wps:style>
+                        <a:lnRef idx="2">
+                          <a:schemeClr val="accent1"/>
+                        </a:lnRef>
+                        <a:fillRef idx="0">
+                          <a:schemeClr val="accent1"/>
+                        </a:fillRef>
+                        <a:effectRef idx="1">
+                          <a:schemeClr val="accent1"/>
+                        </a:effectRef>
+                        <a:fontRef idx="minor">
+                          <a:schemeClr val="tx1"/>
+                        </a:fontRef>
+                      </wps:style>
+                      <wps:bodyPr/>
+                    </wps:wsp>
+                  </a:graphicData>
+                </a:graphic>
+              </wp:anchor>
+            </w:drawing>
+          </mc:Choice>
+          <mc:Fallback>
+            <w:pict>
+              <v:shape w14:anchorId="75E5F34B" id="Conector recto de flecha 24" o:spid="_x0000_s1026" type="#_x0000_t32" style="position:absolute;margin-left:179.4pt;margin-top:2.45pt;width:128.25pt;height:201pt;z-index:251666432;visibility:visible;mso-wrap-style:square;mso-wrap-distance-left:9pt;mso-wrap-distance-top:0;mso-wrap-distance-right:9pt;mso-wrap-distance-bottom:0;mso-position-horizontal:absolute;mso-position-horizontal-relative:text;mso-position-vertical:absolute;mso-position-vertical-relative:text" o:gfxdata="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" strokecolor="#4f81bd [3204]" strokeweight="2pt">
+                <v:stroke endarrow="block"/>
+                <v:shadow on="t" color="black" opacity="24903f" origin=",.5" offset="0,.55556mm"/>
+              </v:shape>
+            </w:pict>
+          </mc:Fallback>
+        </mc:AlternateContent>
+      </w:r>
       <w:r>
         <w:rPr>
           <w:noProof/>
@@ -1433,259 +3006,6 @@
                 <pic:pic xmlns:pic="http://schemas.openxmlformats.org/drawingml/2006/picture">
                   <pic:nvPicPr>
                     <pic:cNvPr id="0" name="fig04_curso_detalle.png"/>
-                    <pic:cNvPicPr/>
-                  </pic:nvPicPr>
-                  <pic:blipFill>
-                    <a:blip r:embed="rId12"/>
-                    <a:stretch>
-                      <a:fillRect/>
-                    </a:stretch>
-                  </pic:blipFill>
-                  <pic:spPr>
-                    <a:xfrm>
-                      <a:off x="0" y="0"/>
-                      <a:ext cx="5486400" cy="3293447"/>
-                    </a:xfrm>
-                    <a:prstGeom prst="rect">
-                      <a:avLst/>
-                    </a:prstGeom>
-                  </pic:spPr>
-                </pic:pic>
-              </a:graphicData>
-            </a:graphic>
-          </wp:inline>
-        </w:drawing>
-      </w:r>
-    </w:p>
-    <w:p>
-      <w:pPr>
-        <w:spacing w:before="40" w:after="160"/>
-        <w:jc w:val="center"/>
-      </w:pPr>
-      <w:r>
-        <w:rPr>
-          <w:rFonts w:ascii="Arial" w:hAnsi="Arial"/>
-          <w:i/>
-          <w:color w:val="64748B"/>
-          <w:sz w:val="17"/>
-        </w:rPr>
-        <w:t>Figura 4: Ficha Académica de Detalle del Curs</w:t>
-      </w:r>
-      <w:r>
-        <w:rPr>
-          <w:rFonts w:ascii="Arial" w:hAnsi="Arial"/>
-          <w:i/>
-          <w:color w:val="64748B"/>
-          <w:sz w:val="17"/>
-        </w:rPr>
-        <w:t>o con Perfil del Ponente y Credenciales de Honor.</w:t>
-      </w:r>
-    </w:p>
-    <w:p>
-      <w:pPr>
-        <w:keepNext/>
-        <w:spacing w:before="280" w:after="80"/>
-      </w:pPr>
-      <w:r>
-        <w:rPr>
-          <w:rFonts w:ascii="Arial" w:hAnsi="Arial"/>
-          <w:b/>
-          <w:color w:val="1E293B"/>
-        </w:rPr>
-        <w:lastRenderedPageBreak/>
-        <w:t>2.4. Registro de Nuevo Usuario y Validaciones de Seguridad</w:t>
-      </w:r>
-    </w:p>
-    <w:p>
-      <w:pPr>
-        <w:spacing w:after="80"/>
-        <w:jc w:val="both"/>
-      </w:pPr>
-      <w:r>
-        <w:rPr>
-          <w:rFonts w:ascii="Arial" w:hAnsi="Arial"/>
-          <w:color w:val="334155"/>
-          <w:sz w:val="19"/>
-        </w:rPr>
-        <w:t>Para inscribirse por primera vez, el participante debe crear una cuenta en el sistema:</w:t>
-      </w:r>
-    </w:p>
-    <w:p>
-      <w:pPr>
-        <w:spacing w:before="80" w:after="80"/>
-        <w:jc w:val="both"/>
-      </w:pPr>
-      <w:r>
-        <w:rPr>
-          <w:rFonts w:ascii="Arial" w:hAnsi="Arial"/>
-          <w:b/>
-          <w:color w:val="6D1A24"/>
-          <w:sz w:val="19"/>
-        </w:rPr>
-        <w:t xml:space="preserve">Paso 1: </w:t>
-      </w:r>
-      <w:r>
-        <w:rPr>
-          <w:rFonts w:ascii="Arial" w:hAnsi="Arial"/>
-          <w:b/>
-          <w:color w:val="1E293B"/>
-          <w:sz w:val="19"/>
-        </w:rPr>
-        <w:t xml:space="preserve">Acceso al Formulario — </w:t>
-      </w:r>
-      <w:r>
-        <w:rPr>
-          <w:rFonts w:ascii="Arial" w:hAnsi="Arial"/>
-          <w:color w:val="334155"/>
-          <w:sz w:val="19"/>
-        </w:rPr>
-        <w:t>Haga clic en el botón «Regist</w:t>
-      </w:r>
-      <w:r>
-        <w:rPr>
-          <w:rFonts w:ascii="Arial" w:hAnsi="Arial"/>
-          <w:color w:val="334155"/>
-          <w:sz w:val="19"/>
-        </w:rPr>
-        <w:t>rarse» ubicado en la esquina superior derecha.</w:t>
-      </w:r>
-    </w:p>
-    <w:p>
-      <w:pPr>
-        <w:spacing w:before="80" w:after="80"/>
-        <w:jc w:val="both"/>
-      </w:pPr>
-      <w:r>
-        <w:rPr>
-          <w:rFonts w:ascii="Arial" w:hAnsi="Arial"/>
-          <w:b/>
-          <w:color w:val="6D1A24"/>
-          <w:sz w:val="19"/>
-        </w:rPr>
-        <w:t xml:space="preserve">Paso 2: </w:t>
-      </w:r>
-      <w:r>
-        <w:rPr>
-          <w:rFonts w:ascii="Arial" w:hAnsi="Arial"/>
-          <w:b/>
-          <w:color w:val="1E293B"/>
-          <w:sz w:val="19"/>
-        </w:rPr>
-        <w:t xml:space="preserve">DNI Restringido a 8 Dígitos — </w:t>
-      </w:r>
-      <w:r>
-        <w:rPr>
-          <w:rFonts w:ascii="Arial" w:hAnsi="Arial"/>
-          <w:color w:val="334155"/>
-          <w:sz w:val="19"/>
-        </w:rPr>
-        <w:t>Ingrese su Documento Nacional de Identidad. El sistema valida en tiempo real que contenga exactamente 8 números, bloqueando letras o caracteres no válidos.</w:t>
-      </w:r>
-    </w:p>
-    <w:p>
-      <w:pPr>
-        <w:spacing w:before="80" w:after="80"/>
-        <w:jc w:val="both"/>
-      </w:pPr>
-      <w:r>
-        <w:rPr>
-          <w:rFonts w:ascii="Arial" w:hAnsi="Arial"/>
-          <w:b/>
-          <w:color w:val="6D1A24"/>
-          <w:sz w:val="19"/>
-        </w:rPr>
-        <w:t xml:space="preserve">Paso 3: </w:t>
-      </w:r>
-      <w:r>
-        <w:rPr>
-          <w:rFonts w:ascii="Arial" w:hAnsi="Arial"/>
-          <w:b/>
-          <w:color w:val="1E293B"/>
-          <w:sz w:val="19"/>
-        </w:rPr>
-        <w:t>Teléfon</w:t>
-      </w:r>
-      <w:r>
-        <w:rPr>
-          <w:rFonts w:ascii="Arial" w:hAnsi="Arial"/>
-          <w:b/>
-          <w:color w:val="1E293B"/>
-          <w:sz w:val="19"/>
-        </w:rPr>
-        <w:t xml:space="preserve">o / WhatsApp a 9 Dígitos — </w:t>
-      </w:r>
-      <w:r>
-        <w:rPr>
-          <w:rFonts w:ascii="Arial" w:hAnsi="Arial"/>
-          <w:color w:val="334155"/>
-          <w:sz w:val="19"/>
-        </w:rPr>
-        <w:t>Ingrese su número de teléfono celular peruano (exactamente 9 dígitos numéricos). Este número es fundamental, ya que el sistema lo utilizará para enviarle sus accesos y diplomas por WhatsApp.</w:t>
-      </w:r>
-    </w:p>
-    <w:p>
-      <w:pPr>
-        <w:spacing w:before="80" w:after="80"/>
-        <w:jc w:val="both"/>
-      </w:pPr>
-      <w:r>
-        <w:rPr>
-          <w:rFonts w:ascii="Arial" w:hAnsi="Arial"/>
-          <w:b/>
-          <w:color w:val="6D1A24"/>
-          <w:sz w:val="19"/>
-        </w:rPr>
-        <w:t xml:space="preserve">Paso 4: </w:t>
-      </w:r>
-      <w:r>
-        <w:rPr>
-          <w:rFonts w:ascii="Arial" w:hAnsi="Arial"/>
-          <w:b/>
-          <w:color w:val="1E293B"/>
-          <w:sz w:val="19"/>
-        </w:rPr>
-        <w:t xml:space="preserve">Contraseña y Confirmación — </w:t>
-      </w:r>
-      <w:r>
-        <w:rPr>
-          <w:rFonts w:ascii="Arial" w:hAnsi="Arial"/>
-          <w:color w:val="334155"/>
-          <w:sz w:val="19"/>
-        </w:rPr>
-        <w:t>Cr</w:t>
-      </w:r>
-      <w:r>
-        <w:rPr>
-          <w:rFonts w:ascii="Arial" w:hAnsi="Arial"/>
-          <w:color w:val="334155"/>
-          <w:sz w:val="19"/>
-        </w:rPr>
-        <w:t>ee una contraseña segura. El formulario cuenta con un botón de visualización rápida (icono de ojo) para verificar los caracteres ingresados antes de enviar.</w:t>
-      </w:r>
-    </w:p>
-    <w:p>
-      <w:pPr>
-        <w:keepNext/>
-        <w:spacing w:before="120" w:after="40"/>
-        <w:jc w:val="center"/>
-      </w:pPr>
-      <w:r>
-        <w:rPr>
-          <w:noProof/>
-        </w:rPr>
-        <w:drawing>
-          <wp:inline distT="0" distB="0" distL="0" distR="0" wp14:anchorId="43174573" wp14:editId="6ED013F5">
-            <wp:extent cx="5486400" cy="3293447"/>
-            <wp:effectExtent l="0" t="0" r="0" b="0"/>
-            <wp:docPr id="6" name="Picture 6"/>
-            <wp:cNvGraphicFramePr>
-              <a:graphicFrameLocks xmlns:a="http://schemas.openxmlformats.org/drawingml/2006/main" noChangeAspect="1"/>
-            </wp:cNvGraphicFramePr>
-            <a:graphic xmlns:a="http://schemas.openxmlformats.org/drawingml/2006/main">
-              <a:graphicData uri="http://schemas.openxmlformats.org/drawingml/2006/picture">
-                <pic:pic xmlns:pic="http://schemas.openxmlformats.org/drawingml/2006/picture">
-                  <pic:nvPicPr>
-                    <pic:cNvPr id="0" name="fig05_registro_usuario.png"/>
                     <pic:cNvPicPr/>
                   </pic:nvPicPr>
                   <pic:blipFill>
@@ -1722,7 +3042,7 @@
           <w:color w:val="64748B"/>
           <w:sz w:val="17"/>
         </w:rPr>
-        <w:t>Figura 5: Formulario de Registro con Reglas Estrictas de DNI (8 dígitos) y Celular (9 dígitos).</w:t>
+        <w:t>Figura 4: Ficha Académica de Detalle del Curso con Perfil del Ponente y Credenciales de Honor.</w:t>
       </w:r>
     </w:p>
     <w:p>
@@ -1736,29 +3056,86 @@
           <w:b/>
           <w:color w:val="1E293B"/>
         </w:rPr>
-        <w:t>2</w:t>
+        <w:lastRenderedPageBreak/>
+        <w:t>2.4. Registro de Nuevo Usuario y Validaciones de Seguridad</w:t>
+      </w:r>
+    </w:p>
+    <w:p>
+      <w:pPr>
+        <w:spacing w:after="80"/>
+        <w:jc w:val="both"/>
+      </w:pPr>
+      <w:r>
+        <w:rPr>
+          <w:rFonts w:ascii="Arial" w:hAnsi="Arial"/>
+          <w:color w:val="334155"/>
+          <w:sz w:val="19"/>
+        </w:rPr>
+        <w:t>Para inscribirse por primera vez, el participante debe crear una cuenta en el sistema:</w:t>
+      </w:r>
+    </w:p>
+    <w:p>
+      <w:pPr>
+        <w:spacing w:before="80" w:after="80"/>
+        <w:jc w:val="both"/>
+      </w:pPr>
+      <w:r>
+        <w:rPr>
+          <w:rFonts w:ascii="Arial" w:hAnsi="Arial"/>
+          <w:b/>
+          <w:color w:val="6D1A24"/>
+          <w:sz w:val="19"/>
+        </w:rPr>
+        <w:t xml:space="preserve">Paso 1: </w:t>
       </w:r>
       <w:r>
         <w:rPr>
           <w:rFonts w:ascii="Arial" w:hAnsi="Arial"/>
           <w:b/>
           <w:color w:val="1E293B"/>
-        </w:rPr>
-        <w:t>.5. Inicio de Sesión Seguro (Login Split-Screen)</w:t>
+          <w:sz w:val="19"/>
+        </w:rPr>
+        <w:t xml:space="preserve">Acceso al Formulario — </w:t>
+      </w:r>
+      <w:r>
+        <w:rPr>
+          <w:rFonts w:ascii="Arial" w:hAnsi="Arial"/>
+          <w:color w:val="334155"/>
+          <w:sz w:val="19"/>
+        </w:rPr>
+        <w:t>Haga clic en el botón «Registrarse» ubicado en la esquina superior derecha.</w:t>
       </w:r>
     </w:p>
     <w:p>
       <w:pPr>
-        <w:spacing w:after="80"/>
+        <w:spacing w:before="80" w:after="80"/>
         <w:jc w:val="both"/>
       </w:pPr>
       <w:r>
         <w:rPr>
           <w:rFonts w:ascii="Arial" w:hAnsi="Arial"/>
-          <w:color w:val="334155"/>
-          <w:sz w:val="19"/>
-        </w:rPr>
-        <w:t>Una vez registrado, ingrese a /login:</w:t>
+          <w:b/>
+          <w:color w:val="6D1A24"/>
+          <w:sz w:val="19"/>
+        </w:rPr>
+        <w:t xml:space="preserve">Paso 2: </w:t>
+      </w:r>
+      <w:r>
+        <w:rPr>
+          <w:rFonts w:ascii="Arial" w:hAnsi="Arial"/>
+          <w:b/>
+          <w:color w:val="1E293B"/>
+          <w:sz w:val="19"/>
+        </w:rPr>
+        <w:t xml:space="preserve">DNI Restringido a 8 Dígitos — </w:t>
+      </w:r>
+      <w:r>
+        <w:rPr>
+          <w:rFonts w:ascii="Arial" w:hAnsi="Arial"/>
+          <w:color w:val="334155"/>
+          <w:sz w:val="19"/>
+        </w:rPr>
+        <w:t>Ingrese su Documento Nacional de Identidad. El sistema valida en tiempo real que contenga exactamente 8 números, bloqueando letras o caracteres no válidos.</w:t>
       </w:r>
     </w:p>
     <w:p>
@@ -1773,7 +3150,7 @@
           <w:color w:val="6D1A24"/>
           <w:sz w:val="19"/>
         </w:rPr>
-        <w:t xml:space="preserve">Paso 1: </w:t>
+        <w:t xml:space="preserve">Paso 3: </w:t>
       </w:r>
       <w:r>
         <w:rPr>
@@ -1782,15 +3159,15 @@
           <w:color w:val="1E293B"/>
           <w:sz w:val="19"/>
         </w:rPr>
-        <w:t xml:space="preserve">Ingreso de Credenciales — </w:t>
-      </w:r>
-      <w:r>
-        <w:rPr>
-          <w:rFonts w:ascii="Arial" w:hAnsi="Arial"/>
-          <w:color w:val="334155"/>
-          <w:sz w:val="19"/>
-        </w:rPr>
-        <w:t>Escriba su correo electrónico registrado y contraseña.</w:t>
+        <w:t xml:space="preserve">Teléfono / WhatsApp a 9 Dígitos — </w:t>
+      </w:r>
+      <w:r>
+        <w:rPr>
+          <w:rFonts w:ascii="Arial" w:hAnsi="Arial"/>
+          <w:color w:val="334155"/>
+          <w:sz w:val="19"/>
+        </w:rPr>
+        <w:t>Ingrese su número de teléfono celular peruano (exactamente 9 dígitos numéricos). Este número es fundamental, ya que el sistema lo utilizará para enviarle sus accesos y diplomas por WhatsApp.</w:t>
       </w:r>
     </w:p>
     <w:p>
@@ -1805,7 +3182,7 @@
           <w:color w:val="6D1A24"/>
           <w:sz w:val="19"/>
         </w:rPr>
-        <w:t xml:space="preserve">Paso 2: </w:t>
+        <w:t xml:space="preserve">Paso 4: </w:t>
       </w:r>
       <w:r>
         <w:rPr>
@@ -1814,63 +3191,15 @@
           <w:color w:val="1E293B"/>
           <w:sz w:val="19"/>
         </w:rPr>
-        <w:t xml:space="preserve">Entorno de Confianza — </w:t>
-      </w:r>
-      <w:r>
-        <w:rPr>
-          <w:rFonts w:ascii="Arial" w:hAnsi="Arial"/>
-          <w:color w:val="334155"/>
-          <w:sz w:val="19"/>
-        </w:rPr>
-        <w:t xml:space="preserve">La pantalla de inicio de sesión </w:t>
-      </w:r>
-      <w:r>
-        <w:rPr>
-          <w:rFonts w:ascii="Arial" w:hAnsi="Arial"/>
-          <w:color w:val="334155"/>
-          <w:sz w:val="19"/>
-        </w:rPr>
-        <w:t>incorpora los pilares institucionales del IIICCD y el escudo de la Facultad de Ingeniería Estadística e Informática.</w:t>
-      </w:r>
-    </w:p>
-    <w:p>
-      <w:pPr>
-        <w:spacing w:before="80" w:after="80"/>
-        <w:jc w:val="both"/>
-      </w:pPr>
-      <w:r>
-        <w:rPr>
-          <w:rFonts w:ascii="Arial" w:hAnsi="Arial"/>
-          <w:b/>
-          <w:color w:val="6D1A24"/>
-          <w:sz w:val="19"/>
-        </w:rPr>
-        <w:t xml:space="preserve">Paso 3: </w:t>
-      </w:r>
-      <w:r>
-        <w:rPr>
-          <w:rFonts w:ascii="Arial" w:hAnsi="Arial"/>
-          <w:b/>
-          <w:color w:val="1E293B"/>
-          <w:sz w:val="19"/>
-        </w:rPr>
-        <w:t xml:space="preserve">Redirección Inteligente — </w:t>
-      </w:r>
-      <w:r>
-        <w:rPr>
-          <w:rFonts w:ascii="Arial" w:hAnsi="Arial"/>
-          <w:color w:val="334155"/>
-          <w:sz w:val="19"/>
-        </w:rPr>
-        <w:t>Al iniciar sesión, el sistema detecta su rol y lo dirige automáticamente a su panel personal («Mis Cursos</w:t>
-      </w:r>
-      <w:r>
-        <w:rPr>
-          <w:rFonts w:ascii="Arial" w:hAnsi="Arial"/>
-          <w:color w:val="334155"/>
-          <w:sz w:val="19"/>
-        </w:rPr>
-        <w:t>») si es estudiante, o al Panel Administrativo si es directivo.</w:t>
+        <w:t xml:space="preserve">Contraseña y Confirmación — </w:t>
+      </w:r>
+      <w:r>
+        <w:rPr>
+          <w:rFonts w:ascii="Arial" w:hAnsi="Arial"/>
+          <w:color w:val="334155"/>
+          <w:sz w:val="19"/>
+        </w:rPr>
+        <w:t>Cree una contraseña segura. El formulario cuenta con un botón de visualización rápida (icono de ojo) para verificar los caracteres ingresados antes de enviar.</w:t>
       </w:r>
     </w:p>
     <w:p>
@@ -1883,12 +3212,11 @@
         <w:rPr>
           <w:noProof/>
         </w:rPr>
-        <w:lastRenderedPageBreak/>
         <w:drawing>
-          <wp:inline distT="0" distB="0" distL="0" distR="0" wp14:anchorId="3F9A8D46" wp14:editId="272A863B">
+          <wp:inline distT="0" distB="0" distL="0" distR="0" wp14:anchorId="43174573" wp14:editId="6ED013F5">
             <wp:extent cx="5486400" cy="3293447"/>
             <wp:effectExtent l="0" t="0" r="0" b="0"/>
-            <wp:docPr id="7" name="Picture 7"/>
+            <wp:docPr id="6" name="Picture 6"/>
             <wp:cNvGraphicFramePr>
               <a:graphicFrameLocks xmlns:a="http://schemas.openxmlformats.org/drawingml/2006/main" noChangeAspect="1"/>
             </wp:cNvGraphicFramePr>
@@ -1896,7 +3224,7 @@
               <a:graphicData uri="http://schemas.openxmlformats.org/drawingml/2006/picture">
                 <pic:pic xmlns:pic="http://schemas.openxmlformats.org/drawingml/2006/picture">
                   <pic:nvPicPr>
-                    <pic:cNvPr id="0" name="fig06_login_acceso.png"/>
+                    <pic:cNvPr id="0" name="fig05_registro_usuario.png"/>
                     <pic:cNvPicPr/>
                   </pic:nvPicPr>
                   <pic:blipFill>
@@ -1933,7 +3261,7 @@
           <w:color w:val="64748B"/>
           <w:sz w:val="17"/>
         </w:rPr>
-        <w:t>Figura 6: Pantalla de Autenticación Split-Screen con Pilares Institucionales de Seguridad.</w:t>
+        <w:t>Figura 5: Formulario de Registro con Reglas Estrictas de DNI (8 dígitos) y Celular (9 dígitos).</w:t>
       </w:r>
     </w:p>
     <w:p>
@@ -1947,7 +3275,43 @@
           <w:b/>
           <w:color w:val="1E293B"/>
         </w:rPr>
-        <w:t>2.6. Proceso de Pago con Yape y Subida de Comprobante</w:t>
+        <w:t xml:space="preserve">2.5. </w:t>
+      </w:r>
+      <w:proofErr w:type="spellStart"/>
+      <w:r>
+        <w:rPr>
+          <w:rFonts w:ascii="Arial" w:hAnsi="Arial"/>
+          <w:b/>
+          <w:color w:val="1E293B"/>
+        </w:rPr>
+        <w:t>Inicio</w:t>
+      </w:r>
+      <w:proofErr w:type="spellEnd"/>
+      <w:r>
+        <w:rPr>
+          <w:rFonts w:ascii="Arial" w:hAnsi="Arial"/>
+          <w:b/>
+          <w:color w:val="1E293B"/>
+        </w:rPr>
+        <w:t xml:space="preserve"> de </w:t>
+      </w:r>
+      <w:proofErr w:type="spellStart"/>
+      <w:r>
+        <w:rPr>
+          <w:rFonts w:ascii="Arial" w:hAnsi="Arial"/>
+          <w:b/>
+          <w:color w:val="1E293B"/>
+        </w:rPr>
+        <w:t>Sesión</w:t>
+      </w:r>
+      <w:proofErr w:type="spellEnd"/>
+      <w:r>
+        <w:rPr>
+          <w:rFonts w:ascii="Arial" w:hAnsi="Arial"/>
+          <w:b/>
+          <w:color w:val="1E293B"/>
+        </w:rPr>
+        <w:t xml:space="preserve"> Seguro</w:t>
       </w:r>
     </w:p>
     <w:p>
@@ -1961,15 +3325,7 @@
           <w:color w:val="334155"/>
           <w:sz w:val="19"/>
         </w:rPr>
-        <w:t xml:space="preserve">Al pulsar «Inscribirme Ahora» en un </w:t>
-      </w:r>
-      <w:r>
-        <w:rPr>
-          <w:rFonts w:ascii="Arial" w:hAnsi="Arial"/>
-          <w:color w:val="334155"/>
-          <w:sz w:val="19"/>
-        </w:rPr>
-        <w:t>curso, el sistema lo guía en el proceso de pago seguro:</w:t>
+        <w:t>Una vez registrado, ingrese a /login:</w:t>
       </w:r>
     </w:p>
     <w:p>
@@ -1993,15 +3349,15 @@
           <w:color w:val="1E293B"/>
           <w:sz w:val="19"/>
         </w:rPr>
-        <w:t xml:space="preserve">Escaneo del QR de Yape — </w:t>
-      </w:r>
-      <w:r>
-        <w:rPr>
-          <w:rFonts w:ascii="Arial" w:hAnsi="Arial"/>
-          <w:color w:val="334155"/>
-          <w:sz w:val="19"/>
-        </w:rPr>
-        <w:t>Se presenta en pantalla el código QR oficial del instituto y el número telefónico del titular de la cuenta.</w:t>
+        <w:t xml:space="preserve">Ingreso de Credenciales — </w:t>
+      </w:r>
+      <w:r>
+        <w:rPr>
+          <w:rFonts w:ascii="Arial" w:hAnsi="Arial"/>
+          <w:color w:val="334155"/>
+          <w:sz w:val="19"/>
+        </w:rPr>
+        <w:t>Escriba su correo electrónico registrado y contraseña.</w:t>
       </w:r>
     </w:p>
     <w:p>
@@ -2025,23 +3381,15 @@
           <w:color w:val="1E293B"/>
           <w:sz w:val="19"/>
         </w:rPr>
-        <w:t xml:space="preserve">Realización del Yape — </w:t>
-      </w:r>
-      <w:r>
-        <w:rPr>
-          <w:rFonts w:ascii="Arial" w:hAnsi="Arial"/>
-          <w:color w:val="334155"/>
-          <w:sz w:val="19"/>
-        </w:rPr>
-        <w:t>Desde su teléfono celular ab</w:t>
-      </w:r>
-      <w:r>
-        <w:rPr>
-          <w:rFonts w:ascii="Arial" w:hAnsi="Arial"/>
-          <w:color w:val="334155"/>
-          <w:sz w:val="19"/>
-        </w:rPr>
-        <w:t>ra la aplicación Yape, escanee el QR o envíe al número y verifique el nombre del titular antes de confirmar.</w:t>
+        <w:t xml:space="preserve">Entorno de Confianza — </w:t>
+      </w:r>
+      <w:r>
+        <w:rPr>
+          <w:rFonts w:ascii="Arial" w:hAnsi="Arial"/>
+          <w:color w:val="334155"/>
+          <w:sz w:val="19"/>
+        </w:rPr>
+        <w:t xml:space="preserve">La pantalla de inicio de sesión incorpora los pilares institucionales del IIICCD </w:t>
       </w:r>
     </w:p>
     <w:p>
@@ -2065,287 +3413,15 @@
           <w:color w:val="1E293B"/>
           <w:sz w:val="19"/>
         </w:rPr>
-        <w:t xml:space="preserve">Subida del Comprobante — </w:t>
-      </w:r>
-      <w:r>
-        <w:rPr>
-          <w:rFonts w:ascii="Arial" w:hAnsi="Arial"/>
-          <w:color w:val="334155"/>
-          <w:sz w:val="19"/>
-        </w:rPr>
-        <w:t>Capture la pantalla del voucher emitido por Yape. El sistema incluye un compresor automático en cliente que reduce</w:t>
-      </w:r>
-      <w:r>
-        <w:rPr>
-          <w:rFonts w:ascii="Arial" w:hAnsi="Arial"/>
-          <w:color w:val="334155"/>
-          <w:sz w:val="19"/>
-        </w:rPr>
-        <w:t xml:space="preserve"> la imagen a ~250KB en 50 milisegundos sin pérdida de calidad, permitiendo una carga instantánea.</w:t>
-      </w:r>
-    </w:p>
-    <w:p>
-      <w:pPr>
-        <w:spacing w:before="80" w:after="80"/>
-        <w:jc w:val="both"/>
-      </w:pPr>
-      <w:r>
-        <w:rPr>
-          <w:rFonts w:ascii="Arial" w:hAnsi="Arial"/>
-          <w:b/>
-          <w:color w:val="6D1A24"/>
-          <w:sz w:val="19"/>
-        </w:rPr>
-        <w:t xml:space="preserve">Paso 4: </w:t>
-      </w:r>
-      <w:r>
-        <w:rPr>
-          <w:rFonts w:ascii="Arial" w:hAnsi="Arial"/>
-          <w:b/>
-          <w:color w:val="1E293B"/>
-          <w:sz w:val="19"/>
-        </w:rPr>
-        <w:t xml:space="preserve">Código de Operación — </w:t>
-      </w:r>
-      <w:r>
-        <w:rPr>
-          <w:rFonts w:ascii="Arial" w:hAnsi="Arial"/>
-          <w:color w:val="334155"/>
-          <w:sz w:val="19"/>
-        </w:rPr>
-        <w:t xml:space="preserve">Escriba el número de operación que figura en su voucher de Yape y pulse «Confirmar y Enviar Comprobante». La inscripción pasará </w:t>
-      </w:r>
-      <w:r>
-        <w:rPr>
-          <w:rFonts w:ascii="Arial" w:hAnsi="Arial"/>
-          <w:color w:val="334155"/>
-          <w:sz w:val="19"/>
-        </w:rPr>
-        <w:t>al estado PENDIENTE_VERIFICACION mientras la directiva revisa el abono.</w:t>
-      </w:r>
-    </w:p>
-    <w:tbl>
-      <w:tblPr>
-        <w:tblW w:w="0" w:type="auto"/>
-        <w:jc w:val="center"/>
-        <w:tblLayout w:type="fixed"/>
-        <w:tblLook w:val="04A0" w:firstRow="1" w:lastRow="0" w:firstColumn="1" w:lastColumn="0" w:noHBand="0" w:noVBand="1"/>
-      </w:tblPr>
-      <w:tblGrid>
-        <w:gridCol w:w="8928"/>
-      </w:tblGrid>
-      <w:tr>
-        <w:trPr>
-          <w:jc w:val="center"/>
-        </w:trPr>
-        <w:tc>
-          <w:tcPr>
-            <w:tcW w:w="8928" w:type="dxa"/>
-            <w:tcBorders>
-              <w:left w:val="single" w:sz="24" w:space="0" w:color="C99738"/>
-            </w:tcBorders>
-            <w:shd w:val="clear" w:color="auto" w:fill="F8FAFC"/>
-            <w:tcMar>
-              <w:top w:w="120" w:type="dxa"/>
-              <w:left w:w="160" w:type="dxa"/>
-              <w:bottom w:w="120" w:type="dxa"/>
-              <w:right w:w="120" w:type="dxa"/>
-            </w:tcMar>
-          </w:tcPr>
-          <w:p>
-            <w:pPr>
-              <w:spacing w:after="0"/>
-              <w:jc w:val="both"/>
-            </w:pPr>
-            <w:r>
-              <w:rPr>
-                <w:rFonts w:ascii="Arial" w:hAnsi="Arial"/>
-                <w:b/>
-                <w:color w:val="6D1A24"/>
-                <w:sz w:val="19"/>
-              </w:rPr>
-              <w:t>IMPORTANTE: PROTECCIÓN CONTRA DOBLE PAGO</w:t>
-            </w:r>
-            <w:r>
-              <w:rPr>
-                <w:rFonts w:ascii="Arial" w:hAnsi="Arial"/>
-                <w:b/>
-                <w:color w:val="6D1A24"/>
-                <w:sz w:val="19"/>
-              </w:rPr>
-              <w:br/>
-            </w:r>
-            <w:r>
-              <w:rPr>
-                <w:rFonts w:ascii="Arial" w:hAnsi="Arial"/>
-                <w:color w:val="334155"/>
-                <w:sz w:val="18"/>
-              </w:rPr>
-              <w:t>El sistema bloquea automáticamente cualquier intento de doble inscripción activa para el mismo curso. Si su pago está en revisión o ya fue apro</w:t>
-            </w:r>
-            <w:r>
-              <w:rPr>
-                <w:rFonts w:ascii="Arial" w:hAnsi="Arial"/>
-                <w:color w:val="334155"/>
-                <w:sz w:val="18"/>
-              </w:rPr>
-              <w:t>bado, la plataforma protege su matrícula impidiendo cobros duplicados.</w:t>
-            </w:r>
-          </w:p>
-        </w:tc>
-      </w:tr>
-    </w:tbl>
-    <w:p>
-      <w:pPr>
-        <w:spacing w:before="40" w:after="40"/>
-      </w:pPr>
-    </w:p>
-    <w:p>
-      <w:pPr>
-        <w:keepNext/>
-        <w:spacing w:before="280" w:after="80"/>
-      </w:pPr>
-      <w:r>
-        <w:rPr>
-          <w:rFonts w:ascii="Arial" w:hAnsi="Arial"/>
-          <w:b/>
-          <w:color w:val="1E293B"/>
-        </w:rPr>
-        <w:t>2.7. Panel del Participante («Mis Cursos») y Aula Virtual</w:t>
-      </w:r>
-    </w:p>
-    <w:p>
-      <w:pPr>
-        <w:spacing w:after="80"/>
-        <w:jc w:val="both"/>
-      </w:pPr>
-      <w:r>
-        <w:rPr>
-          <w:rFonts w:ascii="Arial" w:hAnsi="Arial"/>
-          <w:color w:val="334155"/>
-          <w:sz w:val="19"/>
-        </w:rPr>
-        <w:t xml:space="preserve">En el menú superior, el botón de cursos se transforma automáticamente en «Mis Cursos» </w:t>
-      </w:r>
-      <w:r>
-        <w:rPr>
-          <w:rFonts w:ascii="Arial" w:hAnsi="Arial"/>
-          <w:color w:val="334155"/>
-          <w:sz w:val="19"/>
-        </w:rPr>
-        <w:t>(/participante/dashboard). En este panel personal el estudiante dispone de:</w:t>
-      </w:r>
-    </w:p>
-    <w:p>
-      <w:pPr>
-        <w:pStyle w:val="Listaconvietas"/>
-        <w:spacing w:after="60"/>
-        <w:jc w:val="both"/>
-      </w:pPr>
-      <w:r>
-        <w:rPr>
-          <w:rFonts w:ascii="Arial" w:hAnsi="Arial"/>
-          <w:b/>
-          <w:color w:val="1E293B"/>
-          <w:sz w:val="19"/>
-        </w:rPr>
-        <w:t xml:space="preserve">Insignia de Estado: </w:t>
-      </w:r>
-      <w:r>
-        <w:rPr>
-          <w:rFonts w:ascii="Arial" w:hAnsi="Arial"/>
-          <w:color w:val="334155"/>
-          <w:sz w:val="19"/>
-        </w:rPr>
-        <w:t>Muestra claramente si su comprobante está en revisión, si su matrícula está aprobada o si el curso ha concluido.</w:t>
-      </w:r>
-    </w:p>
-    <w:p>
-      <w:pPr>
-        <w:pStyle w:val="Listaconvietas"/>
-        <w:spacing w:after="60"/>
-        <w:jc w:val="both"/>
-      </w:pPr>
-      <w:r>
-        <w:rPr>
-          <w:rFonts w:ascii="Arial" w:hAnsi="Arial"/>
-          <w:b/>
-          <w:color w:val="1E293B"/>
-          <w:sz w:val="19"/>
-        </w:rPr>
-        <w:t xml:space="preserve">Acceso a la Sesión en Vivo: </w:t>
-      </w:r>
-      <w:r>
-        <w:rPr>
-          <w:rFonts w:ascii="Arial" w:hAnsi="Arial"/>
-          <w:color w:val="334155"/>
-          <w:sz w:val="19"/>
-        </w:rPr>
-        <w:t xml:space="preserve">Al ser aprobado su </w:t>
-      </w:r>
-      <w:r>
-        <w:rPr>
-          <w:rFonts w:ascii="Arial" w:hAnsi="Arial"/>
-          <w:color w:val="334155"/>
-          <w:sz w:val="19"/>
-        </w:rPr>
-        <w:t>pago, se desbloquea el botón destacado para ingresar a la sala de Zoom o Google Meet.</w:t>
-      </w:r>
-    </w:p>
-    <w:p>
-      <w:pPr>
-        <w:pStyle w:val="Listaconvietas"/>
-        <w:spacing w:after="60"/>
-        <w:jc w:val="both"/>
-      </w:pPr>
-      <w:r>
-        <w:rPr>
-          <w:rFonts w:ascii="Arial" w:hAnsi="Arial"/>
-          <w:b/>
-          <w:color w:val="1E293B"/>
-          <w:sz w:val="19"/>
-        </w:rPr>
-        <w:t xml:space="preserve">Comunidad de WhatsApp: </w:t>
-      </w:r>
-      <w:r>
-        <w:rPr>
-          <w:rFonts w:ascii="Arial" w:hAnsi="Arial"/>
-          <w:color w:val="334155"/>
-          <w:sz w:val="19"/>
-        </w:rPr>
-        <w:t>Enlace protegido para unirse al grupo de mensajería oficial del curso con el docente y compañeros.</w:t>
-      </w:r>
-    </w:p>
-    <w:p>
-      <w:pPr>
-        <w:pStyle w:val="Listaconvietas"/>
-        <w:spacing w:after="60"/>
-        <w:jc w:val="both"/>
-      </w:pPr>
-      <w:r>
-        <w:rPr>
-          <w:rFonts w:ascii="Arial" w:hAnsi="Arial"/>
-          <w:b/>
-          <w:color w:val="1E293B"/>
-          <w:sz w:val="19"/>
-        </w:rPr>
-        <w:t xml:space="preserve">Acciones de Certificado: </w:t>
-      </w:r>
-      <w:r>
-        <w:rPr>
-          <w:rFonts w:ascii="Arial" w:hAnsi="Arial"/>
-          <w:color w:val="334155"/>
-          <w:sz w:val="19"/>
-        </w:rPr>
-        <w:t>Una vez que la directiv</w:t>
-      </w:r>
-      <w:r>
-        <w:rPr>
-          <w:rFonts w:ascii="Arial" w:hAnsi="Arial"/>
-          <w:color w:val="334155"/>
-          <w:sz w:val="19"/>
-        </w:rPr>
-        <w:t>a marca el curso como culminado, aparecen los botones oficiales para acceder al diploma.</w:t>
+        <w:t xml:space="preserve">Redirección Inteligente — </w:t>
+      </w:r>
+      <w:r>
+        <w:rPr>
+          <w:rFonts w:ascii="Arial" w:hAnsi="Arial"/>
+          <w:color w:val="334155"/>
+          <w:sz w:val="19"/>
+        </w:rPr>
+        <w:t>Al iniciar sesión, el sistema detecta su rol y lo dirige automáticamente a su panel personal («Mis Cursos») si es estudiante, o al Panel Administrativo si es directivo.</w:t>
       </w:r>
     </w:p>
     <w:p>
@@ -2360,10 +3436,10 @@
         </w:rPr>
         <w:lastRenderedPageBreak/>
         <w:drawing>
-          <wp:inline distT="0" distB="0" distL="0" distR="0" wp14:anchorId="256C4A12" wp14:editId="466256B3">
+          <wp:inline distT="0" distB="0" distL="0" distR="0" wp14:anchorId="3F9A8D46" wp14:editId="272A863B">
             <wp:extent cx="5486400" cy="3293447"/>
             <wp:effectExtent l="0" t="0" r="0" b="0"/>
-            <wp:docPr id="8" name="Picture 8"/>
+            <wp:docPr id="7" name="Picture 7"/>
             <wp:cNvGraphicFramePr>
               <a:graphicFrameLocks xmlns:a="http://schemas.openxmlformats.org/drawingml/2006/main" noChangeAspect="1"/>
             </wp:cNvGraphicFramePr>
@@ -2371,7 +3447,7 @@
               <a:graphicData uri="http://schemas.openxmlformats.org/drawingml/2006/picture">
                 <pic:pic xmlns:pic="http://schemas.openxmlformats.org/drawingml/2006/picture">
                   <pic:nvPicPr>
-                    <pic:cNvPr id="0" name="fig07_participante_dashboard.png"/>
+                    <pic:cNvPr id="0" name="fig06_login_acceso.png"/>
                     <pic:cNvPicPr/>
                   </pic:nvPicPr>
                   <pic:blipFill>
@@ -2408,7 +3484,7 @@
           <w:color w:val="64748B"/>
           <w:sz w:val="17"/>
         </w:rPr>
-        <w:t>Figura 7: Panel Personal del Participante («Mis Cursos») con Enlaces Protegidos a Clases y Certificados.</w:t>
+        <w:t>Figura 6: Pantalla de Autenticación Split-Screen con Pilares Institucionales de Seguridad.</w:t>
       </w:r>
     </w:p>
     <w:p>
@@ -2422,29 +3498,85 @@
           <w:b/>
           <w:color w:val="1E293B"/>
         </w:rPr>
-        <w:t>2.8. Visualización, Descarga de Diploma PDF 300 DPI y Linked</w:t>
+        <w:t>2.6. Proceso de Pago con Yape y Subida de Comprobante</w:t>
+      </w:r>
+    </w:p>
+    <w:p>
+      <w:pPr>
+        <w:spacing w:after="80"/>
+        <w:jc w:val="both"/>
+      </w:pPr>
+      <w:r>
+        <w:rPr>
+          <w:rFonts w:ascii="Arial" w:hAnsi="Arial"/>
+          <w:color w:val="334155"/>
+          <w:sz w:val="19"/>
+        </w:rPr>
+        <w:t>Al pulsar «Inscribirme Ahora» en un curso, el sistema lo guía en el proceso de pago seguro:</w:t>
+      </w:r>
+    </w:p>
+    <w:p>
+      <w:pPr>
+        <w:spacing w:before="80" w:after="80"/>
+        <w:jc w:val="both"/>
+      </w:pPr>
+      <w:r>
+        <w:rPr>
+          <w:rFonts w:ascii="Arial" w:hAnsi="Arial"/>
+          <w:b/>
+          <w:color w:val="6D1A24"/>
+          <w:sz w:val="19"/>
+        </w:rPr>
+        <w:t xml:space="preserve">Paso 1: </w:t>
       </w:r>
       <w:r>
         <w:rPr>
           <w:rFonts w:ascii="Arial" w:hAnsi="Arial"/>
           <w:b/>
           <w:color w:val="1E293B"/>
-        </w:rPr>
-        <w:t>In</w:t>
+          <w:sz w:val="19"/>
+        </w:rPr>
+        <w:t xml:space="preserve">Escaneo del QR de Yape — </w:t>
+      </w:r>
+      <w:r>
+        <w:rPr>
+          <w:rFonts w:ascii="Arial" w:hAnsi="Arial"/>
+          <w:color w:val="334155"/>
+          <w:sz w:val="19"/>
+        </w:rPr>
+        <w:t>Se presenta en pantalla el código QR oficial del instituto y el número telefónico del titular de la cuenta.</w:t>
       </w:r>
     </w:p>
     <w:p>
       <w:pPr>
-        <w:spacing w:after="80"/>
+        <w:spacing w:before="80" w:after="80"/>
         <w:jc w:val="both"/>
       </w:pPr>
       <w:r>
         <w:rPr>
           <w:rFonts w:ascii="Arial" w:hAnsi="Arial"/>
-          <w:color w:val="334155"/>
-          <w:sz w:val="19"/>
-        </w:rPr>
-        <w:t>Cuando la inscripción adquiere el estado COMPLETADA, el participante dispone de dos opciones de máxima calidad:</w:t>
+          <w:b/>
+          <w:color w:val="6D1A24"/>
+          <w:sz w:val="19"/>
+        </w:rPr>
+        <w:t xml:space="preserve">Paso 2: </w:t>
+      </w:r>
+      <w:r>
+        <w:rPr>
+          <w:rFonts w:ascii="Arial" w:hAnsi="Arial"/>
+          <w:b/>
+          <w:color w:val="1E293B"/>
+          <w:sz w:val="19"/>
+        </w:rPr>
+        <w:t xml:space="preserve">Realización del Yape — </w:t>
+      </w:r>
+      <w:r>
+        <w:rPr>
+          <w:rFonts w:ascii="Arial" w:hAnsi="Arial"/>
+          <w:color w:val="334155"/>
+          <w:sz w:val="19"/>
+        </w:rPr>
+        <w:t>Desde su teléfono celular abra la aplicación Yape, escanee el QR o envíe al número y verifique el nombre del titular antes de confirmar.</w:t>
       </w:r>
     </w:p>
     <w:p>
@@ -2459,7 +3591,7 @@
           <w:color w:val="6D1A24"/>
           <w:sz w:val="19"/>
         </w:rPr>
-        <w:t xml:space="preserve">Paso 1: </w:t>
+        <w:t xml:space="preserve">Paso 3: </w:t>
       </w:r>
       <w:r>
         <w:rPr>
@@ -2468,29 +3600,26 @@
           <w:color w:val="1E293B"/>
           <w:sz w:val="19"/>
         </w:rPr>
-        <w:t xml:space="preserve">Diploma Digital Interactivo (Ver Certificado) — </w:t>
-      </w:r>
-      <w:r>
-        <w:rPr>
-          <w:rFonts w:ascii="Arial" w:hAnsi="Arial"/>
-          <w:color w:val="334155"/>
-          <w:sz w:val="19"/>
-        </w:rPr>
-        <w:t>Abre una pantalla de gala con doble orla Granate UNA y Oro Académico, marca de agua d</w:t>
-      </w:r>
-      <w:r>
-        <w:rPr>
-          <w:rFonts w:ascii="Arial" w:hAnsi="Arial"/>
-          <w:color w:val="334155"/>
-          <w:sz w:val="19"/>
-        </w:rPr>
-        <w:t>el isotipo en alta definición, firmas de Decanatura y Dirección, y código QR vectorial.</w:t>
+        <w:t xml:space="preserve">Subida del Comprobante — </w:t>
+      </w:r>
+      <w:r>
+        <w:rPr>
+          <w:rFonts w:ascii="Arial" w:hAnsi="Arial"/>
+          <w:color w:val="334155"/>
+          <w:sz w:val="19"/>
+        </w:rPr>
+        <w:t>Capture la pantalla del voucher emitido por Yape. El sistema incluye un compresor automático en cliente que reduce la imagen a ~250KB en 50 milisegundos sin pérdida de calidad, permitiendo una carga instantánea.</w:t>
       </w:r>
     </w:p>
     <w:p>
       <w:pPr>
         <w:spacing w:before="80" w:after="80"/>
         <w:jc w:val="both"/>
+        <w:rPr>
+          <w:rFonts w:ascii="Arial" w:hAnsi="Arial"/>
+          <w:color w:val="334155"/>
+          <w:sz w:val="19"/>
+        </w:rPr>
       </w:pPr>
       <w:r>
         <w:rPr>
@@ -2499,7 +3628,7 @@
           <w:color w:val="6D1A24"/>
           <w:sz w:val="19"/>
         </w:rPr>
-        <w:t xml:space="preserve">Paso 2: </w:t>
+        <w:t xml:space="preserve">Paso 4: </w:t>
       </w:r>
       <w:r>
         <w:rPr>
@@ -2508,56 +3637,117 @@
           <w:color w:val="1E293B"/>
           <w:sz w:val="19"/>
         </w:rPr>
-        <w:t xml:space="preserve">Descargar PDF Oficial — </w:t>
-      </w:r>
-      <w:r>
-        <w:rPr>
-          <w:rFonts w:ascii="Arial" w:hAnsi="Arial"/>
-          <w:color w:val="334155"/>
-          <w:sz w:val="19"/>
-        </w:rPr>
-        <w:t>Genera y descarga en 1 segundo el documento PDF vectorial a 300 DPI con motor OpenPDF, listo para imprimir en cartulina o adjuntar en le</w:t>
-      </w:r>
-      <w:r>
-        <w:rPr>
-          <w:rFonts w:ascii="Arial" w:hAnsi="Arial"/>
-          <w:color w:val="334155"/>
-          <w:sz w:val="19"/>
-        </w:rPr>
-        <w:t>gajos de convocatorias.</w:t>
+        <w:t xml:space="preserve">Código de Operación — </w:t>
+      </w:r>
+      <w:r>
+        <w:rPr>
+          <w:rFonts w:ascii="Arial" w:hAnsi="Arial"/>
+          <w:color w:val="334155"/>
+          <w:sz w:val="19"/>
+        </w:rPr>
+        <w:t xml:space="preserve">Escriba el número de operación que figura en su voucher de Yape y pulse «Confirmar y Enviar Comprobante». La inscripción pasará al estado PENDIENTE_VERIFICACION </w:t>
+      </w:r>
+      <w:proofErr w:type="spellStart"/>
+      <w:r>
+        <w:rPr>
+          <w:rFonts w:ascii="Arial" w:hAnsi="Arial"/>
+          <w:color w:val="334155"/>
+          <w:sz w:val="19"/>
+        </w:rPr>
+        <w:t>mientras</w:t>
+      </w:r>
+      <w:proofErr w:type="spellEnd"/>
+      <w:r>
+        <w:rPr>
+          <w:rFonts w:ascii="Arial" w:hAnsi="Arial"/>
+          <w:color w:val="334155"/>
+          <w:sz w:val="19"/>
+        </w:rPr>
+        <w:t xml:space="preserve"> la </w:t>
+      </w:r>
+      <w:proofErr w:type="spellStart"/>
+      <w:r>
+        <w:rPr>
+          <w:rFonts w:ascii="Arial" w:hAnsi="Arial"/>
+          <w:color w:val="334155"/>
+          <w:sz w:val="19"/>
+        </w:rPr>
+        <w:t>directiva</w:t>
+      </w:r>
+      <w:proofErr w:type="spellEnd"/>
+      <w:r>
+        <w:rPr>
+          <w:rFonts w:ascii="Arial" w:hAnsi="Arial"/>
+          <w:color w:val="334155"/>
+          <w:sz w:val="19"/>
+        </w:rPr>
+        <w:t xml:space="preserve"> </w:t>
+      </w:r>
+      <w:proofErr w:type="spellStart"/>
+      <w:r>
+        <w:rPr>
+          <w:rFonts w:ascii="Arial" w:hAnsi="Arial"/>
+          <w:color w:val="334155"/>
+          <w:sz w:val="19"/>
+        </w:rPr>
+        <w:t>revisa</w:t>
+      </w:r>
+      <w:proofErr w:type="spellEnd"/>
+      <w:r>
+        <w:rPr>
+          <w:rFonts w:ascii="Arial" w:hAnsi="Arial"/>
+          <w:color w:val="334155"/>
+          <w:sz w:val="19"/>
+        </w:rPr>
+        <w:t xml:space="preserve"> </w:t>
+      </w:r>
+      <w:proofErr w:type="spellStart"/>
+      <w:r>
+        <w:rPr>
+          <w:rFonts w:ascii="Arial" w:hAnsi="Arial"/>
+          <w:color w:val="334155"/>
+          <w:sz w:val="19"/>
+        </w:rPr>
+        <w:t>el</w:t>
+      </w:r>
+      <w:proofErr w:type="spellEnd"/>
+      <w:r>
+        <w:rPr>
+          <w:rFonts w:ascii="Arial" w:hAnsi="Arial"/>
+          <w:color w:val="334155"/>
+          <w:sz w:val="19"/>
+        </w:rPr>
+        <w:t xml:space="preserve"> </w:t>
+      </w:r>
+      <w:proofErr w:type="spellStart"/>
+      <w:r>
+        <w:rPr>
+          <w:rFonts w:ascii="Arial" w:hAnsi="Arial"/>
+          <w:color w:val="334155"/>
+          <w:sz w:val="19"/>
+        </w:rPr>
+        <w:t>abono</w:t>
+      </w:r>
+      <w:proofErr w:type="spellEnd"/>
+      <w:r>
+        <w:rPr>
+          <w:rFonts w:ascii="Arial" w:hAnsi="Arial"/>
+          <w:color w:val="334155"/>
+          <w:sz w:val="19"/>
+        </w:rPr>
+        <w:t>.</w:t>
       </w:r>
     </w:p>
     <w:p>
       <w:pPr>
         <w:spacing w:before="80" w:after="80"/>
         <w:jc w:val="both"/>
-      </w:pPr>
-      <w:r>
-        <w:rPr>
-          <w:rFonts w:ascii="Arial" w:hAnsi="Arial"/>
-          <w:b/>
-          <w:color w:val="6D1A24"/>
-          <w:sz w:val="19"/>
-        </w:rPr>
-        <w:t xml:space="preserve">Paso 3: </w:t>
-      </w:r>
-      <w:r>
-        <w:rPr>
-          <w:rFonts w:ascii="Arial" w:hAnsi="Arial"/>
-          <w:b/>
-          <w:color w:val="1E293B"/>
-          <w:sz w:val="19"/>
-        </w:rPr>
-        <w:t xml:space="preserve">Añadir a LinkedIn — </w:t>
-      </w:r>
-      <w:r>
-        <w:rPr>
-          <w:rFonts w:ascii="Arial" w:hAnsi="Arial"/>
-          <w:color w:val="334155"/>
-          <w:sz w:val="19"/>
-        </w:rPr>
-        <w:t>Un botón configurado con los parámetros de la API de LinkedIn permite anexar la certificación oficial con el código único de validación a su perfil profesional con un solo clic.</w:t>
-      </w:r>
+        <w:rPr>
+          <w:rFonts w:ascii="Arial" w:hAnsi="Arial"/>
+          <w:color w:val="334155"/>
+          <w:sz w:val="19"/>
+        </w:rPr>
+      </w:pPr>
     </w:p>
     <w:p>
       <w:pPr>
@@ -2569,100 +3759,28 @@
           <w:sz w:val="19"/>
         </w:rPr>
       </w:pPr>
-      <w:r>
-        <w:rPr>
-          <w:rFonts w:ascii="Arial" w:hAnsi="Arial"/>
-          <w:b/>
-          <w:color w:val="6D1A24"/>
-          <w:sz w:val="19"/>
-        </w:rPr>
-        <w:t xml:space="preserve">Paso 4: </w:t>
-      </w:r>
-      <w:r>
-        <w:rPr>
-          <w:rFonts w:ascii="Arial" w:hAnsi="Arial"/>
-          <w:b/>
-          <w:color w:val="1E293B"/>
-          <w:sz w:val="19"/>
-        </w:rPr>
-        <w:t>Recibir por WhatsA</w:t>
-      </w:r>
-      <w:r>
-        <w:rPr>
-          <w:rFonts w:ascii="Arial" w:hAnsi="Arial"/>
-          <w:b/>
-          <w:color w:val="1E293B"/>
-          <w:sz w:val="19"/>
-        </w:rPr>
-        <w:t xml:space="preserve">pp — </w:t>
-      </w:r>
-      <w:r>
-        <w:rPr>
-          <w:rFonts w:ascii="Arial" w:hAnsi="Arial"/>
-          <w:color w:val="334155"/>
-          <w:sz w:val="19"/>
-        </w:rPr>
-        <w:t xml:space="preserve">Permite solicitar la constancia digital directamente al teléfono oficial del IIICCD con un </w:t>
-      </w:r>
-      <w:proofErr w:type="spellStart"/>
-      <w:r>
-        <w:rPr>
-          <w:rFonts w:ascii="Arial" w:hAnsi="Arial"/>
-          <w:color w:val="334155"/>
-          <w:sz w:val="19"/>
-        </w:rPr>
-        <w:t>mensaje</w:t>
-      </w:r>
-      <w:proofErr w:type="spellEnd"/>
-      <w:r>
-        <w:rPr>
-          <w:rFonts w:ascii="Arial" w:hAnsi="Arial"/>
-          <w:color w:val="334155"/>
-          <w:sz w:val="19"/>
-        </w:rPr>
-        <w:t xml:space="preserve"> pre-</w:t>
-      </w:r>
-      <w:proofErr w:type="spellStart"/>
-      <w:r>
-        <w:rPr>
-          <w:rFonts w:ascii="Arial" w:hAnsi="Arial"/>
-          <w:color w:val="334155"/>
-          <w:sz w:val="19"/>
-        </w:rPr>
-        <w:t>redactado</w:t>
-      </w:r>
-      <w:proofErr w:type="spellEnd"/>
-      <w:r>
-        <w:rPr>
-          <w:rFonts w:ascii="Arial" w:hAnsi="Arial"/>
-          <w:color w:val="334155"/>
-          <w:sz w:val="19"/>
-        </w:rPr>
-        <w:t>.</w:t>
-      </w:r>
     </w:p>
     <w:p>
       <w:pPr>
         <w:spacing w:before="80" w:after="80"/>
         <w:jc w:val="both"/>
-      </w:pPr>
-    </w:p>
-    <w:p>
-      <w:pPr>
-        <w:keepNext/>
-        <w:spacing w:before="120" w:after="40"/>
-        <w:jc w:val="center"/>
-      </w:pPr>
-      <w:r>
-        <w:rPr>
-          <w:noProof/>
-        </w:rPr>
-        <w:lastRenderedPageBreak/>
+        <w:rPr>
+          <w:rFonts w:ascii="Arial" w:hAnsi="Arial"/>
+          <w:color w:val="334155"/>
+          <w:sz w:val="19"/>
+        </w:rPr>
+      </w:pPr>
+      <w:r>
+        <w:rPr>
+          <w:rFonts w:ascii="Arial" w:hAnsi="Arial"/>
+          <w:color w:val="334155"/>
+          <w:sz w:val="19"/>
+        </w:rPr>
         <w:drawing>
-          <wp:inline distT="0" distB="0" distL="0" distR="0" wp14:anchorId="45A4F9C7" wp14:editId="650F1E95">
-            <wp:extent cx="5486400" cy="3293447"/>
-            <wp:effectExtent l="0" t="0" r="0" b="0"/>
-            <wp:docPr id="9" name="Picture 9"/>
+          <wp:inline distT="0" distB="0" distL="0" distR="0" wp14:anchorId="274C3CD1" wp14:editId="7276E4F8">
+            <wp:extent cx="5760720" cy="2676525"/>
+            <wp:effectExtent l="0" t="0" r="0" b="9525"/>
+            <wp:docPr id="26" name="Imagen 26"/>
             <wp:cNvGraphicFramePr>
               <a:graphicFrameLocks xmlns:a="http://schemas.openxmlformats.org/drawingml/2006/main" noChangeAspect="1"/>
             </wp:cNvGraphicFramePr>
@@ -2670,23 +3788,30 @@
               <a:graphicData uri="http://schemas.openxmlformats.org/drawingml/2006/picture">
                 <pic:pic xmlns:pic="http://schemas.openxmlformats.org/drawingml/2006/picture">
                   <pic:nvPicPr>
-                    <pic:cNvPr id="0" name="fig08_participante_certificado.png"/>
+                    <pic:cNvPr id="1" name=""/>
                     <pic:cNvPicPr/>
                   </pic:nvPicPr>
-                  <pic:blipFill>
+                  <pic:blipFill rotWithShape="1">
                     <a:blip r:embed="rId16"/>
-                    <a:stretch>
-                      <a:fillRect/>
-                    </a:stretch>
+                    <a:srcRect t="7726"/>
+                    <a:stretch/>
                   </pic:blipFill>
-                  <pic:spPr>
+                  <pic:spPr bwMode="auto">
                     <a:xfrm>
                       <a:off x="0" y="0"/>
-                      <a:ext cx="5486400" cy="3293447"/>
+                      <a:ext cx="5760720" cy="2676525"/>
                     </a:xfrm>
                     <a:prstGeom prst="rect">
                       <a:avLst/>
                     </a:prstGeom>
+                    <a:ln>
+                      <a:noFill/>
+                    </a:ln>
+                    <a:extLst>
+                      <a:ext uri="{53640926-AAD7-44D8-BBD7-CCE9431645EC}">
+                        <a14:shadowObscured xmlns:a14="http://schemas.microsoft.com/office/drawing/2010/main"/>
+                      </a:ext>
+                    </a:extLst>
                   </pic:spPr>
                 </pic:pic>
               </a:graphicData>
@@ -2697,47 +3822,485 @@
     </w:p>
     <w:p>
       <w:pPr>
-        <w:spacing w:before="40" w:after="160"/>
-        <w:jc w:val="center"/>
-      </w:pPr>
-      <w:r>
-        <w:rPr>
-          <w:rFonts w:ascii="Arial" w:hAnsi="Arial"/>
-          <w:i/>
-          <w:color w:val="64748B"/>
-          <w:sz w:val="17"/>
-        </w:rPr>
-        <w:t>Figura 8: Diploma Digital Oficial de Honor con Orla Universitaria, Isotipo Vectorial y Código QR.</w:t>
-      </w:r>
+        <w:spacing w:before="80" w:after="80"/>
+        <w:jc w:val="both"/>
+      </w:pPr>
     </w:p>
     <w:p>
-      <w:r>
-        <w:br w:type="page"/>
+      <w:pPr>
+        <w:spacing w:before="40" w:after="40"/>
+      </w:pPr>
+      <w:r>
+        <w:rPr>
+          <w:rFonts w:ascii="Arial" w:hAnsi="Arial"/>
+          <w:b/>
+          <w:color w:val="6D1A24"/>
+          <w:sz w:val="19"/>
+        </w:rPr>
+        <w:t>IMPORTANTE: PROTECCIÓN CONTRA DOBLE PAGO</w:t>
+      </w:r>
+      <w:r>
+        <w:rPr>
+          <w:rFonts w:ascii="Arial" w:hAnsi="Arial"/>
+          <w:b/>
+          <w:color w:val="6D1A24"/>
+          <w:sz w:val="19"/>
+        </w:rPr>
+        <w:br/>
+      </w:r>
+      <w:r>
+        <w:rPr>
+          <w:rFonts w:ascii="Arial" w:hAnsi="Arial"/>
+          <w:color w:val="334155"/>
+          <w:sz w:val="18"/>
+        </w:rPr>
+        <w:t xml:space="preserve">El </w:t>
+      </w:r>
+      <w:proofErr w:type="spellStart"/>
+      <w:r>
+        <w:rPr>
+          <w:rFonts w:ascii="Arial" w:hAnsi="Arial"/>
+          <w:color w:val="334155"/>
+          <w:sz w:val="18"/>
+        </w:rPr>
+        <w:t>sistema</w:t>
+      </w:r>
+      <w:proofErr w:type="spellEnd"/>
+      <w:r>
+        <w:rPr>
+          <w:rFonts w:ascii="Arial" w:hAnsi="Arial"/>
+          <w:color w:val="334155"/>
+          <w:sz w:val="18"/>
+        </w:rPr>
+        <w:t xml:space="preserve"> </w:t>
+      </w:r>
+      <w:proofErr w:type="spellStart"/>
+      <w:r>
+        <w:rPr>
+          <w:rFonts w:ascii="Arial" w:hAnsi="Arial"/>
+          <w:color w:val="334155"/>
+          <w:sz w:val="18"/>
+        </w:rPr>
+        <w:t>bloquea</w:t>
+      </w:r>
+      <w:proofErr w:type="spellEnd"/>
+      <w:r>
+        <w:rPr>
+          <w:rFonts w:ascii="Arial" w:hAnsi="Arial"/>
+          <w:color w:val="334155"/>
+          <w:sz w:val="18"/>
+        </w:rPr>
+        <w:t xml:space="preserve"> </w:t>
+      </w:r>
+      <w:proofErr w:type="spellStart"/>
+      <w:r>
+        <w:rPr>
+          <w:rFonts w:ascii="Arial" w:hAnsi="Arial"/>
+          <w:color w:val="334155"/>
+          <w:sz w:val="18"/>
+        </w:rPr>
+        <w:t>automáticamente</w:t>
+      </w:r>
+      <w:proofErr w:type="spellEnd"/>
+      <w:r>
+        <w:rPr>
+          <w:rFonts w:ascii="Arial" w:hAnsi="Arial"/>
+          <w:color w:val="334155"/>
+          <w:sz w:val="18"/>
+        </w:rPr>
+        <w:t xml:space="preserve"> </w:t>
+      </w:r>
+      <w:proofErr w:type="spellStart"/>
+      <w:r>
+        <w:rPr>
+          <w:rFonts w:ascii="Arial" w:hAnsi="Arial"/>
+          <w:color w:val="334155"/>
+          <w:sz w:val="18"/>
+        </w:rPr>
+        <w:t>cualquier</w:t>
+      </w:r>
+      <w:proofErr w:type="spellEnd"/>
+      <w:r>
+        <w:rPr>
+          <w:rFonts w:ascii="Arial" w:hAnsi="Arial"/>
+          <w:color w:val="334155"/>
+          <w:sz w:val="18"/>
+        </w:rPr>
+        <w:t xml:space="preserve"> </w:t>
+      </w:r>
+      <w:proofErr w:type="spellStart"/>
+      <w:r>
+        <w:rPr>
+          <w:rFonts w:ascii="Arial" w:hAnsi="Arial"/>
+          <w:color w:val="334155"/>
+          <w:sz w:val="18"/>
+        </w:rPr>
+        <w:t>intento</w:t>
+      </w:r>
+      <w:proofErr w:type="spellEnd"/>
+      <w:r>
+        <w:rPr>
+          <w:rFonts w:ascii="Arial" w:hAnsi="Arial"/>
+          <w:color w:val="334155"/>
+          <w:sz w:val="18"/>
+        </w:rPr>
+        <w:t xml:space="preserve"> de doble </w:t>
+      </w:r>
+      <w:proofErr w:type="spellStart"/>
+      <w:r>
+        <w:rPr>
+          <w:rFonts w:ascii="Arial" w:hAnsi="Arial"/>
+          <w:color w:val="334155"/>
+          <w:sz w:val="18"/>
+        </w:rPr>
+        <w:t>inscripción</w:t>
+      </w:r>
+      <w:proofErr w:type="spellEnd"/>
+      <w:r>
+        <w:rPr>
+          <w:rFonts w:ascii="Arial" w:hAnsi="Arial"/>
+          <w:color w:val="334155"/>
+          <w:sz w:val="18"/>
+        </w:rPr>
+        <w:t xml:space="preserve"> </w:t>
+      </w:r>
+      <w:proofErr w:type="spellStart"/>
+      <w:r>
+        <w:rPr>
+          <w:rFonts w:ascii="Arial" w:hAnsi="Arial"/>
+          <w:color w:val="334155"/>
+          <w:sz w:val="18"/>
+        </w:rPr>
+        <w:t>activa</w:t>
+      </w:r>
+      <w:proofErr w:type="spellEnd"/>
+      <w:r>
+        <w:rPr>
+          <w:rFonts w:ascii="Arial" w:hAnsi="Arial"/>
+          <w:color w:val="334155"/>
+          <w:sz w:val="18"/>
+        </w:rPr>
+        <w:t xml:space="preserve"> para </w:t>
+      </w:r>
+      <w:proofErr w:type="spellStart"/>
+      <w:r>
+        <w:rPr>
+          <w:rFonts w:ascii="Arial" w:hAnsi="Arial"/>
+          <w:color w:val="334155"/>
+          <w:sz w:val="18"/>
+        </w:rPr>
+        <w:t>el</w:t>
+      </w:r>
+      <w:proofErr w:type="spellEnd"/>
+      <w:r>
+        <w:rPr>
+          <w:rFonts w:ascii="Arial" w:hAnsi="Arial"/>
+          <w:color w:val="334155"/>
+          <w:sz w:val="18"/>
+        </w:rPr>
+        <w:t xml:space="preserve"> </w:t>
+      </w:r>
+      <w:proofErr w:type="spellStart"/>
+      <w:r>
+        <w:rPr>
+          <w:rFonts w:ascii="Arial" w:hAnsi="Arial"/>
+          <w:color w:val="334155"/>
+          <w:sz w:val="18"/>
+        </w:rPr>
+        <w:t>mismo</w:t>
+      </w:r>
+      <w:proofErr w:type="spellEnd"/>
+      <w:r>
+        <w:rPr>
+          <w:rFonts w:ascii="Arial" w:hAnsi="Arial"/>
+          <w:color w:val="334155"/>
+          <w:sz w:val="18"/>
+        </w:rPr>
+        <w:t xml:space="preserve"> </w:t>
+      </w:r>
+      <w:proofErr w:type="spellStart"/>
+      <w:r>
+        <w:rPr>
+          <w:rFonts w:ascii="Arial" w:hAnsi="Arial"/>
+          <w:color w:val="334155"/>
+          <w:sz w:val="18"/>
+        </w:rPr>
+        <w:t>curso</w:t>
+      </w:r>
+      <w:proofErr w:type="spellEnd"/>
+      <w:r>
+        <w:rPr>
+          <w:rFonts w:ascii="Arial" w:hAnsi="Arial"/>
+          <w:color w:val="334155"/>
+          <w:sz w:val="18"/>
+        </w:rPr>
+        <w:t xml:space="preserve">. Si </w:t>
+      </w:r>
+      <w:proofErr w:type="spellStart"/>
+      <w:r>
+        <w:rPr>
+          <w:rFonts w:ascii="Arial" w:hAnsi="Arial"/>
+          <w:color w:val="334155"/>
+          <w:sz w:val="18"/>
+        </w:rPr>
+        <w:t>su</w:t>
+      </w:r>
+      <w:proofErr w:type="spellEnd"/>
+      <w:r>
+        <w:rPr>
+          <w:rFonts w:ascii="Arial" w:hAnsi="Arial"/>
+          <w:color w:val="334155"/>
+          <w:sz w:val="18"/>
+        </w:rPr>
+        <w:t xml:space="preserve"> </w:t>
+      </w:r>
+      <w:proofErr w:type="spellStart"/>
+      <w:r>
+        <w:rPr>
+          <w:rFonts w:ascii="Arial" w:hAnsi="Arial"/>
+          <w:color w:val="334155"/>
+          <w:sz w:val="18"/>
+        </w:rPr>
+        <w:t>pago</w:t>
+      </w:r>
+      <w:proofErr w:type="spellEnd"/>
+      <w:r>
+        <w:rPr>
+          <w:rFonts w:ascii="Arial" w:hAnsi="Arial"/>
+          <w:color w:val="334155"/>
+          <w:sz w:val="18"/>
+        </w:rPr>
+        <w:t xml:space="preserve"> </w:t>
+      </w:r>
+      <w:proofErr w:type="spellStart"/>
+      <w:r>
+        <w:rPr>
+          <w:rFonts w:ascii="Arial" w:hAnsi="Arial"/>
+          <w:color w:val="334155"/>
+          <w:sz w:val="18"/>
+        </w:rPr>
+        <w:t>está</w:t>
+      </w:r>
+      <w:proofErr w:type="spellEnd"/>
+      <w:r>
+        <w:rPr>
+          <w:rFonts w:ascii="Arial" w:hAnsi="Arial"/>
+          <w:color w:val="334155"/>
+          <w:sz w:val="18"/>
+        </w:rPr>
+        <w:t xml:space="preserve"> </w:t>
+      </w:r>
+      <w:proofErr w:type="spellStart"/>
+      <w:r>
+        <w:rPr>
+          <w:rFonts w:ascii="Arial" w:hAnsi="Arial"/>
+          <w:color w:val="334155"/>
+          <w:sz w:val="18"/>
+        </w:rPr>
+        <w:t>en</w:t>
+      </w:r>
+      <w:proofErr w:type="spellEnd"/>
+      <w:r>
+        <w:rPr>
+          <w:rFonts w:ascii="Arial" w:hAnsi="Arial"/>
+          <w:color w:val="334155"/>
+          <w:sz w:val="18"/>
+        </w:rPr>
+        <w:t xml:space="preserve"> </w:t>
+      </w:r>
+      <w:proofErr w:type="spellStart"/>
+      <w:r>
+        <w:rPr>
+          <w:rFonts w:ascii="Arial" w:hAnsi="Arial"/>
+          <w:color w:val="334155"/>
+          <w:sz w:val="18"/>
+        </w:rPr>
+        <w:t>revisión</w:t>
+      </w:r>
+      <w:proofErr w:type="spellEnd"/>
+      <w:r>
+        <w:rPr>
+          <w:rFonts w:ascii="Arial" w:hAnsi="Arial"/>
+          <w:color w:val="334155"/>
+          <w:sz w:val="18"/>
+        </w:rPr>
+        <w:t xml:space="preserve"> o </w:t>
+      </w:r>
+      <w:proofErr w:type="spellStart"/>
+      <w:r>
+        <w:rPr>
+          <w:rFonts w:ascii="Arial" w:hAnsi="Arial"/>
+          <w:color w:val="334155"/>
+          <w:sz w:val="18"/>
+        </w:rPr>
+        <w:t>ya</w:t>
+      </w:r>
+      <w:proofErr w:type="spellEnd"/>
+      <w:r>
+        <w:rPr>
+          <w:rFonts w:ascii="Arial" w:hAnsi="Arial"/>
+          <w:color w:val="334155"/>
+          <w:sz w:val="18"/>
+        </w:rPr>
+        <w:t xml:space="preserve"> </w:t>
+      </w:r>
+      <w:proofErr w:type="spellStart"/>
+      <w:r>
+        <w:rPr>
+          <w:rFonts w:ascii="Arial" w:hAnsi="Arial"/>
+          <w:color w:val="334155"/>
+          <w:sz w:val="18"/>
+        </w:rPr>
+        <w:t>fue</w:t>
+      </w:r>
+      <w:proofErr w:type="spellEnd"/>
+      <w:r>
+        <w:rPr>
+          <w:rFonts w:ascii="Arial" w:hAnsi="Arial"/>
+          <w:color w:val="334155"/>
+          <w:sz w:val="18"/>
+        </w:rPr>
+        <w:t xml:space="preserve"> </w:t>
+      </w:r>
+      <w:proofErr w:type="spellStart"/>
+      <w:r>
+        <w:rPr>
+          <w:rFonts w:ascii="Arial" w:hAnsi="Arial"/>
+          <w:color w:val="334155"/>
+          <w:sz w:val="18"/>
+        </w:rPr>
+        <w:t>aprobado</w:t>
+      </w:r>
+      <w:proofErr w:type="spellEnd"/>
+      <w:r>
+        <w:rPr>
+          <w:rFonts w:ascii="Arial" w:hAnsi="Arial"/>
+          <w:color w:val="334155"/>
+          <w:sz w:val="18"/>
+        </w:rPr>
+        <w:t xml:space="preserve">, la </w:t>
+      </w:r>
+      <w:proofErr w:type="spellStart"/>
+      <w:r>
+        <w:rPr>
+          <w:rFonts w:ascii="Arial" w:hAnsi="Arial"/>
+          <w:color w:val="334155"/>
+          <w:sz w:val="18"/>
+        </w:rPr>
+        <w:t>plataforma</w:t>
+      </w:r>
+      <w:proofErr w:type="spellEnd"/>
+      <w:r>
+        <w:rPr>
+          <w:rFonts w:ascii="Arial" w:hAnsi="Arial"/>
+          <w:color w:val="334155"/>
+          <w:sz w:val="18"/>
+        </w:rPr>
+        <w:t xml:space="preserve"> protege </w:t>
+      </w:r>
+      <w:proofErr w:type="spellStart"/>
+      <w:r>
+        <w:rPr>
+          <w:rFonts w:ascii="Arial" w:hAnsi="Arial"/>
+          <w:color w:val="334155"/>
+          <w:sz w:val="18"/>
+        </w:rPr>
+        <w:t>su</w:t>
+      </w:r>
+      <w:proofErr w:type="spellEnd"/>
+      <w:r>
+        <w:rPr>
+          <w:rFonts w:ascii="Arial" w:hAnsi="Arial"/>
+          <w:color w:val="334155"/>
+          <w:sz w:val="18"/>
+        </w:rPr>
+        <w:t xml:space="preserve"> </w:t>
+      </w:r>
+      <w:proofErr w:type="spellStart"/>
+      <w:r>
+        <w:rPr>
+          <w:rFonts w:ascii="Arial" w:hAnsi="Arial"/>
+          <w:color w:val="334155"/>
+          <w:sz w:val="18"/>
+        </w:rPr>
+        <w:t>matrícula</w:t>
+      </w:r>
+      <w:proofErr w:type="spellEnd"/>
+      <w:r>
+        <w:rPr>
+          <w:rFonts w:ascii="Arial" w:hAnsi="Arial"/>
+          <w:color w:val="334155"/>
+          <w:sz w:val="18"/>
+        </w:rPr>
+        <w:t xml:space="preserve"> </w:t>
+      </w:r>
+      <w:proofErr w:type="spellStart"/>
+      <w:r>
+        <w:rPr>
+          <w:rFonts w:ascii="Arial" w:hAnsi="Arial"/>
+          <w:color w:val="334155"/>
+          <w:sz w:val="18"/>
+        </w:rPr>
+        <w:t>impidiendo</w:t>
+      </w:r>
+      <w:proofErr w:type="spellEnd"/>
+      <w:r>
+        <w:rPr>
+          <w:rFonts w:ascii="Arial" w:hAnsi="Arial"/>
+          <w:color w:val="334155"/>
+          <w:sz w:val="18"/>
+        </w:rPr>
+        <w:t xml:space="preserve"> </w:t>
+      </w:r>
+      <w:proofErr w:type="spellStart"/>
+      <w:r>
+        <w:rPr>
+          <w:rFonts w:ascii="Arial" w:hAnsi="Arial"/>
+          <w:color w:val="334155"/>
+          <w:sz w:val="18"/>
+        </w:rPr>
+        <w:t>cobros</w:t>
+      </w:r>
+      <w:proofErr w:type="spellEnd"/>
+      <w:r>
+        <w:rPr>
+          <w:rFonts w:ascii="Arial" w:hAnsi="Arial"/>
+          <w:color w:val="334155"/>
+          <w:sz w:val="18"/>
+        </w:rPr>
+        <w:t xml:space="preserve"> </w:t>
+      </w:r>
+      <w:proofErr w:type="spellStart"/>
+      <w:r>
+        <w:rPr>
+          <w:rFonts w:ascii="Arial" w:hAnsi="Arial"/>
+          <w:color w:val="334155"/>
+          <w:sz w:val="18"/>
+        </w:rPr>
+        <w:t>duplicados</w:t>
+      </w:r>
+      <w:proofErr w:type="spellEnd"/>
+      <w:r>
+        <w:rPr>
+          <w:rFonts w:ascii="Arial" w:hAnsi="Arial"/>
+          <w:color w:val="334155"/>
+          <w:sz w:val="18"/>
+        </w:rPr>
+        <w:t>.</w:t>
       </w:r>
     </w:p>
     <w:p>
       <w:pPr>
         <w:keepNext/>
-        <w:spacing w:before="400" w:after="120"/>
+        <w:spacing w:before="280" w:after="80"/>
       </w:pPr>
       <w:r>
         <w:rPr>
           <w:rFonts w:ascii="Arial" w:hAnsi="Arial"/>
           <w:b/>
-          <w:color w:val="6D1A24"/>
-          <w:sz w:val="27"/>
-        </w:rPr>
-        <w:lastRenderedPageBreak/>
-        <w:t xml:space="preserve">SECCIÓN III: GUÍA DE LA </w:t>
-      </w:r>
-      <w:r>
-        <w:rPr>
-          <w:rFonts w:ascii="Arial" w:hAnsi="Arial"/>
-          <w:b/>
-          <w:color w:val="6D1A24"/>
-          <w:sz w:val="27"/>
-        </w:rPr>
-        <w:t>DIRECTIVA Y ADMINISTRACIÓN</w:t>
+          <w:color w:val="1E293B"/>
+        </w:rPr>
+        <w:t>2.7. Panel del Participante («Mis Cursos») y Aula Virtual</w:t>
       </w:r>
     </w:p>
     <w:p>
@@ -2751,43 +4314,7 @@
           <w:color w:val="334155"/>
           <w:sz w:val="19"/>
         </w:rPr>
-        <w:t>Esta sección describe en detalle los módulos de gestión, control de matrículas, diseño de afiches, verificación de pagos bancarios y emisión de certificados a disposición de la directiva del IIICCD.</w:t>
-      </w:r>
-    </w:p>
-    <w:p>
-      <w:pPr>
-        <w:keepNext/>
-        <w:spacing w:before="280" w:after="80"/>
-      </w:pPr>
-      <w:r>
-        <w:rPr>
-          <w:rFonts w:ascii="Arial" w:hAnsi="Arial"/>
-          <w:b/>
-          <w:color w:val="1E293B"/>
-        </w:rPr>
-        <w:t>3.1. Panel de Control Administ</w:t>
-      </w:r>
-      <w:r>
-        <w:rPr>
-          <w:rFonts w:ascii="Arial" w:hAnsi="Arial"/>
-          <w:b/>
-          <w:color w:val="1E293B"/>
-        </w:rPr>
-        <w:t>rativo (Dashboard)</w:t>
-      </w:r>
-    </w:p>
-    <w:p>
-      <w:pPr>
-        <w:spacing w:after="80"/>
-        <w:jc w:val="both"/>
-      </w:pPr>
-      <w:r>
-        <w:rPr>
-          <w:rFonts w:ascii="Arial" w:hAnsi="Arial"/>
-          <w:color w:val="334155"/>
-          <w:sz w:val="19"/>
-        </w:rPr>
-        <w:t>Al autenticarse con credenciales de administrador e ingresar a /admin, se presenta la consola de mando institucional:</w:t>
+        <w:t>En el menú superior, el botón de cursos se transforma automáticamente en «Mis Cursos» (/participante/dashboard). En este panel personal el estudiante dispone de:</w:t>
       </w:r>
     </w:p>
     <w:p>
@@ -2803,23 +4330,15 @@
           <w:color w:val="1E293B"/>
           <w:sz w:val="19"/>
         </w:rPr>
-        <w:t xml:space="preserve">Cuadrícula de Métricas Principales: </w:t>
-      </w:r>
-      <w:r>
-        <w:rPr>
-          <w:rFonts w:ascii="Arial" w:hAnsi="Arial"/>
-          <w:color w:val="334155"/>
-          <w:sz w:val="19"/>
-        </w:rPr>
-        <w:t>Cursos Activos, Pagos por Verificar, Inscripciones Aprobadas y Certificados Emitido</w:t>
-      </w:r>
-      <w:r>
-        <w:rPr>
-          <w:rFonts w:ascii="Arial" w:hAnsi="Arial"/>
-          <w:color w:val="334155"/>
-          <w:sz w:val="19"/>
-        </w:rPr>
-        <w:t>s.</w:t>
+        <w:t xml:space="preserve">Insignia de Estado: </w:t>
+      </w:r>
+      <w:r>
+        <w:rPr>
+          <w:rFonts w:ascii="Arial" w:hAnsi="Arial"/>
+          <w:color w:val="334155"/>
+          <w:sz w:val="19"/>
+        </w:rPr>
+        <w:t>Muestra claramente si su comprobante está en revisión, si su matrícula está aprobada o si el curso ha concluido.</w:t>
       </w:r>
     </w:p>
     <w:p>
@@ -2835,15 +4354,15 @@
           <w:color w:val="1E293B"/>
           <w:sz w:val="19"/>
         </w:rPr>
-        <w:t xml:space="preserve">Bandeja de Mensajes: </w:t>
-      </w:r>
-      <w:r>
-        <w:rPr>
-          <w:rFonts w:ascii="Arial" w:hAnsi="Arial"/>
-          <w:color w:val="334155"/>
-          <w:sz w:val="19"/>
-        </w:rPr>
-        <w:t>Acceso directo con contador de no leídos a la bandeja de consultas (/admin/mensajes).</w:t>
+        <w:t xml:space="preserve">Acceso a la Sesión en Vivo: </w:t>
+      </w:r>
+      <w:r>
+        <w:rPr>
+          <w:rFonts w:ascii="Arial" w:hAnsi="Arial"/>
+          <w:color w:val="334155"/>
+          <w:sz w:val="19"/>
+        </w:rPr>
+        <w:t>Al ser aprobado su pago, se desbloquea el botón destacado para ingresar a la sala de Zoom o Google Meet.</w:t>
       </w:r>
     </w:p>
     <w:p>
@@ -2859,15 +4378,15 @@
           <w:color w:val="1E293B"/>
           <w:sz w:val="19"/>
         </w:rPr>
-        <w:t xml:space="preserve">Directorio de Alumnos: </w:t>
-      </w:r>
-      <w:r>
-        <w:rPr>
-          <w:rFonts w:ascii="Arial" w:hAnsi="Arial"/>
-          <w:color w:val="334155"/>
-          <w:sz w:val="19"/>
-        </w:rPr>
-        <w:t>Acceso directo al padrón general de estudiantes (/admin/usuarios).</w:t>
+        <w:t xml:space="preserve">Comunidad de WhatsApp: </w:t>
+      </w:r>
+      <w:r>
+        <w:rPr>
+          <w:rFonts w:ascii="Arial" w:hAnsi="Arial"/>
+          <w:color w:val="334155"/>
+          <w:sz w:val="19"/>
+        </w:rPr>
+        <w:t>Enlace protegido para unirse al grupo de mensajería oficial del curso con el docente y compañeros.</w:t>
       </w:r>
     </w:p>
     <w:p>
@@ -2883,23 +4402,15 @@
           <w:color w:val="1E293B"/>
           <w:sz w:val="19"/>
         </w:rPr>
-        <w:t xml:space="preserve">Acciones Rápidas: </w:t>
-      </w:r>
-      <w:r>
-        <w:rPr>
-          <w:rFonts w:ascii="Arial" w:hAnsi="Arial"/>
-          <w:color w:val="334155"/>
-          <w:sz w:val="19"/>
-        </w:rPr>
-        <w:t xml:space="preserve">Botones de un clic para crear </w:t>
-      </w:r>
-      <w:r>
-        <w:rPr>
-          <w:rFonts w:ascii="Arial" w:hAnsi="Arial"/>
-          <w:color w:val="334155"/>
-          <w:sz w:val="19"/>
-        </w:rPr>
-        <w:t>cursos, diseñar flyers o ajustar los parámetros de Yape.</w:t>
+        <w:t xml:space="preserve">Acciones de Certificado: </w:t>
+      </w:r>
+      <w:r>
+        <w:rPr>
+          <w:rFonts w:ascii="Arial" w:hAnsi="Arial"/>
+          <w:color w:val="334155"/>
+          <w:sz w:val="19"/>
+        </w:rPr>
+        <w:t>Una vez que la directiva marca el curso como culminado, aparecen los botones oficiales para acceder al diploma.</w:t>
       </w:r>
     </w:p>
     <w:p>
@@ -2913,10 +4424,10 @@
           <w:noProof/>
         </w:rPr>
         <w:drawing>
-          <wp:inline distT="0" distB="0" distL="0" distR="0" wp14:anchorId="10152B6C" wp14:editId="172F9A4A">
+          <wp:inline distT="0" distB="0" distL="0" distR="0" wp14:anchorId="256C4A12" wp14:editId="466256B3">
             <wp:extent cx="5486400" cy="3293447"/>
             <wp:effectExtent l="0" t="0" r="0" b="0"/>
-            <wp:docPr id="10" name="Picture 10"/>
+            <wp:docPr id="8" name="Picture 8"/>
             <wp:cNvGraphicFramePr>
               <a:graphicFrameLocks xmlns:a="http://schemas.openxmlformats.org/drawingml/2006/main" noChangeAspect="1"/>
             </wp:cNvGraphicFramePr>
@@ -2924,7 +4435,7 @@
               <a:graphicData uri="http://schemas.openxmlformats.org/drawingml/2006/picture">
                 <pic:pic xmlns:pic="http://schemas.openxmlformats.org/drawingml/2006/picture">
                   <pic:nvPicPr>
-                    <pic:cNvPr id="0" name="fig10_admin_dashboard.png"/>
+                    <pic:cNvPr id="0" name="fig07_participante_dashboard.png"/>
                     <pic:cNvPicPr/>
                   </pic:nvPicPr>
                   <pic:blipFill>
@@ -2961,12 +4472,41 @@
           <w:color w:val="64748B"/>
           <w:sz w:val="17"/>
         </w:rPr>
-        <w:t>Figura 9: Panel de Control del Administrador con Métricas y Accesos Directos.</w:t>
+        <w:t>Figura 7: Panel Personal del Participante («Mis Cursos») con Enlaces Protegidos a Clases y Certificados.</w:t>
       </w:r>
     </w:p>
     <w:p>
       <w:pPr>
         <w:keepNext/>
+        <w:spacing w:before="400" w:after="120"/>
+      </w:pPr>
+      <w:r>
+        <w:rPr>
+          <w:rFonts w:ascii="Arial" w:hAnsi="Arial"/>
+          <w:b/>
+          <w:color w:val="6D1A24"/>
+          <w:sz w:val="27"/>
+        </w:rPr>
+        <w:t>SECCIÓN III: GUÍA DE LA DIRECTIVA Y ADMINISTRACIÓN</w:t>
+      </w:r>
+    </w:p>
+    <w:p>
+      <w:pPr>
+        <w:spacing w:after="80"/>
+        <w:jc w:val="both"/>
+      </w:pPr>
+      <w:r>
+        <w:rPr>
+          <w:rFonts w:ascii="Arial" w:hAnsi="Arial"/>
+          <w:color w:val="334155"/>
+          <w:sz w:val="19"/>
+        </w:rPr>
+        <w:t>Esta sección describe en detalle los módulos de gestión, control de matrículas, diseño de afiches, verificación de pagos bancarios y emisión de certificados a disposición de la directiva del IIICCD.</w:t>
+      </w:r>
+    </w:p>
+    <w:p>
+      <w:pPr>
+        <w:keepNext/>
         <w:spacing w:before="280" w:after="80"/>
       </w:pPr>
       <w:r>
@@ -2975,7 +4515,7 @@
           <w:b/>
           <w:color w:val="1E293B"/>
         </w:rPr>
-        <w:t>3.2. Gestión Integral de Cursos y Paginación Institucional</w:t>
+        <w:t>3.1. Panel de Control Administrativo (Dashboard)</w:t>
       </w:r>
     </w:p>
     <w:p>
@@ -2989,128 +4529,7 @@
           <w:color w:val="334155"/>
           <w:sz w:val="19"/>
         </w:rPr>
-        <w:t>Al ingresar a /admin/cursos, el administrador visualiza el p</w:t>
-      </w:r>
-      <w:r>
-        <w:rPr>
-          <w:rFonts w:ascii="Arial" w:hAnsi="Arial"/>
-          <w:color w:val="334155"/>
-          <w:sz w:val="19"/>
-        </w:rPr>
-        <w:t>adrón completo de programas académicos:</w:t>
-      </w:r>
-    </w:p>
-    <w:p>
-      <w:pPr>
-        <w:spacing w:before="80" w:after="80"/>
-        <w:jc w:val="both"/>
-      </w:pPr>
-      <w:r>
-        <w:rPr>
-          <w:rFonts w:ascii="Arial" w:hAnsi="Arial"/>
-          <w:b/>
-          <w:color w:val="6D1A24"/>
-          <w:sz w:val="19"/>
-        </w:rPr>
-        <w:t xml:space="preserve">Paso 1: </w:t>
-      </w:r>
-      <w:r>
-        <w:rPr>
-          <w:rFonts w:ascii="Arial" w:hAnsi="Arial"/>
-          <w:b/>
-          <w:color w:val="1E293B"/>
-          <w:sz w:val="19"/>
-        </w:rPr>
-        <w:t xml:space="preserve">Navegación Paginada a 4 Cursos — </w:t>
-      </w:r>
-      <w:r>
-        <w:rPr>
-          <w:rFonts w:ascii="Arial" w:hAnsi="Arial"/>
-          <w:color w:val="334155"/>
-          <w:sz w:val="19"/>
-        </w:rPr>
-        <w:t>Para garantizar fluidez y orden visual, la tabla muestra exactamente 4 cursos por página con controles numéricos de paginación [ 1 ] [ 2 ] y botones Anterior/Siguiente.</w:t>
-      </w:r>
-    </w:p>
-    <w:p>
-      <w:pPr>
-        <w:spacing w:before="80" w:after="80"/>
-        <w:jc w:val="both"/>
-      </w:pPr>
-      <w:r>
-        <w:rPr>
-          <w:rFonts w:ascii="Arial" w:hAnsi="Arial"/>
-          <w:b/>
-          <w:color w:val="6D1A24"/>
-          <w:sz w:val="19"/>
-        </w:rPr>
-        <w:t>Paso 2</w:t>
-      </w:r>
-      <w:r>
-        <w:rPr>
-          <w:rFonts w:ascii="Arial" w:hAnsi="Arial"/>
-          <w:b/>
-          <w:color w:val="6D1A24"/>
-          <w:sz w:val="19"/>
-        </w:rPr>
-        <w:t xml:space="preserve">: </w:t>
-      </w:r>
-      <w:r>
-        <w:rPr>
-          <w:rFonts w:ascii="Arial" w:hAnsi="Arial"/>
-          <w:b/>
-          <w:color w:val="1E293B"/>
-          <w:sz w:val="19"/>
-        </w:rPr>
-        <w:t xml:space="preserve">Switch de Portada (Publicar Flyer) — </w:t>
-      </w:r>
-      <w:r>
-        <w:rPr>
-          <w:rFonts w:ascii="Arial" w:hAnsi="Arial"/>
-          <w:color w:val="334155"/>
-          <w:sz w:val="19"/>
-        </w:rPr>
-        <w:t>Una columna dedicada permite activar o desactivar qué afiche se proyectará en la vitrina flotante de la página de inicio con un solo clic.</w:t>
-      </w:r>
-    </w:p>
-    <w:p>
-      <w:pPr>
-        <w:spacing w:before="80" w:after="80"/>
-        <w:jc w:val="both"/>
-      </w:pPr>
-      <w:r>
-        <w:rPr>
-          <w:rFonts w:ascii="Arial" w:hAnsi="Arial"/>
-          <w:b/>
-          <w:color w:val="6D1A24"/>
-          <w:sz w:val="19"/>
-        </w:rPr>
-        <w:t xml:space="preserve">Paso 3: </w:t>
-      </w:r>
-      <w:r>
-        <w:rPr>
-          <w:rFonts w:ascii="Arial" w:hAnsi="Arial"/>
-          <w:b/>
-          <w:color w:val="1E293B"/>
-          <w:sz w:val="19"/>
-        </w:rPr>
-        <w:t xml:space="preserve">Creación de Nuevo Curso — </w:t>
-      </w:r>
-      <w:r>
-        <w:rPr>
-          <w:rFonts w:ascii="Arial" w:hAnsi="Arial"/>
-          <w:color w:val="334155"/>
-          <w:sz w:val="19"/>
-        </w:rPr>
-        <w:t xml:space="preserve">El botón «+ Nuevo Curso» abre el formulario </w:t>
-      </w:r>
-      <w:r>
-        <w:rPr>
-          <w:rFonts w:ascii="Arial" w:hAnsi="Arial"/>
-          <w:color w:val="334155"/>
-          <w:sz w:val="19"/>
-        </w:rPr>
-        <w:t>exhaustivo (/admin/cursos/nuevo) donde se definen:</w:t>
+        <w:t>Al autenticarse con credenciales de administrador e ingresar a /admin, se presenta la consola de mando institucional:</w:t>
       </w:r>
     </w:p>
     <w:p>
@@ -3126,15 +4545,15 @@
           <w:color w:val="1E293B"/>
           <w:sz w:val="19"/>
         </w:rPr>
-        <w:t xml:space="preserve">Datos Académicos: </w:t>
-      </w:r>
-      <w:r>
-        <w:rPr>
-          <w:rFonts w:ascii="Arial" w:hAnsi="Arial"/>
-          <w:color w:val="334155"/>
-          <w:sz w:val="19"/>
-        </w:rPr>
-        <w:t>Nombre formal, línea de investigación (Ciencias de la Computación, Ciencia de Datos o Investigación) y área especializada.</w:t>
+        <w:t xml:space="preserve">Cuadrícula de Métricas Principales: </w:t>
+      </w:r>
+      <w:r>
+        <w:rPr>
+          <w:rFonts w:ascii="Arial" w:hAnsi="Arial"/>
+          <w:color w:val="334155"/>
+          <w:sz w:val="19"/>
+        </w:rPr>
+        <w:t>Cursos Activos, Pagos por Verificar, Inscripciones Aprobadas y Certificados Emitidos.</w:t>
       </w:r>
     </w:p>
     <w:p>
@@ -3150,23 +4569,15 @@
           <w:color w:val="1E293B"/>
           <w:sz w:val="19"/>
         </w:rPr>
-        <w:t xml:space="preserve">Perfil Docente: </w:t>
-      </w:r>
-      <w:r>
-        <w:rPr>
-          <w:rFonts w:ascii="Arial" w:hAnsi="Arial"/>
-          <w:color w:val="334155"/>
-          <w:sz w:val="19"/>
-        </w:rPr>
-        <w:t>Carga de fotografía profesional del ponente y ca</w:t>
-      </w:r>
-      <w:r>
-        <w:rPr>
-          <w:rFonts w:ascii="Arial" w:hAnsi="Arial"/>
-          <w:color w:val="334155"/>
-          <w:sz w:val="19"/>
-        </w:rPr>
-        <w:t>rgo/especialidad académica.</w:t>
+        <w:t xml:space="preserve">Bandeja de Mensajes: </w:t>
+      </w:r>
+      <w:r>
+        <w:rPr>
+          <w:rFonts w:ascii="Arial" w:hAnsi="Arial"/>
+          <w:color w:val="334155"/>
+          <w:sz w:val="19"/>
+        </w:rPr>
+        <w:t>Acceso directo con contador de no leídos a la bandeja de consultas (/admin/mensajes).</w:t>
       </w:r>
     </w:p>
     <w:p>
@@ -3182,15 +4593,15 @@
           <w:color w:val="1E293B"/>
           <w:sz w:val="19"/>
         </w:rPr>
-        <w:t xml:space="preserve">Valor Curricular: </w:t>
-      </w:r>
-      <w:r>
-        <w:rPr>
-          <w:rFonts w:ascii="Arial" w:hAnsi="Arial"/>
-          <w:color w:val="334155"/>
-          <w:sz w:val="19"/>
-        </w:rPr>
-        <w:t>Horas lectivas certificadas y número de créditos académicos formales.</w:t>
+        <w:t xml:space="preserve">Directorio de Alumnos: </w:t>
+      </w:r>
+      <w:r>
+        <w:rPr>
+          <w:rFonts w:ascii="Arial" w:hAnsi="Arial"/>
+          <w:color w:val="334155"/>
+          <w:sz w:val="19"/>
+        </w:rPr>
+        <w:t>Acceso directo al padrón general de estudiantes (/admin/usuarios).</w:t>
       </w:r>
     </w:p>
     <w:p>
@@ -3206,48 +4617,16 @@
           <w:color w:val="1E293B"/>
           <w:sz w:val="19"/>
         </w:rPr>
-        <w:t xml:space="preserve">Tarifario Diferenciado: </w:t>
-      </w:r>
-      <w:r>
-        <w:rPr>
-          <w:rFonts w:ascii="Arial" w:hAnsi="Arial"/>
-          <w:color w:val="334155"/>
-          <w:sz w:val="19"/>
-        </w:rPr>
-        <w:t>Precio general y precio bonificado para la comunidad UNA Puno.</w:t>
-      </w:r>
-    </w:p>
-    <w:p>
-      <w:pPr>
-        <w:pStyle w:val="Listaconvietas"/>
-        <w:spacing w:after="60"/>
-        <w:jc w:val="both"/>
-      </w:pPr>
-      <w:r>
-        <w:rPr>
-          <w:rFonts w:ascii="Arial" w:hAnsi="Arial"/>
-          <w:b/>
-          <w:color w:val="1E293B"/>
-          <w:sz w:val="19"/>
-        </w:rPr>
         <w:lastRenderedPageBreak/>
-        <w:t xml:space="preserve">Canales Virtuales: </w:t>
-      </w:r>
-      <w:r>
-        <w:rPr>
-          <w:rFonts w:ascii="Arial" w:hAnsi="Arial"/>
-          <w:color w:val="334155"/>
-          <w:sz w:val="19"/>
-        </w:rPr>
-        <w:t>Enlace privado a la sala virtual (</w:t>
-      </w:r>
-      <w:r>
-        <w:rPr>
-          <w:rFonts w:ascii="Arial" w:hAnsi="Arial"/>
-          <w:color w:val="334155"/>
-          <w:sz w:val="19"/>
-        </w:rPr>
-        <w:t>Zoom / Google Meet) y enlace al grupo exclusivo de WhatsApp.</w:t>
+        <w:t xml:space="preserve">Acciones Rápidas: </w:t>
+      </w:r>
+      <w:r>
+        <w:rPr>
+          <w:rFonts w:ascii="Arial" w:hAnsi="Arial"/>
+          <w:color w:val="334155"/>
+          <w:sz w:val="19"/>
+        </w:rPr>
+        <w:t>Botones de un clic para crear cursos, diseñar flyers o ajustar los parámetros de Yape.</w:t>
       </w:r>
     </w:p>
     <w:p>
@@ -3261,10 +4640,10 @@
           <w:noProof/>
         </w:rPr>
         <w:drawing>
-          <wp:inline distT="0" distB="0" distL="0" distR="0" wp14:anchorId="183ECA5F" wp14:editId="3BE66EE9">
+          <wp:inline distT="0" distB="0" distL="0" distR="0" wp14:anchorId="10152B6C" wp14:editId="172F9A4A">
             <wp:extent cx="5486400" cy="3293447"/>
             <wp:effectExtent l="0" t="0" r="0" b="0"/>
-            <wp:docPr id="11" name="Picture 11"/>
+            <wp:docPr id="10" name="Picture 10"/>
             <wp:cNvGraphicFramePr>
               <a:graphicFrameLocks xmlns:a="http://schemas.openxmlformats.org/drawingml/2006/main" noChangeAspect="1"/>
             </wp:cNvGraphicFramePr>
@@ -3272,7 +4651,7 @@
               <a:graphicData uri="http://schemas.openxmlformats.org/drawingml/2006/picture">
                 <pic:pic xmlns:pic="http://schemas.openxmlformats.org/drawingml/2006/picture">
                   <pic:nvPicPr>
-                    <pic:cNvPr id="0" name="fig11_admin_cursos_lista.png"/>
+                    <pic:cNvPr id="0" name="fig10_admin_dashboard.png"/>
                     <pic:cNvPicPr/>
                   </pic:nvPicPr>
                   <pic:blipFill>
@@ -3309,7 +4688,251 @@
           <w:color w:val="64748B"/>
           <w:sz w:val="17"/>
         </w:rPr>
-        <w:t>Figura 10: Tabla de Gestión de Cursos con Paginación a 4 Registros y Acciones Rápidas.</w:t>
+        <w:t>Figura 9: Panel de Control del Administrador con Métricas y Accesos Directos.</w:t>
+      </w:r>
+    </w:p>
+    <w:p>
+      <w:pPr>
+        <w:keepNext/>
+        <w:spacing w:before="280" w:after="80"/>
+      </w:pPr>
+      <w:r>
+        <w:rPr>
+          <w:rFonts w:ascii="Arial" w:hAnsi="Arial"/>
+          <w:b/>
+          <w:color w:val="1E293B"/>
+        </w:rPr>
+        <w:t>3.2. Gestión Integral de Cursos y Paginación Institucional</w:t>
+      </w:r>
+    </w:p>
+    <w:p>
+      <w:pPr>
+        <w:spacing w:after="80"/>
+        <w:jc w:val="both"/>
+      </w:pPr>
+      <w:r>
+        <w:rPr>
+          <w:rFonts w:ascii="Arial" w:hAnsi="Arial"/>
+          <w:color w:val="334155"/>
+          <w:sz w:val="19"/>
+        </w:rPr>
+        <w:t>Al ingresar a /admin/cursos, el administrador visualiza el padrón completo de programas académicos:</w:t>
+      </w:r>
+    </w:p>
+    <w:p>
+      <w:pPr>
+        <w:spacing w:before="80" w:after="80"/>
+        <w:jc w:val="both"/>
+      </w:pPr>
+      <w:r>
+        <w:rPr>
+          <w:rFonts w:ascii="Arial" w:hAnsi="Arial"/>
+          <w:b/>
+          <w:color w:val="6D1A24"/>
+          <w:sz w:val="19"/>
+        </w:rPr>
+        <w:t xml:space="preserve">Paso 1: </w:t>
+      </w:r>
+      <w:r>
+        <w:rPr>
+          <w:rFonts w:ascii="Arial" w:hAnsi="Arial"/>
+          <w:b/>
+          <w:color w:val="1E293B"/>
+          <w:sz w:val="19"/>
+        </w:rPr>
+        <w:t xml:space="preserve">Navegación Paginada a 4 Cursos — </w:t>
+      </w:r>
+      <w:r>
+        <w:rPr>
+          <w:rFonts w:ascii="Arial" w:hAnsi="Arial"/>
+          <w:color w:val="334155"/>
+          <w:sz w:val="19"/>
+        </w:rPr>
+        <w:t>Para garantizar fluidez y orden visual, la tabla muestra exactamente 4 cursos por página con controles numéricos de paginación [ 1 ] [ 2 ] y botones Anterior/Siguiente.</w:t>
+      </w:r>
+    </w:p>
+    <w:p>
+      <w:pPr>
+        <w:spacing w:before="80" w:after="80"/>
+        <w:jc w:val="both"/>
+      </w:pPr>
+      <w:r>
+        <w:rPr>
+          <w:rFonts w:ascii="Arial" w:hAnsi="Arial"/>
+          <w:b/>
+          <w:color w:val="6D1A24"/>
+          <w:sz w:val="19"/>
+        </w:rPr>
+        <w:t xml:space="preserve">Paso 2: </w:t>
+      </w:r>
+      <w:r>
+        <w:rPr>
+          <w:rFonts w:ascii="Arial" w:hAnsi="Arial"/>
+          <w:b/>
+          <w:color w:val="1E293B"/>
+          <w:sz w:val="19"/>
+        </w:rPr>
+        <w:t xml:space="preserve">Switch de Portada (Publicar Flyer) — </w:t>
+      </w:r>
+      <w:r>
+        <w:rPr>
+          <w:rFonts w:ascii="Arial" w:hAnsi="Arial"/>
+          <w:color w:val="334155"/>
+          <w:sz w:val="19"/>
+        </w:rPr>
+        <w:t>Una columna dedicada permite activar o desactivar qué afiche se proyectará en la vitrina flotante de la página de inicio con un solo clic.</w:t>
+      </w:r>
+    </w:p>
+    <w:p>
+      <w:pPr>
+        <w:spacing w:before="80" w:after="80"/>
+        <w:jc w:val="both"/>
+      </w:pPr>
+      <w:r>
+        <w:rPr>
+          <w:rFonts w:ascii="Arial" w:hAnsi="Arial"/>
+          <w:b/>
+          <w:color w:val="6D1A24"/>
+          <w:sz w:val="19"/>
+        </w:rPr>
+        <w:t xml:space="preserve">Paso 3: </w:t>
+      </w:r>
+      <w:r>
+        <w:rPr>
+          <w:rFonts w:ascii="Arial" w:hAnsi="Arial"/>
+          <w:b/>
+          <w:color w:val="1E293B"/>
+          <w:sz w:val="19"/>
+        </w:rPr>
+        <w:t xml:space="preserve">Creación de Nuevo Curso — </w:t>
+      </w:r>
+      <w:r>
+        <w:rPr>
+          <w:rFonts w:ascii="Arial" w:hAnsi="Arial"/>
+          <w:color w:val="334155"/>
+          <w:sz w:val="19"/>
+        </w:rPr>
+        <w:t>El botón «+ Nuevo Curso» abre el formulario exhaustivo (/admin/cursos/nuevo) donde se definen:</w:t>
+      </w:r>
+    </w:p>
+    <w:p>
+      <w:pPr>
+        <w:pStyle w:val="Listaconvietas"/>
+        <w:spacing w:after="60"/>
+        <w:jc w:val="both"/>
+      </w:pPr>
+      <w:r>
+        <w:rPr>
+          <w:rFonts w:ascii="Arial" w:hAnsi="Arial"/>
+          <w:b/>
+          <w:color w:val="1E293B"/>
+          <w:sz w:val="19"/>
+        </w:rPr>
+        <w:t xml:space="preserve">Datos Académicos: </w:t>
+      </w:r>
+      <w:r>
+        <w:rPr>
+          <w:rFonts w:ascii="Arial" w:hAnsi="Arial"/>
+          <w:color w:val="334155"/>
+          <w:sz w:val="19"/>
+        </w:rPr>
+        <w:t>Nombre formal, línea de investigación (Ciencias de la Computación, Ciencia de Datos o Investigación) y área especializada.</w:t>
+      </w:r>
+    </w:p>
+    <w:p>
+      <w:pPr>
+        <w:pStyle w:val="Listaconvietas"/>
+        <w:spacing w:after="60"/>
+        <w:jc w:val="both"/>
+      </w:pPr>
+      <w:r>
+        <w:rPr>
+          <w:rFonts w:ascii="Arial" w:hAnsi="Arial"/>
+          <w:b/>
+          <w:color w:val="1E293B"/>
+          <w:sz w:val="19"/>
+        </w:rPr>
+        <w:t xml:space="preserve">Perfil Docente: </w:t>
+      </w:r>
+      <w:r>
+        <w:rPr>
+          <w:rFonts w:ascii="Arial" w:hAnsi="Arial"/>
+          <w:color w:val="334155"/>
+          <w:sz w:val="19"/>
+        </w:rPr>
+        <w:t>Carga de fotografía profesional del ponente y cargo/especialidad académica.</w:t>
+      </w:r>
+    </w:p>
+    <w:p>
+      <w:pPr>
+        <w:pStyle w:val="Listaconvietas"/>
+        <w:spacing w:after="60"/>
+        <w:jc w:val="both"/>
+      </w:pPr>
+      <w:r>
+        <w:rPr>
+          <w:rFonts w:ascii="Arial" w:hAnsi="Arial"/>
+          <w:b/>
+          <w:color w:val="1E293B"/>
+          <w:sz w:val="19"/>
+        </w:rPr>
+        <w:t xml:space="preserve">Valor Curricular: </w:t>
+      </w:r>
+      <w:r>
+        <w:rPr>
+          <w:rFonts w:ascii="Arial" w:hAnsi="Arial"/>
+          <w:color w:val="334155"/>
+          <w:sz w:val="19"/>
+        </w:rPr>
+        <w:t>Horas lectivas certificadas y número de créditos académicos formales.</w:t>
+      </w:r>
+    </w:p>
+    <w:p>
+      <w:pPr>
+        <w:pStyle w:val="Listaconvietas"/>
+        <w:spacing w:after="60"/>
+        <w:jc w:val="both"/>
+      </w:pPr>
+      <w:r>
+        <w:rPr>
+          <w:rFonts w:ascii="Arial" w:hAnsi="Arial"/>
+          <w:b/>
+          <w:color w:val="1E293B"/>
+          <w:sz w:val="19"/>
+        </w:rPr>
+        <w:t xml:space="preserve">Tarifario Diferenciado: </w:t>
+      </w:r>
+      <w:r>
+        <w:rPr>
+          <w:rFonts w:ascii="Arial" w:hAnsi="Arial"/>
+          <w:color w:val="334155"/>
+          <w:sz w:val="19"/>
+        </w:rPr>
+        <w:t>Precio general y precio bonificado para la comunidad UNA Puno.</w:t>
+      </w:r>
+    </w:p>
+    <w:p>
+      <w:pPr>
+        <w:pStyle w:val="Listaconvietas"/>
+        <w:spacing w:after="60"/>
+        <w:jc w:val="both"/>
+      </w:pPr>
+      <w:r>
+        <w:rPr>
+          <w:rFonts w:ascii="Arial" w:hAnsi="Arial"/>
+          <w:b/>
+          <w:color w:val="1E293B"/>
+          <w:sz w:val="19"/>
+        </w:rPr>
+        <w:t xml:space="preserve">Canales Virtuales: </w:t>
+      </w:r>
+      <w:r>
+        <w:rPr>
+          <w:rFonts w:ascii="Arial" w:hAnsi="Arial"/>
+          <w:color w:val="334155"/>
+          <w:sz w:val="19"/>
+        </w:rPr>
+        <w:t>Enlace privado a la sala virtual (Zoom / Google Meet) y enlace al grupo exclusivo de WhatsApp.</w:t>
       </w:r>
     </w:p>
     <w:p>
@@ -3322,11 +4945,12 @@
         <w:rPr>
           <w:noProof/>
         </w:rPr>
+        <w:lastRenderedPageBreak/>
         <w:drawing>
-          <wp:inline distT="0" distB="0" distL="0" distR="0" wp14:anchorId="1239B6AA" wp14:editId="4B215F50">
+          <wp:inline distT="0" distB="0" distL="0" distR="0" wp14:anchorId="183ECA5F" wp14:editId="3BE66EE9">
             <wp:extent cx="5486400" cy="3293447"/>
             <wp:effectExtent l="0" t="0" r="0" b="0"/>
-            <wp:docPr id="12" name="Picture 12"/>
+            <wp:docPr id="11" name="Picture 11"/>
             <wp:cNvGraphicFramePr>
               <a:graphicFrameLocks xmlns:a="http://schemas.openxmlformats.org/drawingml/2006/main" noChangeAspect="1"/>
             </wp:cNvGraphicFramePr>
@@ -3334,7 +4958,7 @@
               <a:graphicData uri="http://schemas.openxmlformats.org/drawingml/2006/picture">
                 <pic:pic xmlns:pic="http://schemas.openxmlformats.org/drawingml/2006/picture">
                   <pic:nvPicPr>
-                    <pic:cNvPr id="0" name="fig12_admin_curso_nuevo.png"/>
+                    <pic:cNvPr id="0" name="fig11_admin_cursos_lista.png"/>
                     <pic:cNvPicPr/>
                   </pic:nvPicPr>
                   <pic:blipFill>
@@ -3371,205 +4995,7 @@
           <w:color w:val="64748B"/>
           <w:sz w:val="17"/>
         </w:rPr>
-        <w:t>Figura 11: Formulario de Creación y Edición de Cursos con Carga de Fotografía del Docente.</w:t>
-      </w:r>
-    </w:p>
-    <w:p>
-      <w:pPr>
-        <w:spacing w:before="40" w:after="160"/>
-        <w:jc w:val="center"/>
-      </w:pPr>
-      <w:r>
-        <w:rPr>
-          <w:rFonts w:ascii="Arial" w:hAnsi="Arial"/>
-          <w:i/>
-          <w:color w:val="64748B"/>
-          <w:sz w:val="17"/>
-        </w:rPr>
-        <w:t>.</w:t>
-      </w:r>
-    </w:p>
-    <w:p>
-      <w:pPr>
-        <w:keepNext/>
-        <w:spacing w:before="280" w:after="80"/>
-      </w:pPr>
-      <w:r>
-        <w:rPr>
-          <w:rFonts w:ascii="Arial" w:hAnsi="Arial"/>
-          <w:b/>
-          <w:color w:val="1E293B"/>
-        </w:rPr>
-        <w:t>3.4. Bandeja de Revisión y Auditoría de Pagos Yape (/admin/inscripciones/pendientes)</w:t>
-      </w:r>
-    </w:p>
-    <w:p>
-      <w:pPr>
-        <w:spacing w:after="80"/>
-        <w:jc w:val="both"/>
-      </w:pPr>
-      <w:r>
-        <w:rPr>
-          <w:rFonts w:ascii="Arial" w:hAnsi="Arial"/>
-          <w:color w:val="334155"/>
-          <w:sz w:val="19"/>
-        </w:rPr>
-        <w:t>Cada vez que un participante sube un voucher, se encola en la bandeja de verificación:</w:t>
-      </w:r>
-    </w:p>
-    <w:p>
-      <w:pPr>
-        <w:spacing w:before="80" w:after="80"/>
-        <w:jc w:val="both"/>
-      </w:pPr>
-      <w:r>
-        <w:rPr>
-          <w:rFonts w:ascii="Arial" w:hAnsi="Arial"/>
-          <w:b/>
-          <w:color w:val="6D1A24"/>
-          <w:sz w:val="19"/>
-        </w:rPr>
-        <w:t xml:space="preserve">Paso 1: </w:t>
-      </w:r>
-      <w:r>
-        <w:rPr>
-          <w:rFonts w:ascii="Arial" w:hAnsi="Arial"/>
-          <w:b/>
-          <w:color w:val="1E293B"/>
-          <w:sz w:val="19"/>
-        </w:rPr>
-        <w:t>Ins</w:t>
-      </w:r>
-      <w:r>
-        <w:rPr>
-          <w:rFonts w:ascii="Arial" w:hAnsi="Arial"/>
-          <w:b/>
-          <w:color w:val="1E293B"/>
-          <w:sz w:val="19"/>
-        </w:rPr>
-        <w:t xml:space="preserve">pección del Comprobante — </w:t>
-      </w:r>
-      <w:r>
-        <w:rPr>
-          <w:rFonts w:ascii="Arial" w:hAnsi="Arial"/>
-          <w:color w:val="334155"/>
-          <w:sz w:val="19"/>
-        </w:rPr>
-        <w:t>Al hacer clic en «Revisar Voucher», se despliega el comprobante original en alta resolución servido por Cloudinary.</w:t>
-      </w:r>
-    </w:p>
-    <w:p>
-      <w:pPr>
-        <w:spacing w:before="80" w:after="80"/>
-        <w:jc w:val="both"/>
-      </w:pPr>
-      <w:r>
-        <w:rPr>
-          <w:rFonts w:ascii="Arial" w:hAnsi="Arial"/>
-          <w:b/>
-          <w:color w:val="6D1A24"/>
-          <w:sz w:val="19"/>
-        </w:rPr>
-        <w:t xml:space="preserve">Paso 2: </w:t>
-      </w:r>
-      <w:r>
-        <w:rPr>
-          <w:rFonts w:ascii="Arial" w:hAnsi="Arial"/>
-          <w:b/>
-          <w:color w:val="1E293B"/>
-          <w:sz w:val="19"/>
-        </w:rPr>
-        <w:t xml:space="preserve">Cotejo Bancario — </w:t>
-      </w:r>
-      <w:r>
-        <w:rPr>
-          <w:rFonts w:ascii="Arial" w:hAnsi="Arial"/>
-          <w:color w:val="334155"/>
-          <w:sz w:val="19"/>
-        </w:rPr>
-        <w:t xml:space="preserve">El administrador verifica que el código de operación, monto y titular coincidan con los </w:t>
-      </w:r>
-      <w:r>
-        <w:rPr>
-          <w:rFonts w:ascii="Arial" w:hAnsi="Arial"/>
-          <w:color w:val="334155"/>
-          <w:sz w:val="19"/>
-        </w:rPr>
-        <w:t>registros del celular de tesorería.</w:t>
-      </w:r>
-    </w:p>
-    <w:p>
-      <w:pPr>
-        <w:spacing w:before="80" w:after="80"/>
-        <w:jc w:val="both"/>
-      </w:pPr>
-      <w:r>
-        <w:rPr>
-          <w:rFonts w:ascii="Arial" w:hAnsi="Arial"/>
-          <w:b/>
-          <w:color w:val="6D1A24"/>
-          <w:sz w:val="19"/>
-        </w:rPr>
-        <w:lastRenderedPageBreak/>
-        <w:t xml:space="preserve">Paso 3: </w:t>
-      </w:r>
-      <w:r>
-        <w:rPr>
-          <w:rFonts w:ascii="Arial" w:hAnsi="Arial"/>
-          <w:b/>
-          <w:color w:val="1E293B"/>
-          <w:sz w:val="19"/>
-        </w:rPr>
-        <w:t xml:space="preserve">Aprobación Inmediata — </w:t>
-      </w:r>
-      <w:r>
-        <w:rPr>
-          <w:rFonts w:ascii="Arial" w:hAnsi="Arial"/>
-          <w:color w:val="334155"/>
-          <w:sz w:val="19"/>
-        </w:rPr>
-        <w:t>Al pulsar «✓ Aprobar Pago», el sistema reserva formalmente la vacante, habilita los accesos al Zoom/WhatsApp en el panel del alumno y despacha un correo de confirmación.</w:t>
-      </w:r>
-    </w:p>
-    <w:p>
-      <w:pPr>
-        <w:spacing w:before="80" w:after="80"/>
-        <w:jc w:val="both"/>
-      </w:pPr>
-      <w:r>
-        <w:rPr>
-          <w:rFonts w:ascii="Arial" w:hAnsi="Arial"/>
-          <w:b/>
-          <w:color w:val="6D1A24"/>
-          <w:sz w:val="19"/>
-        </w:rPr>
-        <w:t xml:space="preserve">Paso 4: </w:t>
-      </w:r>
-      <w:r>
-        <w:rPr>
-          <w:rFonts w:ascii="Arial" w:hAnsi="Arial"/>
-          <w:b/>
-          <w:color w:val="1E293B"/>
-          <w:sz w:val="19"/>
-        </w:rPr>
-        <w:t>Rechazo con</w:t>
-      </w:r>
-      <w:r>
-        <w:rPr>
-          <w:rFonts w:ascii="Arial" w:hAnsi="Arial"/>
-          <w:b/>
-          <w:color w:val="1E293B"/>
-          <w:sz w:val="19"/>
-        </w:rPr>
-        <w:t xml:space="preserve"> Retroalimentación — </w:t>
-      </w:r>
-      <w:r>
-        <w:rPr>
-          <w:rFonts w:ascii="Arial" w:hAnsi="Arial"/>
-          <w:color w:val="334155"/>
-          <w:sz w:val="19"/>
-        </w:rPr>
-        <w:t>Si el comprobante es ilegible o el monto es incorrecto, el administrador puede rechazar la operación indicando el motivo para que el alumno regularice.</w:t>
+        <w:t>Figura 10: Tabla de Gestión de Cursos con Paginación a 4 Registros y Acciones Rápidas.</w:t>
       </w:r>
     </w:p>
     <w:p>
@@ -3583,10 +5009,10 @@
           <w:noProof/>
         </w:rPr>
         <w:drawing>
-          <wp:inline distT="0" distB="0" distL="0" distR="0" wp14:anchorId="16F28A1E" wp14:editId="71A95592">
+          <wp:inline distT="0" distB="0" distL="0" distR="0" wp14:anchorId="1239B6AA" wp14:editId="4B215F50">
             <wp:extent cx="5486400" cy="3293447"/>
             <wp:effectExtent l="0" t="0" r="0" b="0"/>
-            <wp:docPr id="14" name="Picture 14"/>
+            <wp:docPr id="12" name="Picture 12"/>
             <wp:cNvGraphicFramePr>
               <a:graphicFrameLocks xmlns:a="http://schemas.openxmlformats.org/drawingml/2006/main" noChangeAspect="1"/>
             </wp:cNvGraphicFramePr>
@@ -3594,7 +5020,7 @@
               <a:graphicData uri="http://schemas.openxmlformats.org/drawingml/2006/picture">
                 <pic:pic xmlns:pic="http://schemas.openxmlformats.org/drawingml/2006/picture">
                   <pic:nvPicPr>
-                    <pic:cNvPr id="0" name="fig14_admin_pagos_pendientes.png"/>
+                    <pic:cNvPr id="0" name="fig12_admin_curso_nuevo.png"/>
                     <pic:cNvPicPr/>
                   </pic:nvPicPr>
                   <pic:blipFill>
@@ -3631,8 +5057,14 @@
           <w:color w:val="64748B"/>
           <w:sz w:val="17"/>
         </w:rPr>
-        <w:t>Figura 13: Bandeja de Revisión de Comprobantes Yape con Código de Operación y Mod</w:t>
-      </w:r>
+        <w:t>Figura 11: Formulario de Creación y Edición de Cursos con Carga de Fotografía del Docente.</w:t>
+      </w:r>
+    </w:p>
+    <w:p>
+      <w:pPr>
+        <w:spacing w:before="40" w:after="160"/>
+        <w:jc w:val="center"/>
+      </w:pPr>
       <w:r>
         <w:rPr>
           <w:rFonts w:ascii="Arial" w:hAnsi="Arial"/>
@@ -3640,7 +5072,7 @@
           <w:color w:val="64748B"/>
           <w:sz w:val="17"/>
         </w:rPr>
-        <w:t>al de Auditoría.</w:t>
+        <w:t>.</w:t>
       </w:r>
     </w:p>
     <w:p>
@@ -3654,7 +5086,7 @@
           <w:b/>
           <w:color w:val="1E293B"/>
         </w:rPr>
-        <w:t>3.5. Directorio de Alumnos con Filtro Desplegable (/admin/usuarios)</w:t>
+        <w:t>3.4. Bandeja de Revisión y Auditoría de Pagos Yape (/admin/inscripciones/pendientes)</w:t>
       </w:r>
     </w:p>
     <w:p>
@@ -3668,15 +5100,23 @@
           <w:color w:val="334155"/>
           <w:sz w:val="19"/>
         </w:rPr>
-        <w:t>Módulo integral para la gestión y prospección de estudiantes registrados:</w:t>
+        <w:t>Cada vez que un participante sube un voucher, se encola en la bandeja de verificación:</w:t>
       </w:r>
     </w:p>
     <w:p>
       <w:pPr>
-        <w:pStyle w:val="Listaconvietas"/>
-        <w:spacing w:after="60"/>
+        <w:spacing w:before="80" w:after="80"/>
         <w:jc w:val="both"/>
       </w:pPr>
+      <w:r>
+        <w:rPr>
+          <w:rFonts w:ascii="Arial" w:hAnsi="Arial"/>
+          <w:b/>
+          <w:color w:val="6D1A24"/>
+          <w:sz w:val="19"/>
+        </w:rPr>
+        <w:t xml:space="preserve">Paso 1: </w:t>
+      </w:r>
       <w:r>
         <w:rPr>
           <w:rFonts w:ascii="Arial" w:hAnsi="Arial"/>
@@ -3684,31 +5124,31 @@
           <w:color w:val="1E293B"/>
           <w:sz w:val="19"/>
         </w:rPr>
-        <w:t xml:space="preserve">Menú Desplegable por Curso: </w:t>
-      </w:r>
-      <w:r>
-        <w:rPr>
-          <w:rFonts w:ascii="Arial" w:hAnsi="Arial"/>
-          <w:color w:val="334155"/>
-          <w:sz w:val="19"/>
-        </w:rPr>
-        <w:t xml:space="preserve">Permite filtrar en 1 clic entre 'Todos los Registrados', 'Sin cursos </w:t>
-      </w:r>
-      <w:r>
-        <w:rPr>
-          <w:rFonts w:ascii="Arial" w:hAnsi="Arial"/>
-          <w:color w:val="334155"/>
-          <w:sz w:val="19"/>
-        </w:rPr>
-        <w:t>aún' (oportunidad comercial) o seleccionar un curso específico.</w:t>
+        <w:t xml:space="preserve">Inspección del Comprobante — </w:t>
+      </w:r>
+      <w:r>
+        <w:rPr>
+          <w:rFonts w:ascii="Arial" w:hAnsi="Arial"/>
+          <w:color w:val="334155"/>
+          <w:sz w:val="19"/>
+        </w:rPr>
+        <w:t>Al hacer clic en «Revisar Voucher», se despliega el comprobante original en alta resolución servido por Cloudinary.</w:t>
       </w:r>
     </w:p>
     <w:p>
       <w:pPr>
-        <w:pStyle w:val="Listaconvietas"/>
-        <w:spacing w:after="60"/>
+        <w:spacing w:before="80" w:after="80"/>
         <w:jc w:val="both"/>
       </w:pPr>
+      <w:r>
+        <w:rPr>
+          <w:rFonts w:ascii="Arial" w:hAnsi="Arial"/>
+          <w:b/>
+          <w:color w:val="6D1A24"/>
+          <w:sz w:val="19"/>
+        </w:rPr>
+        <w:t xml:space="preserve">Paso 2: </w:t>
+      </w:r>
       <w:r>
         <w:rPr>
           <w:rFonts w:ascii="Arial" w:hAnsi="Arial"/>
@@ -3716,23 +5156,32 @@
           <w:color w:val="1E293B"/>
           <w:sz w:val="19"/>
         </w:rPr>
-        <w:t xml:space="preserve">Indicador Visual: </w:t>
-      </w:r>
-      <w:r>
-        <w:rPr>
-          <w:rFonts w:ascii="Arial" w:hAnsi="Arial"/>
-          <w:color w:val="334155"/>
-          <w:sz w:val="19"/>
-        </w:rPr>
-        <w:t>Pastilla superior que informa el filtro activo con opción de limpieza rápida.</w:t>
+        <w:t xml:space="preserve">Cotejo Bancario — </w:t>
+      </w:r>
+      <w:r>
+        <w:rPr>
+          <w:rFonts w:ascii="Arial" w:hAnsi="Arial"/>
+          <w:color w:val="334155"/>
+          <w:sz w:val="19"/>
+        </w:rPr>
+        <w:t>El administrador verifica que el código de operación, monto y titular coincidan con los registros del celular de tesorería.</w:t>
       </w:r>
     </w:p>
     <w:p>
       <w:pPr>
-        <w:pStyle w:val="Listaconvietas"/>
-        <w:spacing w:after="60"/>
+        <w:spacing w:before="80" w:after="80"/>
         <w:jc w:val="both"/>
       </w:pPr>
+      <w:r>
+        <w:rPr>
+          <w:rFonts w:ascii="Arial" w:hAnsi="Arial"/>
+          <w:b/>
+          <w:color w:val="6D1A24"/>
+          <w:sz w:val="19"/>
+        </w:rPr>
+        <w:lastRenderedPageBreak/>
+        <w:t xml:space="preserve">Paso 3: </w:t>
+      </w:r>
       <w:r>
         <w:rPr>
           <w:rFonts w:ascii="Arial" w:hAnsi="Arial"/>
@@ -3740,23 +5189,47 @@
           <w:color w:val="1E293B"/>
           <w:sz w:val="19"/>
         </w:rPr>
-        <w:t xml:space="preserve">Contacto Directo por WhatsApp: </w:t>
-      </w:r>
-      <w:r>
-        <w:rPr>
-          <w:rFonts w:ascii="Arial" w:hAnsi="Arial"/>
-          <w:color w:val="334155"/>
-          <w:sz w:val="19"/>
-        </w:rPr>
-        <w:t>Cada participante cuenta con un botón verde que abre directamente</w:t>
-      </w:r>
-      <w:r>
-        <w:rPr>
-          <w:rFonts w:ascii="Arial" w:hAnsi="Arial"/>
-          <w:color w:val="334155"/>
-          <w:sz w:val="19"/>
-        </w:rPr>
-        <w:t xml:space="preserve"> WhatsApp Web o la App con su número normalizado (+51) para brindarle asistencia.</w:t>
+        <w:t xml:space="preserve">Aprobación Inmediata — </w:t>
+      </w:r>
+      <w:r>
+        <w:rPr>
+          <w:rFonts w:ascii="Arial" w:hAnsi="Arial"/>
+          <w:color w:val="334155"/>
+          <w:sz w:val="19"/>
+        </w:rPr>
+        <w:t>Al pulsar «✓ Aprobar Pago», el sistema reserva formalmente la vacante, habilita los accesos al Zoom/WhatsApp en el panel del alumno y despacha un correo de confirmación.</w:t>
+      </w:r>
+    </w:p>
+    <w:p>
+      <w:pPr>
+        <w:spacing w:before="80" w:after="80"/>
+        <w:jc w:val="both"/>
+      </w:pPr>
+      <w:r>
+        <w:rPr>
+          <w:rFonts w:ascii="Arial" w:hAnsi="Arial"/>
+          <w:b/>
+          <w:color w:val="6D1A24"/>
+          <w:sz w:val="19"/>
+        </w:rPr>
+        <w:t xml:space="preserve">Paso 4: </w:t>
+      </w:r>
+      <w:r>
+        <w:rPr>
+          <w:rFonts w:ascii="Arial" w:hAnsi="Arial"/>
+          <w:b/>
+          <w:color w:val="1E293B"/>
+          <w:sz w:val="19"/>
+        </w:rPr>
+        <w:t xml:space="preserve">Rechazo con Retroalimentación — </w:t>
+      </w:r>
+      <w:r>
+        <w:rPr>
+          <w:rFonts w:ascii="Arial" w:hAnsi="Arial"/>
+          <w:color w:val="334155"/>
+          <w:sz w:val="19"/>
+        </w:rPr>
+        <w:t>Si el comprobante es ilegible o el monto es incorrecto, el administrador puede rechazar la operación indicando el motivo para que el alumno regularice.</w:t>
       </w:r>
     </w:p>
     <w:p>
@@ -3769,12 +5242,11 @@
         <w:rPr>
           <w:noProof/>
         </w:rPr>
-        <w:lastRenderedPageBreak/>
         <w:drawing>
-          <wp:inline distT="0" distB="0" distL="0" distR="0" wp14:anchorId="0844B67B" wp14:editId="4F194AA6">
+          <wp:inline distT="0" distB="0" distL="0" distR="0" wp14:anchorId="16F28A1E" wp14:editId="71A95592">
             <wp:extent cx="5486400" cy="3293447"/>
             <wp:effectExtent l="0" t="0" r="0" b="0"/>
-            <wp:docPr id="15" name="Picture 15"/>
+            <wp:docPr id="14" name="Picture 14"/>
             <wp:cNvGraphicFramePr>
               <a:graphicFrameLocks xmlns:a="http://schemas.openxmlformats.org/drawingml/2006/main" noChangeAspect="1"/>
             </wp:cNvGraphicFramePr>
@@ -3782,7 +5254,7 @@
               <a:graphicData uri="http://schemas.openxmlformats.org/drawingml/2006/picture">
                 <pic:pic xmlns:pic="http://schemas.openxmlformats.org/drawingml/2006/picture">
                   <pic:nvPicPr>
-                    <pic:cNvPr id="0" name="fig15_admin_usuarios_dropdown.png"/>
+                    <pic:cNvPr id="0" name="fig14_admin_pagos_pendientes.png"/>
                     <pic:cNvPicPr/>
                   </pic:nvPicPr>
                   <pic:blipFill>
@@ -3819,7 +5291,7 @@
           <w:color w:val="64748B"/>
           <w:sz w:val="17"/>
         </w:rPr>
-        <w:t>Figura 14: Directorio de Usuarios con Filtro Desplegable de Cursos y Contacto por WhatsApp.</w:t>
+        <w:t>Figura 13: Bandeja de Revisión de Comprobantes Yape con Código de Operación y Modal de Auditoría.</w:t>
       </w:r>
     </w:p>
     <w:p>
@@ -3833,7 +5305,7 @@
           <w:b/>
           <w:color w:val="1E293B"/>
         </w:rPr>
-        <w:t>3.6. Bandeja de Consultas de Contacto (/admin/mensajes)</w:t>
+        <w:t>3.5. Directorio de Alumnos con Filtro Desplegable (/admin/usuarios)</w:t>
       </w:r>
     </w:p>
     <w:p>
@@ -3847,15 +5319,7 @@
           <w:color w:val="334155"/>
           <w:sz w:val="19"/>
         </w:rPr>
-        <w:t>Centraliza los requerimi</w:t>
-      </w:r>
-      <w:r>
-        <w:rPr>
-          <w:rFonts w:ascii="Arial" w:hAnsi="Arial"/>
-          <w:color w:val="334155"/>
-          <w:sz w:val="19"/>
-        </w:rPr>
-        <w:t>entos enviados a través del formulario público de /contacto:</w:t>
+        <w:t>Módulo integral para la gestión y prospección de estudiantes registrados:</w:t>
       </w:r>
     </w:p>
     <w:p>
@@ -3871,15 +5335,15 @@
           <w:color w:val="1E293B"/>
           <w:sz w:val="19"/>
         </w:rPr>
-        <w:t xml:space="preserve">Indicadores Visuales: </w:t>
-      </w:r>
-      <w:r>
-        <w:rPr>
-          <w:rFonts w:ascii="Arial" w:hAnsi="Arial"/>
-          <w:color w:val="334155"/>
-          <w:sz w:val="19"/>
-        </w:rPr>
-        <w:t>Filas no leídas resaltadas con borde azul sutil al estilo de clientes de correo modernos.</w:t>
+        <w:t xml:space="preserve">Menú Desplegable por Curso: </w:t>
+      </w:r>
+      <w:r>
+        <w:rPr>
+          <w:rFonts w:ascii="Arial" w:hAnsi="Arial"/>
+          <w:color w:val="334155"/>
+          <w:sz w:val="19"/>
+        </w:rPr>
+        <w:t>Permite filtrar en 1 clic entre 'Todos los Registrados', 'Sin cursos aún' (oportunidad comercial) o seleccionar un curso específico.</w:t>
       </w:r>
     </w:p>
     <w:p>
@@ -3895,23 +5359,15 @@
           <w:color w:val="1E293B"/>
           <w:sz w:val="19"/>
         </w:rPr>
-        <w:t xml:space="preserve">Respuesta por Correo: </w:t>
-      </w:r>
-      <w:r>
-        <w:rPr>
-          <w:rFonts w:ascii="Arial" w:hAnsi="Arial"/>
-          <w:color w:val="334155"/>
-          <w:sz w:val="19"/>
-        </w:rPr>
-        <w:t xml:space="preserve">Botón directo para abrir cliente de correo con el </w:t>
-      </w:r>
-      <w:r>
-        <w:rPr>
-          <w:rFonts w:ascii="Arial" w:hAnsi="Arial"/>
-          <w:color w:val="334155"/>
-          <w:sz w:val="19"/>
-        </w:rPr>
-        <w:t>destinatario y asunto institucional prellenado.</w:t>
+        <w:t xml:space="preserve">Indicador Visual: </w:t>
+      </w:r>
+      <w:r>
+        <w:rPr>
+          <w:rFonts w:ascii="Arial" w:hAnsi="Arial"/>
+          <w:color w:val="334155"/>
+          <w:sz w:val="19"/>
+        </w:rPr>
+        <w:t>Pastilla superior que informa el filtro activo con opción de limpieza rápida.</w:t>
       </w:r>
     </w:p>
     <w:p>
@@ -3927,15 +5383,15 @@
           <w:color w:val="1E293B"/>
           <w:sz w:val="19"/>
         </w:rPr>
-        <w:t xml:space="preserve">Respuesta por WhatsApp: </w:t>
-      </w:r>
-      <w:r>
-        <w:rPr>
-          <w:rFonts w:ascii="Arial" w:hAnsi="Arial"/>
-          <w:color w:val="334155"/>
-          <w:sz w:val="19"/>
-        </w:rPr>
-        <w:t>Si el usuario ingresó teléfono celular, permite responderle de inmediato a su WhatsApp.</w:t>
+        <w:t xml:space="preserve">Contacto Directo por WhatsApp: </w:t>
+      </w:r>
+      <w:r>
+        <w:rPr>
+          <w:rFonts w:ascii="Arial" w:hAnsi="Arial"/>
+          <w:color w:val="334155"/>
+          <w:sz w:val="19"/>
+        </w:rPr>
+        <w:t>Cada participante cuenta con un botón verde que abre directamente WhatsApp Web o la App con su número normalizado (+51) para brindarle asistencia.</w:t>
       </w:r>
     </w:p>
     <w:p>
@@ -3948,11 +5404,12 @@
         <w:rPr>
           <w:noProof/>
         </w:rPr>
+        <w:lastRenderedPageBreak/>
         <w:drawing>
-          <wp:inline distT="0" distB="0" distL="0" distR="0" wp14:anchorId="1851A477" wp14:editId="0F1F1AC3">
+          <wp:inline distT="0" distB="0" distL="0" distR="0" wp14:anchorId="0844B67B" wp14:editId="4F194AA6">
             <wp:extent cx="5486400" cy="3293447"/>
             <wp:effectExtent l="0" t="0" r="0" b="0"/>
-            <wp:docPr id="16" name="Picture 16"/>
+            <wp:docPr id="15" name="Picture 15"/>
             <wp:cNvGraphicFramePr>
               <a:graphicFrameLocks xmlns:a="http://schemas.openxmlformats.org/drawingml/2006/main" noChangeAspect="1"/>
             </wp:cNvGraphicFramePr>
@@ -3960,7 +5417,7 @@
               <a:graphicData uri="http://schemas.openxmlformats.org/drawingml/2006/picture">
                 <pic:pic xmlns:pic="http://schemas.openxmlformats.org/drawingml/2006/picture">
                   <pic:nvPicPr>
-                    <pic:cNvPr id="0" name="fig16_admin_mensajes_consultas.png"/>
+                    <pic:cNvPr id="0" name="fig15_admin_usuarios_dropdown.png"/>
                     <pic:cNvPicPr/>
                   </pic:nvPicPr>
                   <pic:blipFill>
@@ -3997,7 +5454,7 @@
           <w:color w:val="64748B"/>
           <w:sz w:val="17"/>
         </w:rPr>
-        <w:t>Figura 15: Bandeja de Mensajes de Contacto y Módulo de Respuesta Multicanal.</w:t>
+        <w:t>Figura 14: Directorio de Usuarios con Filtro Desplegable de Cursos y Contacto por WhatsApp.</w:t>
       </w:r>
     </w:p>
     <w:p>
@@ -4011,16 +5468,7 @@
           <w:b/>
           <w:color w:val="1E293B"/>
         </w:rPr>
-        <w:lastRenderedPageBreak/>
-        <w:t xml:space="preserve">3.7. </w:t>
-      </w:r>
-      <w:r>
-        <w:rPr>
-          <w:rFonts w:ascii="Arial" w:hAnsi="Arial"/>
-          <w:b/>
-          <w:color w:val="1E293B"/>
-        </w:rPr>
-        <w:t>Configuración Dinámica de Cobros (/admin/config/pago)</w:t>
+        <w:t>3.6. Bandeja de Consultas de Contacto (/admin/mensajes)</w:t>
       </w:r>
     </w:p>
     <w:p>
@@ -4034,7 +5482,7 @@
           <w:color w:val="334155"/>
           <w:sz w:val="19"/>
         </w:rPr>
-        <w:t>Permite actualizar los datos de recaudación sin necesidad de reiniciar el servidor ni tocar código:</w:t>
+        <w:t>Centraliza los requerimientos enviados a través del formulario público de /contacto:</w:t>
       </w:r>
     </w:p>
     <w:p>
@@ -4050,15 +5498,15 @@
           <w:color w:val="1E293B"/>
           <w:sz w:val="19"/>
         </w:rPr>
-        <w:t xml:space="preserve">Número de Teléfono: </w:t>
-      </w:r>
-      <w:r>
-        <w:rPr>
-          <w:rFonts w:ascii="Arial" w:hAnsi="Arial"/>
-          <w:color w:val="334155"/>
-          <w:sz w:val="19"/>
-        </w:rPr>
-        <w:t>Modificación del número de celular receptor de Yape.</w:t>
+        <w:t xml:space="preserve">Indicadores Visuales: </w:t>
+      </w:r>
+      <w:r>
+        <w:rPr>
+          <w:rFonts w:ascii="Arial" w:hAnsi="Arial"/>
+          <w:color w:val="334155"/>
+          <w:sz w:val="19"/>
+        </w:rPr>
+        <w:t>Filas no leídas resaltadas con borde azul sutil al estilo de clientes de correo modernos.</w:t>
       </w:r>
     </w:p>
     <w:p>
@@ -4074,23 +5522,15 @@
           <w:color w:val="1E293B"/>
           <w:sz w:val="19"/>
         </w:rPr>
-        <w:t xml:space="preserve">Titular de la Cuenta: </w:t>
-      </w:r>
-      <w:r>
-        <w:rPr>
-          <w:rFonts w:ascii="Arial" w:hAnsi="Arial"/>
-          <w:color w:val="334155"/>
-          <w:sz w:val="19"/>
-        </w:rPr>
-        <w:t>Actuali</w:t>
-      </w:r>
-      <w:r>
-        <w:rPr>
-          <w:rFonts w:ascii="Arial" w:hAnsi="Arial"/>
-          <w:color w:val="334155"/>
-          <w:sz w:val="19"/>
-        </w:rPr>
-        <w:t>zación del nombre del titular responsable ante la SUNAT y la universidad.</w:t>
+        <w:t xml:space="preserve">Respuesta por Correo: </w:t>
+      </w:r>
+      <w:r>
+        <w:rPr>
+          <w:rFonts w:ascii="Arial" w:hAnsi="Arial"/>
+          <w:color w:val="334155"/>
+          <w:sz w:val="19"/>
+        </w:rPr>
+        <w:t>Botón directo para abrir cliente de correo con el destinatario y asunto institucional prellenado.</w:t>
       </w:r>
     </w:p>
     <w:p>
@@ -4106,15 +5546,15 @@
           <w:color w:val="1E293B"/>
           <w:sz w:val="19"/>
         </w:rPr>
-        <w:t xml:space="preserve">Código QR Oficial: </w:t>
-      </w:r>
-      <w:r>
-        <w:rPr>
-          <w:rFonts w:ascii="Arial" w:hAnsi="Arial"/>
-          <w:color w:val="334155"/>
-          <w:sz w:val="19"/>
-        </w:rPr>
-        <w:t>Subida de una nueva imagen de código QR que se sincroniza al instante en la nube de Cloudinary.</w:t>
+        <w:t xml:space="preserve">Respuesta por WhatsApp: </w:t>
+      </w:r>
+      <w:r>
+        <w:rPr>
+          <w:rFonts w:ascii="Arial" w:hAnsi="Arial"/>
+          <w:color w:val="334155"/>
+          <w:sz w:val="19"/>
+        </w:rPr>
+        <w:t>Si el usuario ingresó teléfono celular, permite responderle de inmediato a su WhatsApp.</w:t>
       </w:r>
     </w:p>
     <w:p>
@@ -4128,10 +5568,10 @@
           <w:noProof/>
         </w:rPr>
         <w:drawing>
-          <wp:inline distT="0" distB="0" distL="0" distR="0" wp14:anchorId="375260CA" wp14:editId="6E57F6D4">
+          <wp:inline distT="0" distB="0" distL="0" distR="0" wp14:anchorId="1851A477" wp14:editId="0F1F1AC3">
             <wp:extent cx="5486400" cy="3293447"/>
             <wp:effectExtent l="0" t="0" r="0" b="0"/>
-            <wp:docPr id="17" name="Picture 17"/>
+            <wp:docPr id="16" name="Picture 16"/>
             <wp:cNvGraphicFramePr>
               <a:graphicFrameLocks xmlns:a="http://schemas.openxmlformats.org/drawingml/2006/main" noChangeAspect="1"/>
             </wp:cNvGraphicFramePr>
@@ -4139,7 +5579,7 @@
               <a:graphicData uri="http://schemas.openxmlformats.org/drawingml/2006/picture">
                 <pic:pic xmlns:pic="http://schemas.openxmlformats.org/drawingml/2006/picture">
                   <pic:nvPicPr>
-                    <pic:cNvPr id="0" name="fig17_admin_config_pago.png"/>
+                    <pic:cNvPr id="0" name="fig16_admin_mensajes_consultas.png"/>
                     <pic:cNvPicPr/>
                   </pic:nvPicPr>
                   <pic:blipFill>
@@ -4176,16 +5616,7 @@
           <w:color w:val="64748B"/>
           <w:sz w:val="17"/>
         </w:rPr>
-        <w:t xml:space="preserve">Figura 16: Configuración Dinámica de Parámetros de Recaudación y </w:t>
-      </w:r>
-      <w:r>
-        <w:rPr>
-          <w:rFonts w:ascii="Arial" w:hAnsi="Arial"/>
-          <w:i/>
-          <w:color w:val="64748B"/>
-          <w:sz w:val="17"/>
-        </w:rPr>
-        <w:t>Código QR de Yape.</w:t>
+        <w:t>Figura 15: Bandeja de Mensajes de Contacto y Módulo de Respuesta Multicanal.</w:t>
       </w:r>
     </w:p>
     <w:p>
@@ -4199,7 +5630,8 @@
           <w:b/>
           <w:color w:val="1E293B"/>
         </w:rPr>
-        <w:t>3.8. Emisión de Certificados y Envío Directo por WhatsApp</w:t>
+        <w:lastRenderedPageBreak/>
+        <w:t>3.7. Configuración Dinámica de Cobros (/admin/config/pago)</w:t>
       </w:r>
     </w:p>
     <w:p>
@@ -4213,23 +5645,15 @@
           <w:color w:val="334155"/>
           <w:sz w:val="19"/>
         </w:rPr>
-        <w:t>Al finalizar las clases de un curso, el administrador ingresa al detalle del curso (/admin/cursos/{id}):</w:t>
+        <w:t>Permite actualizar los datos de recaudación sin necesidad de reiniciar el servidor ni tocar código:</w:t>
       </w:r>
     </w:p>
     <w:p>
       <w:pPr>
-        <w:spacing w:before="80" w:after="80"/>
+        <w:pStyle w:val="Listaconvietas"/>
+        <w:spacing w:after="60"/>
         <w:jc w:val="both"/>
       </w:pPr>
-      <w:r>
-        <w:rPr>
-          <w:rFonts w:ascii="Arial" w:hAnsi="Arial"/>
-          <w:b/>
-          <w:color w:val="6D1A24"/>
-          <w:sz w:val="19"/>
-        </w:rPr>
-        <w:t xml:space="preserve">Paso 1: </w:t>
-      </w:r>
       <w:r>
         <w:rPr>
           <w:rFonts w:ascii="Arial" w:hAnsi="Arial"/>
@@ -4237,39 +5661,23 @@
           <w:color w:val="1E293B"/>
           <w:sz w:val="19"/>
         </w:rPr>
-        <w:t xml:space="preserve">Marcado de Curso Completado — </w:t>
-      </w:r>
-      <w:r>
-        <w:rPr>
-          <w:rFonts w:ascii="Arial" w:hAnsi="Arial"/>
-          <w:color w:val="334155"/>
-          <w:sz w:val="19"/>
-        </w:rPr>
-        <w:t>Junto a cada alumno aprobado hace cl</w:t>
-      </w:r>
-      <w:r>
-        <w:rPr>
-          <w:rFonts w:ascii="Arial" w:hAnsi="Arial"/>
-          <w:color w:val="334155"/>
-          <w:sz w:val="19"/>
-        </w:rPr>
-        <w:t>ic en «✓ Marcar Curso Completado».</w:t>
+        <w:t xml:space="preserve">Número de Teléfono: </w:t>
+      </w:r>
+      <w:r>
+        <w:rPr>
+          <w:rFonts w:ascii="Arial" w:hAnsi="Arial"/>
+          <w:color w:val="334155"/>
+          <w:sz w:val="19"/>
+        </w:rPr>
+        <w:t>Modificación del número de celular receptor de Yape.</w:t>
       </w:r>
     </w:p>
     <w:p>
       <w:pPr>
-        <w:spacing w:before="80" w:after="80"/>
+        <w:pStyle w:val="Listaconvietas"/>
+        <w:spacing w:after="60"/>
         <w:jc w:val="both"/>
       </w:pPr>
-      <w:r>
-        <w:rPr>
-          <w:rFonts w:ascii="Arial" w:hAnsi="Arial"/>
-          <w:b/>
-          <w:color w:val="6D1A24"/>
-          <w:sz w:val="19"/>
-        </w:rPr>
-        <w:t xml:space="preserve">Paso 2: </w:t>
-      </w:r>
       <w:r>
         <w:rPr>
           <w:rFonts w:ascii="Arial" w:hAnsi="Arial"/>
@@ -4277,31 +5685,23 @@
           <w:color w:val="1E293B"/>
           <w:sz w:val="19"/>
         </w:rPr>
-        <w:t xml:space="preserve">Generación Inmutable — </w:t>
-      </w:r>
-      <w:r>
-        <w:rPr>
-          <w:rFonts w:ascii="Arial" w:hAnsi="Arial"/>
-          <w:color w:val="334155"/>
-          <w:sz w:val="19"/>
-        </w:rPr>
-        <w:t>El sistema toma una instantánea fotográfica inmutable de los datos del alumno, horas, créditos y docente, asignándole el código único irrepetible (ej. IIICCD-8A7F2D).</w:t>
+        <w:t xml:space="preserve">Titular de la Cuenta: </w:t>
+      </w:r>
+      <w:r>
+        <w:rPr>
+          <w:rFonts w:ascii="Arial" w:hAnsi="Arial"/>
+          <w:color w:val="334155"/>
+          <w:sz w:val="19"/>
+        </w:rPr>
+        <w:t>Actualización del nombre del titular responsable ante la SUNAT y la universidad.</w:t>
       </w:r>
     </w:p>
     <w:p>
       <w:pPr>
-        <w:spacing w:before="80" w:after="80"/>
+        <w:pStyle w:val="Listaconvietas"/>
+        <w:spacing w:after="60"/>
         <w:jc w:val="both"/>
       </w:pPr>
-      <w:r>
-        <w:rPr>
-          <w:rFonts w:ascii="Arial" w:hAnsi="Arial"/>
-          <w:b/>
-          <w:color w:val="6D1A24"/>
-          <w:sz w:val="19"/>
-        </w:rPr>
-        <w:t xml:space="preserve">Paso 3: </w:t>
-      </w:r>
       <w:r>
         <w:rPr>
           <w:rFonts w:ascii="Arial" w:hAnsi="Arial"/>
@@ -4309,40 +5709,15 @@
           <w:color w:val="1E293B"/>
           <w:sz w:val="19"/>
         </w:rPr>
-        <w:t>Envío por Whats</w:t>
-      </w:r>
-      <w:r>
-        <w:rPr>
-          <w:rFonts w:ascii="Arial" w:hAnsi="Arial"/>
-          <w:b/>
-          <w:color w:val="1E293B"/>
-          <w:sz w:val="19"/>
-        </w:rPr>
-        <w:t xml:space="preserve">App en 1 Clic — </w:t>
-      </w:r>
-      <w:r>
-        <w:rPr>
-          <w:rFonts w:ascii="Arial" w:hAnsi="Arial"/>
-          <w:color w:val="334155"/>
-          <w:sz w:val="19"/>
-        </w:rPr>
-        <w:t>En la tabla de certificados (/admin/certificados), el administrador pulsa «</w:t>
-      </w:r>
-      <w:r>
-        <w:rPr>
-          <w:rFonts w:ascii="Arial" w:hAnsi="Arial"/>
-          <w:color w:val="334155"/>
-          <w:sz w:val="19"/>
-        </w:rPr>
-        <w:t>📲</w:t>
-      </w:r>
-      <w:r>
-        <w:rPr>
-          <w:rFonts w:ascii="Arial" w:hAnsi="Arial"/>
-          <w:color w:val="334155"/>
-          <w:sz w:val="19"/>
-        </w:rPr>
-        <w:t xml:space="preserve"> Enviar Certificado por WhatsApp». Se abrirá WhatsApp con un mensaje formal de felicitación y el enlace directo para que el estudiante descargue su diploma.</w:t>
+        <w:t xml:space="preserve">Código QR Oficial: </w:t>
+      </w:r>
+      <w:r>
+        <w:rPr>
+          <w:rFonts w:ascii="Arial" w:hAnsi="Arial"/>
+          <w:color w:val="334155"/>
+          <w:sz w:val="19"/>
+        </w:rPr>
+        <w:t>Subida de una nueva imagen de código QR que se sincroniza al instante en la nube de Cloudinary.</w:t>
       </w:r>
     </w:p>
     <w:p>
@@ -4355,12 +5730,11 @@
         <w:rPr>
           <w:noProof/>
         </w:rPr>
-        <w:lastRenderedPageBreak/>
         <w:drawing>
-          <wp:inline distT="0" distB="0" distL="0" distR="0" wp14:anchorId="3FA50DDD" wp14:editId="3A11B206">
+          <wp:inline distT="0" distB="0" distL="0" distR="0" wp14:anchorId="375260CA" wp14:editId="6E57F6D4">
             <wp:extent cx="5486400" cy="3293447"/>
             <wp:effectExtent l="0" t="0" r="0" b="0"/>
-            <wp:docPr id="18" name="Picture 18"/>
+            <wp:docPr id="17" name="Picture 17"/>
             <wp:cNvGraphicFramePr>
               <a:graphicFrameLocks xmlns:a="http://schemas.openxmlformats.org/drawingml/2006/main" noChangeAspect="1"/>
             </wp:cNvGraphicFramePr>
@@ -4368,7 +5742,7 @@
               <a:graphicData uri="http://schemas.openxmlformats.org/drawingml/2006/picture">
                 <pic:pic xmlns:pic="http://schemas.openxmlformats.org/drawingml/2006/picture">
                   <pic:nvPicPr>
-                    <pic:cNvPr id="0" name="fig18_admin_certificados_lista.png"/>
+                    <pic:cNvPr id="0" name="fig17_admin_config_pago.png"/>
                     <pic:cNvPicPr/>
                   </pic:nvPicPr>
                   <pic:blipFill>
@@ -4405,239 +5779,131 @@
           <w:color w:val="64748B"/>
           <w:sz w:val="17"/>
         </w:rPr>
-        <w:t>Figu</w:t>
-      </w:r>
-      <w:r>
-        <w:rPr>
-          <w:rFonts w:ascii="Arial" w:hAnsi="Arial"/>
-          <w:i/>
-          <w:color w:val="64748B"/>
-          <w:sz w:val="17"/>
-        </w:rPr>
-        <w:t>ra 17: Padrón de Certificados Emitidos y Botón de Envío Directo por WhatsApp.</w:t>
+        <w:t>Figura 16: Configuración Dinámica de Parámetros de Recaudación y Código QR de Yape.</w:t>
       </w:r>
     </w:p>
     <w:p>
-      <w:r>
-        <w:br w:type="page"/>
+      <w:pPr>
+        <w:keepNext/>
+        <w:spacing w:before="280" w:after="80"/>
+      </w:pPr>
+      <w:r>
+        <w:rPr>
+          <w:rFonts w:ascii="Arial" w:hAnsi="Arial"/>
+          <w:b/>
+          <w:color w:val="1E293B"/>
+        </w:rPr>
+        <w:t>3.8. Emisión de Certificados y Envío Directo por WhatsApp</w:t>
       </w:r>
     </w:p>
     <w:p>
       <w:pPr>
-        <w:keepNext/>
-        <w:spacing w:before="400" w:after="120"/>
+        <w:spacing w:after="80"/>
+        <w:jc w:val="both"/>
+      </w:pPr>
+      <w:r>
+        <w:rPr>
+          <w:rFonts w:ascii="Arial" w:hAnsi="Arial"/>
+          <w:color w:val="334155"/>
+          <w:sz w:val="19"/>
+        </w:rPr>
+        <w:t>Al finalizar las clases de un curso, el administrador ingresa al detalle del curso (/admin/cursos/{id}):</w:t>
+      </w:r>
+    </w:p>
+    <w:p>
+      <w:pPr>
+        <w:spacing w:before="80" w:after="80"/>
+        <w:jc w:val="both"/>
       </w:pPr>
       <w:r>
         <w:rPr>
           <w:rFonts w:ascii="Arial" w:hAnsi="Arial"/>
           <w:b/>
           <w:color w:val="6D1A24"/>
-          <w:sz w:val="27"/>
-        </w:rPr>
-        <w:lastRenderedPageBreak/>
-        <w:t>SECCIÓN IV: VERIFICACIÓN PÚBLICA Y SEGURIDAD ANTI-FRAUDE</w:t>
+          <w:sz w:val="19"/>
+        </w:rPr>
+        <w:t xml:space="preserve">Paso 1: </w:t>
+      </w:r>
+      <w:r>
+        <w:rPr>
+          <w:rFonts w:ascii="Arial" w:hAnsi="Arial"/>
+          <w:b/>
+          <w:color w:val="1E293B"/>
+          <w:sz w:val="19"/>
+        </w:rPr>
+        <w:t xml:space="preserve">Marcado de Curso Completado — </w:t>
+      </w:r>
+      <w:r>
+        <w:rPr>
+          <w:rFonts w:ascii="Arial" w:hAnsi="Arial"/>
+          <w:color w:val="334155"/>
+          <w:sz w:val="19"/>
+        </w:rPr>
+        <w:t>Junto a cada alumno aprobado hace clic en «✓ Marcar Curso Completado».</w:t>
       </w:r>
     </w:p>
     <w:p>
       <w:pPr>
-        <w:spacing w:after="80"/>
+        <w:spacing w:before="80" w:after="80"/>
         <w:jc w:val="both"/>
       </w:pPr>
       <w:r>
         <w:rPr>
           <w:rFonts w:ascii="Arial" w:hAnsi="Arial"/>
-          <w:color w:val="334155"/>
-          <w:sz w:val="19"/>
-        </w:rPr>
-        <w:t>La autenticidad de los diplomas emitidos por el IIICCD está respaldada por un sistema de validación criptográfico acces</w:t>
-      </w:r>
-      <w:r>
-        <w:rPr>
-          <w:rFonts w:ascii="Arial" w:hAnsi="Arial"/>
-          <w:color w:val="334155"/>
-          <w:sz w:val="19"/>
-        </w:rPr>
-        <w:t>ible universalmente.</w:t>
+          <w:b/>
+          <w:color w:val="6D1A24"/>
+          <w:sz w:val="19"/>
+        </w:rPr>
+        <w:t xml:space="preserve">Paso 2: </w:t>
+      </w:r>
+      <w:r>
+        <w:rPr>
+          <w:rFonts w:ascii="Arial" w:hAnsi="Arial"/>
+          <w:b/>
+          <w:color w:val="1E293B"/>
+          <w:sz w:val="19"/>
+        </w:rPr>
+        <w:t xml:space="preserve">Generación Inmutable — </w:t>
+      </w:r>
+      <w:r>
+        <w:rPr>
+          <w:rFonts w:ascii="Arial" w:hAnsi="Arial"/>
+          <w:color w:val="334155"/>
+          <w:sz w:val="19"/>
+        </w:rPr>
+        <w:t>El sistema toma una instantánea fotográfica inmutable de los datos del alumno, horas, créditos y docente, asignándole el código único irrepetible (ej. IIICCD-8A7F2D).</w:t>
       </w:r>
     </w:p>
     <w:p>
       <w:pPr>
-        <w:keepNext/>
-        <w:spacing w:before="280" w:after="80"/>
-      </w:pPr>
+        <w:spacing w:before="80" w:after="80"/>
+        <w:jc w:val="both"/>
+      </w:pPr>
+      <w:r>
+        <w:rPr>
+          <w:rFonts w:ascii="Arial" w:hAnsi="Arial"/>
+          <w:b/>
+          <w:color w:val="6D1A24"/>
+          <w:sz w:val="19"/>
+        </w:rPr>
+        <w:t xml:space="preserve">Paso 3: </w:t>
+      </w:r>
       <w:r>
         <w:rPr>
           <w:rFonts w:ascii="Arial" w:hAnsi="Arial"/>
           <w:b/>
           <w:color w:val="1E293B"/>
-        </w:rPr>
-        <w:t>4.1. Verificador Universal en Línea (/verificar)</w:t>
-      </w:r>
-    </w:p>
-    <w:p>
-      <w:pPr>
-        <w:spacing w:after="80"/>
-        <w:jc w:val="both"/>
-      </w:pPr>
-      <w:r>
-        <w:rPr>
-          <w:rFonts w:ascii="Arial" w:hAnsi="Arial"/>
-          <w:color w:val="334155"/>
-          <w:sz w:val="19"/>
-        </w:rPr>
-        <w:t>Cualquier persona, empleador, comité de selección o institución académica puede verificar un certificado sin necesidad de tener usuario ni contraseña:</w:t>
-      </w:r>
-    </w:p>
-    <w:p>
-      <w:pPr>
-        <w:spacing w:before="80" w:after="80"/>
-        <w:jc w:val="both"/>
-      </w:pPr>
-      <w:r>
-        <w:rPr>
-          <w:rFonts w:ascii="Arial" w:hAnsi="Arial"/>
-          <w:b/>
-          <w:color w:val="6D1A24"/>
-          <w:sz w:val="19"/>
-        </w:rPr>
-        <w:t xml:space="preserve">Paso 1: </w:t>
-      </w:r>
-      <w:r>
-        <w:rPr>
-          <w:rFonts w:ascii="Arial" w:hAnsi="Arial"/>
-          <w:b/>
-          <w:color w:val="1E293B"/>
-          <w:sz w:val="19"/>
-        </w:rPr>
-        <w:t xml:space="preserve">Acceso a la Consulta — </w:t>
-      </w:r>
-      <w:r>
-        <w:rPr>
-          <w:rFonts w:ascii="Arial" w:hAnsi="Arial"/>
-          <w:color w:val="334155"/>
-          <w:sz w:val="19"/>
-        </w:rPr>
-        <w:t>Ingr</w:t>
-      </w:r>
-      <w:r>
-        <w:rPr>
-          <w:rFonts w:ascii="Arial" w:hAnsi="Arial"/>
-          <w:color w:val="334155"/>
-          <w:sz w:val="19"/>
-        </w:rPr>
-        <w:t>ese a https://cursos-sistema.onrender.com/verificar.</w:t>
-      </w:r>
-    </w:p>
-    <w:p>
-      <w:pPr>
-        <w:spacing w:before="80" w:after="80"/>
-        <w:jc w:val="both"/>
-      </w:pPr>
-      <w:r>
-        <w:rPr>
-          <w:rFonts w:ascii="Arial" w:hAnsi="Arial"/>
-          <w:b/>
-          <w:color w:val="6D1A24"/>
-          <w:sz w:val="19"/>
-        </w:rPr>
-        <w:t xml:space="preserve">Paso 2: </w:t>
-      </w:r>
-      <w:r>
-        <w:rPr>
-          <w:rFonts w:ascii="Arial" w:hAnsi="Arial"/>
-          <w:b/>
-          <w:color w:val="1E293B"/>
-          <w:sz w:val="19"/>
-        </w:rPr>
-        <w:t xml:space="preserve">Ingreso del Código Único — </w:t>
-      </w:r>
-      <w:r>
-        <w:rPr>
-          <w:rFonts w:ascii="Arial" w:hAnsi="Arial"/>
-          <w:color w:val="334155"/>
-          <w:sz w:val="19"/>
-        </w:rPr>
-        <w:t>Escriba el código alfanumérico que figura en la esquina inferior del documento (ej. IIICCD-7B3E91).</w:t>
-      </w:r>
-    </w:p>
-    <w:p>
-      <w:pPr>
-        <w:spacing w:before="80" w:after="80"/>
-        <w:jc w:val="both"/>
-      </w:pPr>
-      <w:r>
-        <w:rPr>
-          <w:rFonts w:ascii="Arial" w:hAnsi="Arial"/>
-          <w:b/>
-          <w:color w:val="6D1A24"/>
-          <w:sz w:val="19"/>
-        </w:rPr>
-        <w:t xml:space="preserve">Paso 3: </w:t>
-      </w:r>
-      <w:r>
-        <w:rPr>
-          <w:rFonts w:ascii="Arial" w:hAnsi="Arial"/>
-          <w:b/>
-          <w:color w:val="1E293B"/>
-          <w:sz w:val="19"/>
-        </w:rPr>
-        <w:t xml:space="preserve">Escaneo del Código QR — </w:t>
-      </w:r>
-      <w:r>
-        <w:rPr>
-          <w:rFonts w:ascii="Arial" w:hAnsi="Arial"/>
-          <w:color w:val="334155"/>
-          <w:sz w:val="19"/>
-        </w:rPr>
-        <w:t xml:space="preserve">Si se dispone de un teléfono </w:t>
-      </w:r>
-      <w:r>
-        <w:rPr>
-          <w:rFonts w:ascii="Arial" w:hAnsi="Arial"/>
-          <w:color w:val="334155"/>
-          <w:sz w:val="19"/>
-        </w:rPr>
-        <w:t>inteligente, basta con enfocar la cámara al código QR impreso en el diploma; el navegador abrirá de inmediato la ficha oficial.</w:t>
-      </w:r>
-    </w:p>
-    <w:p>
-      <w:pPr>
-        <w:spacing w:before="80" w:after="80"/>
-        <w:jc w:val="both"/>
-      </w:pPr>
-      <w:r>
-        <w:rPr>
-          <w:rFonts w:ascii="Arial" w:hAnsi="Arial"/>
-          <w:b/>
-          <w:color w:val="6D1A24"/>
-          <w:sz w:val="19"/>
-        </w:rPr>
-        <w:t xml:space="preserve">Paso 4: </w:t>
-      </w:r>
-      <w:r>
-        <w:rPr>
-          <w:rFonts w:ascii="Arial" w:hAnsi="Arial"/>
-          <w:b/>
-          <w:color w:val="1E293B"/>
-          <w:sz w:val="19"/>
-        </w:rPr>
-        <w:t xml:space="preserve">Ficha de Autenticidad — </w:t>
-      </w:r>
-      <w:r>
-        <w:rPr>
-          <w:rFonts w:ascii="Arial" w:hAnsi="Arial"/>
-          <w:color w:val="334155"/>
-          <w:sz w:val="19"/>
-        </w:rPr>
-        <w:t xml:space="preserve">La pantalla despliega el medallón dorado oficial de validación, confirmando el nombre del </w:t>
-      </w:r>
-      <w:r>
-        <w:rPr>
-          <w:rFonts w:ascii="Arial" w:hAnsi="Arial"/>
-          <w:color w:val="334155"/>
-          <w:sz w:val="19"/>
-        </w:rPr>
-        <w:t>titular, documento de identidad, curso aprobado, horas académicas, créditos y fecha de expedición.</w:t>
+          <w:sz w:val="19"/>
+        </w:rPr>
+        <w:t xml:space="preserve">Envío por WhatsApp en 1 Clic — </w:t>
+      </w:r>
+      <w:r>
+        <w:rPr>
+          <w:rFonts w:ascii="Arial" w:hAnsi="Arial"/>
+          <w:color w:val="334155"/>
+          <w:sz w:val="19"/>
+        </w:rPr>
+        <w:t>En la tabla de certificados (/admin/certificados), el administrador pulsa «📲 Enviar Certificado por WhatsApp». Se abrirá WhatsApp con un mensaje formal de felicitación y el enlace directo para que el estudiante descargue su diploma.</w:t>
       </w:r>
     </w:p>
     <w:p>
@@ -4650,11 +5916,12 @@
         <w:rPr>
           <w:noProof/>
         </w:rPr>
+        <w:lastRenderedPageBreak/>
         <w:drawing>
-          <wp:inline distT="0" distB="0" distL="0" distR="0" wp14:anchorId="53E768BE" wp14:editId="6FAA35AF">
+          <wp:inline distT="0" distB="0" distL="0" distR="0" wp14:anchorId="3FA50DDD" wp14:editId="3A11B206">
             <wp:extent cx="5486400" cy="3293447"/>
             <wp:effectExtent l="0" t="0" r="0" b="0"/>
-            <wp:docPr id="19" name="Picture 19"/>
+            <wp:docPr id="18" name="Picture 18"/>
             <wp:cNvGraphicFramePr>
               <a:graphicFrameLocks xmlns:a="http://schemas.openxmlformats.org/drawingml/2006/main" noChangeAspect="1"/>
             </wp:cNvGraphicFramePr>
@@ -4662,7 +5929,7 @@
               <a:graphicData uri="http://schemas.openxmlformats.org/drawingml/2006/picture">
                 <pic:pic xmlns:pic="http://schemas.openxmlformats.org/drawingml/2006/picture">
                   <pic:nvPicPr>
-                    <pic:cNvPr id="0" name="fig09_verificador_publico.png"/>
+                    <pic:cNvPr id="0" name="fig18_admin_certificados_lista.png"/>
                     <pic:cNvPicPr/>
                   </pic:nvPicPr>
                   <pic:blipFill>
@@ -4699,7 +5966,198 @@
           <w:color w:val="64748B"/>
           <w:sz w:val="17"/>
         </w:rPr>
-        <w:t>Figura 18: Portal de Verificación Pública con Medallón Dorado y Certificación Inmutable.</w:t>
+        <w:t>Figura 17: Padrón de Certificados Emitidos y Botón de Envío Directo por WhatsApp.</w:t>
+      </w:r>
+    </w:p>
+    <w:p>
+      <w:r>
+        <w:br w:type="page"/>
+      </w:r>
+    </w:p>
+    <w:p>
+      <w:pPr>
+        <w:keepNext/>
+        <w:spacing w:before="400" w:after="120"/>
+      </w:pPr>
+      <w:r>
+        <w:rPr>
+          <w:rFonts w:ascii="Arial" w:hAnsi="Arial"/>
+          <w:b/>
+          <w:color w:val="6D1A24"/>
+          <w:sz w:val="27"/>
+        </w:rPr>
+        <w:lastRenderedPageBreak/>
+        <w:t>SECCIÓN IV: VERIFICACIÓN PÚBLICA Y SEGURIDAD ANTI-FRAUDE</w:t>
+      </w:r>
+    </w:p>
+    <w:p>
+      <w:pPr>
+        <w:spacing w:after="80"/>
+        <w:jc w:val="both"/>
+      </w:pPr>
+      <w:r>
+        <w:rPr>
+          <w:rFonts w:ascii="Arial" w:hAnsi="Arial"/>
+          <w:color w:val="334155"/>
+          <w:sz w:val="19"/>
+        </w:rPr>
+        <w:t>La autenticidad de los diplomas emitidos por el IIICCD está respaldada por un sistema de validación criptográfico accesible universalmente.</w:t>
+      </w:r>
+    </w:p>
+    <w:p>
+      <w:pPr>
+        <w:keepNext/>
+        <w:spacing w:before="280" w:after="80"/>
+      </w:pPr>
+      <w:r>
+        <w:rPr>
+          <w:rFonts w:ascii="Arial" w:hAnsi="Arial"/>
+          <w:b/>
+          <w:color w:val="1E293B"/>
+        </w:rPr>
+        <w:t>4.1. Verificador Universal en Línea (/verificar)</w:t>
+      </w:r>
+    </w:p>
+    <w:p>
+      <w:pPr>
+        <w:spacing w:after="80"/>
+        <w:jc w:val="both"/>
+      </w:pPr>
+      <w:r>
+        <w:rPr>
+          <w:rFonts w:ascii="Arial" w:hAnsi="Arial"/>
+          <w:color w:val="334155"/>
+          <w:sz w:val="19"/>
+        </w:rPr>
+        <w:t>Cualquier persona, empleador, comité de selección o institución académica puede verificar un certificado sin necesidad de tener usuario ni contraseña:</w:t>
+      </w:r>
+    </w:p>
+    <w:p>
+      <w:pPr>
+        <w:spacing w:before="80" w:after="80"/>
+        <w:jc w:val="both"/>
+      </w:pPr>
+      <w:r>
+        <w:rPr>
+          <w:rFonts w:ascii="Arial" w:hAnsi="Arial"/>
+          <w:b/>
+          <w:color w:val="6D1A24"/>
+          <w:sz w:val="19"/>
+        </w:rPr>
+        <w:t xml:space="preserve">Paso 1: </w:t>
+      </w:r>
+      <w:r>
+        <w:rPr>
+          <w:rFonts w:ascii="Arial" w:hAnsi="Arial"/>
+          <w:b/>
+          <w:color w:val="1E293B"/>
+          <w:sz w:val="19"/>
+        </w:rPr>
+        <w:t xml:space="preserve">Acceso a la Consulta — </w:t>
+      </w:r>
+      <w:r>
+        <w:rPr>
+          <w:rFonts w:ascii="Arial" w:hAnsi="Arial"/>
+          <w:color w:val="334155"/>
+          <w:sz w:val="19"/>
+        </w:rPr>
+        <w:t>Ingrese a https://cursos-sistema.onrender.com/verificar.</w:t>
+      </w:r>
+    </w:p>
+    <w:p>
+      <w:pPr>
+        <w:spacing w:before="80" w:after="80"/>
+        <w:jc w:val="both"/>
+      </w:pPr>
+      <w:r>
+        <w:rPr>
+          <w:rFonts w:ascii="Arial" w:hAnsi="Arial"/>
+          <w:b/>
+          <w:color w:val="6D1A24"/>
+          <w:sz w:val="19"/>
+        </w:rPr>
+        <w:t xml:space="preserve">Paso 2: </w:t>
+      </w:r>
+      <w:r>
+        <w:rPr>
+          <w:rFonts w:ascii="Arial" w:hAnsi="Arial"/>
+          <w:b/>
+          <w:color w:val="1E293B"/>
+          <w:sz w:val="19"/>
+        </w:rPr>
+        <w:t xml:space="preserve">Ingreso del Código Único — </w:t>
+      </w:r>
+      <w:r>
+        <w:rPr>
+          <w:rFonts w:ascii="Arial" w:hAnsi="Arial"/>
+          <w:color w:val="334155"/>
+          <w:sz w:val="19"/>
+        </w:rPr>
+        <w:t>Escriba el código alfanumérico que figura en la esquina inferior del documento (ej. IIICCD-7B3E91).</w:t>
+      </w:r>
+    </w:p>
+    <w:p>
+      <w:pPr>
+        <w:spacing w:before="80" w:after="80"/>
+        <w:jc w:val="both"/>
+      </w:pPr>
+      <w:r>
+        <w:rPr>
+          <w:rFonts w:ascii="Arial" w:hAnsi="Arial"/>
+          <w:b/>
+          <w:color w:val="6D1A24"/>
+          <w:sz w:val="19"/>
+        </w:rPr>
+        <w:t xml:space="preserve">Paso 3: </w:t>
+      </w:r>
+      <w:r>
+        <w:rPr>
+          <w:rFonts w:ascii="Arial" w:hAnsi="Arial"/>
+          <w:b/>
+          <w:color w:val="1E293B"/>
+          <w:sz w:val="19"/>
+        </w:rPr>
+        <w:t xml:space="preserve">Escaneo del Código QR — </w:t>
+      </w:r>
+      <w:r>
+        <w:rPr>
+          <w:rFonts w:ascii="Arial" w:hAnsi="Arial"/>
+          <w:color w:val="334155"/>
+          <w:sz w:val="19"/>
+        </w:rPr>
+        <w:t>Si se dispone de un teléfono inteligente, basta con enfocar la cámara al código QR impreso en el diploma; el navegador abrirá de inmediato la ficha oficial.</w:t>
+      </w:r>
+    </w:p>
+    <w:p>
+      <w:pPr>
+        <w:spacing w:before="80" w:after="80"/>
+        <w:jc w:val="both"/>
+      </w:pPr>
+      <w:r>
+        <w:rPr>
+          <w:rFonts w:ascii="Arial" w:hAnsi="Arial"/>
+          <w:b/>
+          <w:color w:val="6D1A24"/>
+          <w:sz w:val="19"/>
+        </w:rPr>
+        <w:t xml:space="preserve">Paso 4: </w:t>
+      </w:r>
+      <w:r>
+        <w:rPr>
+          <w:rFonts w:ascii="Arial" w:hAnsi="Arial"/>
+          <w:b/>
+          <w:color w:val="1E293B"/>
+          <w:sz w:val="19"/>
+        </w:rPr>
+        <w:t xml:space="preserve">Ficha de Autenticidad — </w:t>
+      </w:r>
+      <w:r>
+        <w:rPr>
+          <w:rFonts w:ascii="Arial" w:hAnsi="Arial"/>
+          <w:color w:val="334155"/>
+          <w:sz w:val="19"/>
+        </w:rPr>
+        <w:t>La pantalla despliega el medallón dorado oficial de validación, confirmando el nombre del titular, documento de identidad, curso aprobado, horas académicas, créditos y fecha de expedición.</w:t>
       </w:r>
     </w:p>
     <w:p>
@@ -4712,12 +6170,11 @@
         <w:rPr>
           <w:noProof/>
         </w:rPr>
-        <w:lastRenderedPageBreak/>
         <w:drawing>
-          <wp:inline distT="0" distB="0" distL="0" distR="0" wp14:anchorId="6FDA73A8" wp14:editId="2A93E241">
+          <wp:inline distT="0" distB="0" distL="0" distR="0" wp14:anchorId="53E768BE" wp14:editId="6FAA35AF">
             <wp:extent cx="5486400" cy="3293447"/>
             <wp:effectExtent l="0" t="0" r="0" b="0"/>
-            <wp:docPr id="20" name="Picture 20"/>
+            <wp:docPr id="19" name="Picture 19"/>
             <wp:cNvGraphicFramePr>
               <a:graphicFrameLocks xmlns:a="http://schemas.openxmlformats.org/drawingml/2006/main" noChangeAspect="1"/>
             </wp:cNvGraphicFramePr>
@@ -4725,7 +6182,7 @@
               <a:graphicData uri="http://schemas.openxmlformats.org/drawingml/2006/picture">
                 <pic:pic xmlns:pic="http://schemas.openxmlformats.org/drawingml/2006/picture">
                   <pic:nvPicPr>
-                    <pic:cNvPr id="0" name="fig19_quienes_somos.png"/>
+                    <pic:cNvPr id="0" name="fig09_verificador_publico.png"/>
                     <pic:cNvPicPr/>
                   </pic:nvPicPr>
                   <pic:blipFill>
@@ -4762,17 +6219,15 @@
           <w:color w:val="64748B"/>
           <w:sz w:val="17"/>
         </w:rPr>
-        <w:t>Figura 19: Portal Institucional de Identidad Académica y Directi</w:t>
-      </w:r>
-      <w:r>
-        <w:rPr>
-          <w:rFonts w:ascii="Arial" w:hAnsi="Arial"/>
-          <w:i/>
-          <w:color w:val="64748B"/>
-          <w:sz w:val="17"/>
-        </w:rPr>
-        <w:t>va Oficial del IIICCD.</w:t>
-      </w:r>
+        <w:t>Figura 18: Portal de Verificación Pública con Medallón Dorado y Certificación Inmutable.</w:t>
+      </w:r>
+    </w:p>
+    <w:p>
+      <w:pPr>
+        <w:keepNext/>
+        <w:spacing w:before="120" w:after="40"/>
+        <w:jc w:val="center"/>
+      </w:pPr>
     </w:p>
     <w:p>
       <w:pPr>
@@ -4793,391 +6248,1904 @@
       <w:pPr>
         <w:spacing w:after="80"/>
         <w:jc w:val="both"/>
-      </w:pPr>
-      <w:r>
-        <w:rPr>
-          <w:rFonts w:ascii="Arial" w:hAnsi="Arial"/>
-          <w:color w:val="334155"/>
-          <w:sz w:val="19"/>
-        </w:rPr>
-        <w:t>A continuación se recopilan las dudas operativas más comunes y las soluciones recomendadas:</w:t>
+        <w:rPr>
+          <w:rFonts w:ascii="Arial" w:hAnsi="Arial"/>
+          <w:color w:val="334155"/>
+          <w:sz w:val="19"/>
+        </w:rPr>
+      </w:pPr>
+      <w:r>
+        <w:rPr>
+          <w:rFonts w:ascii="Arial" w:hAnsi="Arial"/>
+          <w:color w:val="334155"/>
+          <w:sz w:val="19"/>
+        </w:rPr>
+        <w:t xml:space="preserve">A continuación se recopilan las dudas operativas más comunes y las </w:t>
+      </w:r>
+      <w:proofErr w:type="spellStart"/>
+      <w:r>
+        <w:rPr>
+          <w:rFonts w:ascii="Arial" w:hAnsi="Arial"/>
+          <w:color w:val="334155"/>
+          <w:sz w:val="19"/>
+        </w:rPr>
+        <w:t>soluciones</w:t>
+      </w:r>
+      <w:proofErr w:type="spellEnd"/>
+      <w:r>
+        <w:rPr>
+          <w:rFonts w:ascii="Arial" w:hAnsi="Arial"/>
+          <w:color w:val="334155"/>
+          <w:sz w:val="19"/>
+        </w:rPr>
+        <w:t xml:space="preserve"> </w:t>
+      </w:r>
+      <w:proofErr w:type="spellStart"/>
+      <w:r>
+        <w:rPr>
+          <w:rFonts w:ascii="Arial" w:hAnsi="Arial"/>
+          <w:color w:val="334155"/>
+          <w:sz w:val="19"/>
+        </w:rPr>
+        <w:t>recomendadas</w:t>
+      </w:r>
+      <w:proofErr w:type="spellEnd"/>
+      <w:r>
+        <w:rPr>
+          <w:rFonts w:ascii="Arial" w:hAnsi="Arial"/>
+          <w:color w:val="334155"/>
+          <w:sz w:val="19"/>
+        </w:rPr>
+        <w:t>:</w:t>
       </w:r>
     </w:p>
-    <w:tbl>
-      <w:tblPr>
-        <w:tblW w:w="0" w:type="auto"/>
-        <w:jc w:val="center"/>
-        <w:tblLayout w:type="fixed"/>
-        <w:tblLook w:val="04A0" w:firstRow="1" w:lastRow="0" w:firstColumn="1" w:lastColumn="0" w:noHBand="0" w:noVBand="1"/>
-      </w:tblPr>
-      <w:tblGrid>
-        <w:gridCol w:w="8928"/>
-      </w:tblGrid>
-      <w:tr>
-        <w:trPr>
-          <w:jc w:val="center"/>
-        </w:trPr>
-        <w:tc>
-          <w:tcPr>
-            <w:tcW w:w="8928" w:type="dxa"/>
-            <w:tcBorders>
-              <w:left w:val="single" w:sz="24" w:space="0" w:color="1E293B"/>
-            </w:tcBorders>
-            <w:shd w:val="clear" w:color="auto" w:fill="F8FAFC"/>
-            <w:tcMar>
-              <w:top w:w="120" w:type="dxa"/>
-              <w:left w:w="160" w:type="dxa"/>
-              <w:bottom w:w="120" w:type="dxa"/>
-              <w:right w:w="120" w:type="dxa"/>
-            </w:tcMar>
-          </w:tcPr>
-          <w:p>
-            <w:pPr>
-              <w:spacing w:after="0"/>
-              <w:jc w:val="both"/>
-            </w:pPr>
-            <w:r>
-              <w:rPr>
-                <w:rFonts w:ascii="Arial" w:hAnsi="Arial"/>
-                <w:b/>
-                <w:color w:val="6D1A24"/>
-                <w:sz w:val="19"/>
-              </w:rPr>
-              <w:t>• ¿Qué sucede si subí un comprobante de Yape erróneo?</w:t>
-            </w:r>
-            <w:r>
-              <w:rPr>
-                <w:rFonts w:ascii="Arial" w:hAnsi="Arial"/>
-                <w:b/>
-                <w:color w:val="6D1A24"/>
-                <w:sz w:val="19"/>
-              </w:rPr>
-              <w:br/>
-            </w:r>
-            <w:r>
-              <w:rPr>
-                <w:rFonts w:ascii="Arial" w:hAnsi="Arial"/>
-                <w:color w:val="334155"/>
-                <w:sz w:val="18"/>
-              </w:rPr>
-              <w:t>La directiva marcará su inscripción c</w:t>
-            </w:r>
-            <w:r>
-              <w:rPr>
-                <w:rFonts w:ascii="Arial" w:hAnsi="Arial"/>
-                <w:color w:val="334155"/>
-                <w:sz w:val="18"/>
-              </w:rPr>
-              <w:t>omo RECHAZADA indicando la observación. En su panel de «Mis Cursos» volverá a habilitarse el botón «Subir Voucher Yape» para que adjunte el comprobante correcto sin perder su cuenta.</w:t>
-            </w:r>
-          </w:p>
-        </w:tc>
-      </w:tr>
-    </w:tbl>
     <w:p>
       <w:pPr>
+        <w:rPr>
+          <w:rFonts w:ascii="Arial" w:hAnsi="Arial" w:cs="Arial"/>
+          <w:sz w:val="20"/>
+          <w:szCs w:val="20"/>
+        </w:rPr>
+      </w:pPr>
+      <w:r>
+        <w:rPr>
+          <w:rFonts w:ascii="Arial" w:hAnsi="Arial" w:cs="Arial"/>
+          <w:b/>
+          <w:color w:val="6D1A24"/>
+          <w:sz w:val="18"/>
+          <w:szCs w:val="20"/>
+        </w:rPr>
+        <w:t>• ¿</w:t>
+      </w:r>
+      <w:proofErr w:type="spellStart"/>
+      <w:r>
+        <w:rPr>
+          <w:rFonts w:ascii="Arial" w:hAnsi="Arial" w:cs="Arial"/>
+          <w:b/>
+          <w:color w:val="6D1A24"/>
+          <w:sz w:val="18"/>
+          <w:szCs w:val="20"/>
+        </w:rPr>
+        <w:t>Qué</w:t>
+      </w:r>
+      <w:proofErr w:type="spellEnd"/>
+      <w:r>
+        <w:rPr>
+          <w:rFonts w:ascii="Arial" w:hAnsi="Arial" w:cs="Arial"/>
+          <w:b/>
+          <w:color w:val="6D1A24"/>
+          <w:sz w:val="18"/>
+          <w:szCs w:val="20"/>
+        </w:rPr>
+        <w:t xml:space="preserve"> </w:t>
+      </w:r>
+      <w:proofErr w:type="spellStart"/>
+      <w:r>
+        <w:rPr>
+          <w:rFonts w:ascii="Arial" w:hAnsi="Arial" w:cs="Arial"/>
+          <w:b/>
+          <w:color w:val="6D1A24"/>
+          <w:sz w:val="18"/>
+          <w:szCs w:val="20"/>
+        </w:rPr>
+        <w:t>sucede</w:t>
+      </w:r>
+      <w:proofErr w:type="spellEnd"/>
+      <w:r>
+        <w:rPr>
+          <w:rFonts w:ascii="Arial" w:hAnsi="Arial" w:cs="Arial"/>
+          <w:b/>
+          <w:color w:val="6D1A24"/>
+          <w:sz w:val="18"/>
+          <w:szCs w:val="20"/>
+        </w:rPr>
+        <w:t xml:space="preserve"> </w:t>
+      </w:r>
+      <w:proofErr w:type="spellStart"/>
+      <w:r>
+        <w:rPr>
+          <w:rFonts w:ascii="Arial" w:hAnsi="Arial" w:cs="Arial"/>
+          <w:b/>
+          <w:color w:val="6D1A24"/>
+          <w:sz w:val="18"/>
+          <w:szCs w:val="20"/>
+        </w:rPr>
+        <w:t>si</w:t>
+      </w:r>
+      <w:proofErr w:type="spellEnd"/>
+      <w:r>
+        <w:rPr>
+          <w:rFonts w:ascii="Arial" w:hAnsi="Arial" w:cs="Arial"/>
+          <w:b/>
+          <w:color w:val="6D1A24"/>
+          <w:sz w:val="18"/>
+          <w:szCs w:val="20"/>
+        </w:rPr>
+        <w:t xml:space="preserve"> </w:t>
+      </w:r>
+      <w:proofErr w:type="spellStart"/>
+      <w:r>
+        <w:rPr>
+          <w:rFonts w:ascii="Arial" w:hAnsi="Arial" w:cs="Arial"/>
+          <w:b/>
+          <w:color w:val="6D1A24"/>
+          <w:sz w:val="18"/>
+          <w:szCs w:val="20"/>
+        </w:rPr>
+        <w:t>subí</w:t>
+      </w:r>
+      <w:proofErr w:type="spellEnd"/>
+      <w:r>
+        <w:rPr>
+          <w:rFonts w:ascii="Arial" w:hAnsi="Arial" w:cs="Arial"/>
+          <w:b/>
+          <w:color w:val="6D1A24"/>
+          <w:sz w:val="18"/>
+          <w:szCs w:val="20"/>
+        </w:rPr>
+        <w:t xml:space="preserve"> un </w:t>
+      </w:r>
+      <w:proofErr w:type="spellStart"/>
+      <w:r>
+        <w:rPr>
+          <w:rFonts w:ascii="Arial" w:hAnsi="Arial" w:cs="Arial"/>
+          <w:b/>
+          <w:color w:val="6D1A24"/>
+          <w:sz w:val="18"/>
+          <w:szCs w:val="20"/>
+        </w:rPr>
+        <w:t>comprobante</w:t>
+      </w:r>
+      <w:proofErr w:type="spellEnd"/>
+      <w:r>
+        <w:rPr>
+          <w:rFonts w:ascii="Arial" w:hAnsi="Arial" w:cs="Arial"/>
+          <w:b/>
+          <w:color w:val="6D1A24"/>
+          <w:sz w:val="18"/>
+          <w:szCs w:val="20"/>
+        </w:rPr>
+        <w:t xml:space="preserve"> de </w:t>
+      </w:r>
+      <w:proofErr w:type="spellStart"/>
+      <w:r>
+        <w:rPr>
+          <w:rFonts w:ascii="Arial" w:hAnsi="Arial" w:cs="Arial"/>
+          <w:b/>
+          <w:color w:val="6D1A24"/>
+          <w:sz w:val="18"/>
+          <w:szCs w:val="20"/>
+        </w:rPr>
+        <w:t>Yape</w:t>
+      </w:r>
+      <w:proofErr w:type="spellEnd"/>
+      <w:r>
+        <w:rPr>
+          <w:rFonts w:ascii="Arial" w:hAnsi="Arial" w:cs="Arial"/>
+          <w:b/>
+          <w:color w:val="6D1A24"/>
+          <w:sz w:val="18"/>
+          <w:szCs w:val="20"/>
+        </w:rPr>
+        <w:t xml:space="preserve"> </w:t>
+      </w:r>
+      <w:proofErr w:type="spellStart"/>
+      <w:r>
+        <w:rPr>
+          <w:rFonts w:ascii="Arial" w:hAnsi="Arial" w:cs="Arial"/>
+          <w:b/>
+          <w:color w:val="6D1A24"/>
+          <w:sz w:val="18"/>
+          <w:szCs w:val="20"/>
+        </w:rPr>
+        <w:t>erróneo</w:t>
+      </w:r>
+      <w:proofErr w:type="spellEnd"/>
+      <w:r>
+        <w:rPr>
+          <w:rFonts w:ascii="Arial" w:hAnsi="Arial" w:cs="Arial"/>
+          <w:b/>
+          <w:color w:val="6D1A24"/>
+          <w:sz w:val="18"/>
+          <w:szCs w:val="20"/>
+        </w:rPr>
+        <w:t>?</w:t>
+      </w:r>
+      <w:r>
+        <w:rPr>
+          <w:rFonts w:ascii="Arial" w:hAnsi="Arial" w:cs="Arial"/>
+          <w:b/>
+          <w:color w:val="6D1A24"/>
+          <w:sz w:val="18"/>
+          <w:szCs w:val="20"/>
+        </w:rPr>
+        <w:br/>
+      </w:r>
+      <w:r>
+        <w:rPr>
+          <w:rFonts w:ascii="Arial" w:hAnsi="Arial" w:cs="Arial"/>
+          <w:sz w:val="16"/>
+          <w:szCs w:val="16"/>
+        </w:rPr>
+        <w:t xml:space="preserve">La </w:t>
+      </w:r>
+      <w:proofErr w:type="spellStart"/>
+      <w:r>
+        <w:rPr>
+          <w:rFonts w:ascii="Arial" w:hAnsi="Arial" w:cs="Arial"/>
+          <w:sz w:val="16"/>
+          <w:szCs w:val="16"/>
+        </w:rPr>
+        <w:t>directiva</w:t>
+      </w:r>
+      <w:proofErr w:type="spellEnd"/>
+      <w:r>
+        <w:rPr>
+          <w:rFonts w:ascii="Arial" w:hAnsi="Arial" w:cs="Arial"/>
+          <w:sz w:val="16"/>
+          <w:szCs w:val="16"/>
+        </w:rPr>
+        <w:t xml:space="preserve"> </w:t>
+      </w:r>
+      <w:proofErr w:type="spellStart"/>
+      <w:r>
+        <w:rPr>
+          <w:rFonts w:ascii="Arial" w:hAnsi="Arial" w:cs="Arial"/>
+          <w:sz w:val="16"/>
+          <w:szCs w:val="16"/>
+        </w:rPr>
+        <w:t>marcará</w:t>
+      </w:r>
+      <w:proofErr w:type="spellEnd"/>
+      <w:r>
+        <w:rPr>
+          <w:rFonts w:ascii="Arial" w:hAnsi="Arial" w:cs="Arial"/>
+          <w:sz w:val="16"/>
+          <w:szCs w:val="16"/>
+        </w:rPr>
+        <w:t xml:space="preserve"> </w:t>
+      </w:r>
+      <w:proofErr w:type="spellStart"/>
+      <w:r>
+        <w:rPr>
+          <w:rFonts w:ascii="Arial" w:hAnsi="Arial" w:cs="Arial"/>
+          <w:sz w:val="16"/>
+          <w:szCs w:val="16"/>
+        </w:rPr>
+        <w:t>su</w:t>
+      </w:r>
+      <w:proofErr w:type="spellEnd"/>
+      <w:r>
+        <w:rPr>
+          <w:rFonts w:ascii="Arial" w:hAnsi="Arial" w:cs="Arial"/>
+          <w:sz w:val="16"/>
+          <w:szCs w:val="16"/>
+        </w:rPr>
+        <w:t xml:space="preserve"> </w:t>
+      </w:r>
+      <w:proofErr w:type="spellStart"/>
+      <w:r>
+        <w:rPr>
+          <w:rFonts w:ascii="Arial" w:hAnsi="Arial" w:cs="Arial"/>
+          <w:sz w:val="16"/>
+          <w:szCs w:val="16"/>
+        </w:rPr>
+        <w:t>inscripción</w:t>
+      </w:r>
+      <w:proofErr w:type="spellEnd"/>
+      <w:r>
+        <w:rPr>
+          <w:rFonts w:ascii="Arial" w:hAnsi="Arial" w:cs="Arial"/>
+          <w:sz w:val="16"/>
+          <w:szCs w:val="16"/>
+        </w:rPr>
+        <w:t xml:space="preserve"> </w:t>
+      </w:r>
+      <w:proofErr w:type="spellStart"/>
+      <w:r>
+        <w:rPr>
+          <w:rFonts w:ascii="Arial" w:hAnsi="Arial" w:cs="Arial"/>
+          <w:sz w:val="16"/>
+          <w:szCs w:val="16"/>
+        </w:rPr>
+        <w:t>como</w:t>
+      </w:r>
+      <w:proofErr w:type="spellEnd"/>
+      <w:r>
+        <w:rPr>
+          <w:rFonts w:ascii="Arial" w:hAnsi="Arial" w:cs="Arial"/>
+          <w:sz w:val="16"/>
+          <w:szCs w:val="16"/>
+        </w:rPr>
+        <w:t xml:space="preserve"> RECHAZADA </w:t>
+      </w:r>
+      <w:proofErr w:type="spellStart"/>
+      <w:r>
+        <w:rPr>
+          <w:rFonts w:ascii="Arial" w:hAnsi="Arial" w:cs="Arial"/>
+          <w:sz w:val="16"/>
+          <w:szCs w:val="16"/>
+        </w:rPr>
+        <w:t>indicando</w:t>
+      </w:r>
+      <w:proofErr w:type="spellEnd"/>
+      <w:r>
+        <w:rPr>
+          <w:rFonts w:ascii="Arial" w:hAnsi="Arial" w:cs="Arial"/>
+          <w:sz w:val="16"/>
+          <w:szCs w:val="16"/>
+        </w:rPr>
+        <w:t xml:space="preserve"> la </w:t>
+      </w:r>
+      <w:proofErr w:type="spellStart"/>
+      <w:r>
+        <w:rPr>
+          <w:rFonts w:ascii="Arial" w:hAnsi="Arial" w:cs="Arial"/>
+          <w:sz w:val="16"/>
+          <w:szCs w:val="16"/>
+        </w:rPr>
+        <w:t>observación</w:t>
+      </w:r>
+      <w:proofErr w:type="spellEnd"/>
+      <w:r>
+        <w:rPr>
+          <w:rFonts w:ascii="Arial" w:hAnsi="Arial" w:cs="Arial"/>
+          <w:sz w:val="16"/>
+          <w:szCs w:val="16"/>
+        </w:rPr>
+        <w:t xml:space="preserve">. </w:t>
+      </w:r>
+      <w:proofErr w:type="spellStart"/>
+      <w:r>
+        <w:rPr>
+          <w:rFonts w:ascii="Arial" w:hAnsi="Arial" w:cs="Arial"/>
+          <w:sz w:val="16"/>
+          <w:szCs w:val="16"/>
+        </w:rPr>
+        <w:t>En</w:t>
+      </w:r>
+      <w:proofErr w:type="spellEnd"/>
+      <w:r>
+        <w:rPr>
+          <w:rFonts w:ascii="Arial" w:hAnsi="Arial" w:cs="Arial"/>
+          <w:sz w:val="16"/>
+          <w:szCs w:val="16"/>
+        </w:rPr>
+        <w:t xml:space="preserve"> </w:t>
+      </w:r>
+      <w:proofErr w:type="spellStart"/>
+      <w:r>
+        <w:rPr>
+          <w:rFonts w:ascii="Arial" w:hAnsi="Arial" w:cs="Arial"/>
+          <w:sz w:val="16"/>
+          <w:szCs w:val="16"/>
+        </w:rPr>
+        <w:t>su</w:t>
+      </w:r>
+      <w:proofErr w:type="spellEnd"/>
+      <w:r>
+        <w:rPr>
+          <w:rFonts w:ascii="Arial" w:hAnsi="Arial" w:cs="Arial"/>
+          <w:sz w:val="16"/>
+          <w:szCs w:val="16"/>
+        </w:rPr>
+        <w:t xml:space="preserve"> panel de «Mis </w:t>
+      </w:r>
+      <w:proofErr w:type="spellStart"/>
+      <w:r>
+        <w:rPr>
+          <w:rFonts w:ascii="Arial" w:hAnsi="Arial" w:cs="Arial"/>
+          <w:sz w:val="16"/>
+          <w:szCs w:val="16"/>
+        </w:rPr>
+        <w:t>Cursos</w:t>
+      </w:r>
+      <w:proofErr w:type="spellEnd"/>
+      <w:r>
+        <w:rPr>
+          <w:rFonts w:ascii="Arial" w:hAnsi="Arial" w:cs="Arial"/>
+          <w:sz w:val="16"/>
+          <w:szCs w:val="16"/>
+        </w:rPr>
+        <w:t xml:space="preserve">» </w:t>
+      </w:r>
+      <w:proofErr w:type="spellStart"/>
+      <w:r>
+        <w:rPr>
+          <w:rFonts w:ascii="Arial" w:hAnsi="Arial" w:cs="Arial"/>
+          <w:sz w:val="16"/>
+          <w:szCs w:val="16"/>
+        </w:rPr>
+        <w:t>volverá</w:t>
+      </w:r>
+      <w:proofErr w:type="spellEnd"/>
+      <w:r>
+        <w:rPr>
+          <w:rFonts w:ascii="Arial" w:hAnsi="Arial" w:cs="Arial"/>
+          <w:sz w:val="16"/>
+          <w:szCs w:val="16"/>
+        </w:rPr>
+        <w:t xml:space="preserve"> a </w:t>
+      </w:r>
+      <w:proofErr w:type="spellStart"/>
+      <w:r>
+        <w:rPr>
+          <w:rFonts w:ascii="Arial" w:hAnsi="Arial" w:cs="Arial"/>
+          <w:sz w:val="16"/>
+          <w:szCs w:val="16"/>
+        </w:rPr>
+        <w:t>habilitarse</w:t>
+      </w:r>
+      <w:proofErr w:type="spellEnd"/>
+      <w:r>
+        <w:rPr>
+          <w:rFonts w:ascii="Arial" w:hAnsi="Arial" w:cs="Arial"/>
+          <w:sz w:val="16"/>
+          <w:szCs w:val="16"/>
+        </w:rPr>
+        <w:t xml:space="preserve"> </w:t>
+      </w:r>
+      <w:proofErr w:type="spellStart"/>
+      <w:r>
+        <w:rPr>
+          <w:rFonts w:ascii="Arial" w:hAnsi="Arial" w:cs="Arial"/>
+          <w:sz w:val="16"/>
+          <w:szCs w:val="16"/>
+        </w:rPr>
+        <w:t>el</w:t>
+      </w:r>
+      <w:proofErr w:type="spellEnd"/>
+      <w:r>
+        <w:rPr>
+          <w:rFonts w:ascii="Arial" w:hAnsi="Arial" w:cs="Arial"/>
+          <w:sz w:val="16"/>
+          <w:szCs w:val="16"/>
+        </w:rPr>
+        <w:t xml:space="preserve"> </w:t>
+      </w:r>
+      <w:proofErr w:type="spellStart"/>
+      <w:r>
+        <w:rPr>
+          <w:rFonts w:ascii="Arial" w:hAnsi="Arial" w:cs="Arial"/>
+          <w:sz w:val="16"/>
+          <w:szCs w:val="16"/>
+        </w:rPr>
+        <w:t>botón</w:t>
+      </w:r>
+      <w:proofErr w:type="spellEnd"/>
+      <w:r>
+        <w:rPr>
+          <w:rFonts w:ascii="Arial" w:hAnsi="Arial" w:cs="Arial"/>
+          <w:sz w:val="16"/>
+          <w:szCs w:val="16"/>
+        </w:rPr>
+        <w:t xml:space="preserve"> «</w:t>
+      </w:r>
+      <w:proofErr w:type="spellStart"/>
+      <w:r>
+        <w:rPr>
+          <w:rFonts w:ascii="Arial" w:hAnsi="Arial" w:cs="Arial"/>
+          <w:sz w:val="16"/>
+          <w:szCs w:val="16"/>
+        </w:rPr>
+        <w:t>Subir</w:t>
+      </w:r>
+      <w:proofErr w:type="spellEnd"/>
+      <w:r>
+        <w:rPr>
+          <w:rFonts w:ascii="Arial" w:hAnsi="Arial" w:cs="Arial"/>
+          <w:sz w:val="16"/>
+          <w:szCs w:val="16"/>
+        </w:rPr>
+        <w:t xml:space="preserve"> Voucher </w:t>
+      </w:r>
+      <w:proofErr w:type="spellStart"/>
+      <w:r>
+        <w:rPr>
+          <w:rFonts w:ascii="Arial" w:hAnsi="Arial" w:cs="Arial"/>
+          <w:sz w:val="16"/>
+          <w:szCs w:val="16"/>
+        </w:rPr>
+        <w:t>Yape</w:t>
+      </w:r>
+      <w:proofErr w:type="spellEnd"/>
+      <w:r>
+        <w:rPr>
+          <w:rFonts w:ascii="Arial" w:hAnsi="Arial" w:cs="Arial"/>
+          <w:sz w:val="16"/>
+          <w:szCs w:val="16"/>
+        </w:rPr>
+        <w:t xml:space="preserve">» para que </w:t>
+      </w:r>
+      <w:proofErr w:type="spellStart"/>
+      <w:r>
+        <w:rPr>
+          <w:rFonts w:ascii="Arial" w:hAnsi="Arial" w:cs="Arial"/>
+          <w:sz w:val="16"/>
+          <w:szCs w:val="16"/>
+        </w:rPr>
+        <w:t>adjunte</w:t>
+      </w:r>
+      <w:proofErr w:type="spellEnd"/>
+      <w:r>
+        <w:rPr>
+          <w:rFonts w:ascii="Arial" w:hAnsi="Arial" w:cs="Arial"/>
+          <w:sz w:val="16"/>
+          <w:szCs w:val="16"/>
+        </w:rPr>
+        <w:t xml:space="preserve"> </w:t>
+      </w:r>
+      <w:proofErr w:type="spellStart"/>
+      <w:r>
+        <w:rPr>
+          <w:rFonts w:ascii="Arial" w:hAnsi="Arial" w:cs="Arial"/>
+          <w:sz w:val="16"/>
+          <w:szCs w:val="16"/>
+        </w:rPr>
+        <w:t>el</w:t>
+      </w:r>
+      <w:proofErr w:type="spellEnd"/>
+      <w:r>
+        <w:rPr>
+          <w:rFonts w:ascii="Arial" w:hAnsi="Arial" w:cs="Arial"/>
+          <w:sz w:val="16"/>
+          <w:szCs w:val="16"/>
+        </w:rPr>
+        <w:t xml:space="preserve"> </w:t>
+      </w:r>
+      <w:proofErr w:type="spellStart"/>
+      <w:r>
+        <w:rPr>
+          <w:rFonts w:ascii="Arial" w:hAnsi="Arial" w:cs="Arial"/>
+          <w:sz w:val="16"/>
+          <w:szCs w:val="16"/>
+        </w:rPr>
+        <w:t>comprobante</w:t>
+      </w:r>
+      <w:proofErr w:type="spellEnd"/>
+      <w:r>
+        <w:rPr>
+          <w:rFonts w:ascii="Arial" w:hAnsi="Arial" w:cs="Arial"/>
+          <w:sz w:val="16"/>
+          <w:szCs w:val="16"/>
+        </w:rPr>
+        <w:t xml:space="preserve"> </w:t>
+      </w:r>
+      <w:proofErr w:type="spellStart"/>
+      <w:r>
+        <w:rPr>
+          <w:rFonts w:ascii="Arial" w:hAnsi="Arial" w:cs="Arial"/>
+          <w:sz w:val="16"/>
+          <w:szCs w:val="16"/>
+        </w:rPr>
+        <w:t>correcto</w:t>
+      </w:r>
+      <w:proofErr w:type="spellEnd"/>
+      <w:r>
+        <w:rPr>
+          <w:rFonts w:ascii="Arial" w:hAnsi="Arial" w:cs="Arial"/>
+          <w:sz w:val="16"/>
+          <w:szCs w:val="16"/>
+        </w:rPr>
+        <w:t xml:space="preserve"> sin </w:t>
+      </w:r>
+      <w:proofErr w:type="spellStart"/>
+      <w:r>
+        <w:rPr>
+          <w:rFonts w:ascii="Arial" w:hAnsi="Arial" w:cs="Arial"/>
+          <w:sz w:val="16"/>
+          <w:szCs w:val="16"/>
+        </w:rPr>
+        <w:t>perder</w:t>
+      </w:r>
+      <w:proofErr w:type="spellEnd"/>
+      <w:r>
+        <w:rPr>
+          <w:rFonts w:ascii="Arial" w:hAnsi="Arial" w:cs="Arial"/>
+          <w:sz w:val="16"/>
+          <w:szCs w:val="16"/>
+        </w:rPr>
+        <w:t xml:space="preserve"> </w:t>
+      </w:r>
+      <w:proofErr w:type="spellStart"/>
+      <w:r>
+        <w:rPr>
+          <w:rFonts w:ascii="Arial" w:hAnsi="Arial" w:cs="Arial"/>
+          <w:sz w:val="16"/>
+          <w:szCs w:val="16"/>
+        </w:rPr>
+        <w:t>su</w:t>
+      </w:r>
+      <w:proofErr w:type="spellEnd"/>
+      <w:r>
+        <w:rPr>
+          <w:rFonts w:ascii="Arial" w:hAnsi="Arial" w:cs="Arial"/>
+          <w:sz w:val="16"/>
+          <w:szCs w:val="16"/>
+        </w:rPr>
+        <w:t xml:space="preserve"> </w:t>
+      </w:r>
+      <w:proofErr w:type="spellStart"/>
+      <w:r>
+        <w:rPr>
+          <w:rFonts w:ascii="Arial" w:hAnsi="Arial" w:cs="Arial"/>
+          <w:sz w:val="16"/>
+          <w:szCs w:val="16"/>
+        </w:rPr>
+        <w:t>cuenta</w:t>
+      </w:r>
+      <w:proofErr w:type="spellEnd"/>
+      <w:r>
+        <w:rPr>
+          <w:rFonts w:ascii="Arial" w:hAnsi="Arial" w:cs="Arial"/>
+          <w:sz w:val="16"/>
+          <w:szCs w:val="16"/>
+        </w:rPr>
+        <w:t>.</w:t>
+      </w:r>
+    </w:p>
+    <w:p>
+      <w:pPr>
         <w:spacing w:before="40" w:after="40"/>
-      </w:pPr>
+        <w:rPr>
+          <w:rFonts w:ascii="Arial" w:hAnsi="Arial" w:cs="Arial"/>
+          <w:color w:val="334155"/>
+          <w:sz w:val="16"/>
+          <w:szCs w:val="20"/>
+        </w:rPr>
+      </w:pPr>
+      <w:r>
+        <w:rPr>
+          <w:rFonts w:ascii="Arial" w:hAnsi="Arial" w:cs="Arial"/>
+          <w:b/>
+          <w:color w:val="6D1A24"/>
+          <w:sz w:val="18"/>
+          <w:szCs w:val="20"/>
+        </w:rPr>
+        <w:t xml:space="preserve">• ¿Por </w:t>
+      </w:r>
+      <w:proofErr w:type="spellStart"/>
+      <w:r>
+        <w:rPr>
+          <w:rFonts w:ascii="Arial" w:hAnsi="Arial" w:cs="Arial"/>
+          <w:b/>
+          <w:color w:val="6D1A24"/>
+          <w:sz w:val="18"/>
+          <w:szCs w:val="20"/>
+        </w:rPr>
+        <w:t>qué</w:t>
+      </w:r>
+      <w:proofErr w:type="spellEnd"/>
+      <w:r>
+        <w:rPr>
+          <w:rFonts w:ascii="Arial" w:hAnsi="Arial" w:cs="Arial"/>
+          <w:b/>
+          <w:color w:val="6D1A24"/>
+          <w:sz w:val="18"/>
+          <w:szCs w:val="20"/>
+        </w:rPr>
+        <w:t xml:space="preserve"> no </w:t>
+      </w:r>
+      <w:proofErr w:type="spellStart"/>
+      <w:r>
+        <w:rPr>
+          <w:rFonts w:ascii="Arial" w:hAnsi="Arial" w:cs="Arial"/>
+          <w:b/>
+          <w:color w:val="6D1A24"/>
+          <w:sz w:val="18"/>
+          <w:szCs w:val="20"/>
+        </w:rPr>
+        <w:t>puedo</w:t>
+      </w:r>
+      <w:proofErr w:type="spellEnd"/>
+      <w:r>
+        <w:rPr>
+          <w:rFonts w:ascii="Arial" w:hAnsi="Arial" w:cs="Arial"/>
+          <w:b/>
+          <w:color w:val="6D1A24"/>
+          <w:sz w:val="18"/>
+          <w:szCs w:val="20"/>
+        </w:rPr>
+        <w:t xml:space="preserve"> </w:t>
+      </w:r>
+      <w:proofErr w:type="spellStart"/>
+      <w:r>
+        <w:rPr>
+          <w:rFonts w:ascii="Arial" w:hAnsi="Arial" w:cs="Arial"/>
+          <w:b/>
+          <w:color w:val="6D1A24"/>
+          <w:sz w:val="18"/>
+          <w:szCs w:val="20"/>
+        </w:rPr>
+        <w:t>ver</w:t>
+      </w:r>
+      <w:proofErr w:type="spellEnd"/>
+      <w:r>
+        <w:rPr>
+          <w:rFonts w:ascii="Arial" w:hAnsi="Arial" w:cs="Arial"/>
+          <w:b/>
+          <w:color w:val="6D1A24"/>
+          <w:sz w:val="18"/>
+          <w:szCs w:val="20"/>
+        </w:rPr>
+        <w:t xml:space="preserve"> </w:t>
+      </w:r>
+      <w:proofErr w:type="spellStart"/>
+      <w:r>
+        <w:rPr>
+          <w:rFonts w:ascii="Arial" w:hAnsi="Arial" w:cs="Arial"/>
+          <w:b/>
+          <w:color w:val="6D1A24"/>
+          <w:sz w:val="18"/>
+          <w:szCs w:val="20"/>
+        </w:rPr>
+        <w:t>el</w:t>
+      </w:r>
+      <w:proofErr w:type="spellEnd"/>
+      <w:r>
+        <w:rPr>
+          <w:rFonts w:ascii="Arial" w:hAnsi="Arial" w:cs="Arial"/>
+          <w:b/>
+          <w:color w:val="6D1A24"/>
+          <w:sz w:val="18"/>
+          <w:szCs w:val="20"/>
+        </w:rPr>
+        <w:t xml:space="preserve"> enlace de Zoom/Meet?</w:t>
+      </w:r>
+      <w:r>
+        <w:rPr>
+          <w:rFonts w:ascii="Arial" w:hAnsi="Arial" w:cs="Arial"/>
+          <w:b/>
+          <w:color w:val="6D1A24"/>
+          <w:sz w:val="18"/>
+          <w:szCs w:val="20"/>
+        </w:rPr>
+        <w:br/>
+      </w:r>
+      <w:r>
+        <w:rPr>
+          <w:rFonts w:ascii="Arial" w:hAnsi="Arial" w:cs="Arial"/>
+          <w:color w:val="334155"/>
+          <w:sz w:val="16"/>
+          <w:szCs w:val="20"/>
+        </w:rPr>
+        <w:t xml:space="preserve">Los enlaces de </w:t>
+      </w:r>
+      <w:proofErr w:type="spellStart"/>
+      <w:r>
+        <w:rPr>
+          <w:rFonts w:ascii="Arial" w:hAnsi="Arial" w:cs="Arial"/>
+          <w:color w:val="334155"/>
+          <w:sz w:val="16"/>
+          <w:szCs w:val="20"/>
+        </w:rPr>
+        <w:t>clase</w:t>
+      </w:r>
+      <w:proofErr w:type="spellEnd"/>
+      <w:r>
+        <w:rPr>
+          <w:rFonts w:ascii="Arial" w:hAnsi="Arial" w:cs="Arial"/>
+          <w:color w:val="334155"/>
+          <w:sz w:val="16"/>
+          <w:szCs w:val="20"/>
+        </w:rPr>
+        <w:t xml:space="preserve"> </w:t>
+      </w:r>
+      <w:proofErr w:type="spellStart"/>
+      <w:r>
+        <w:rPr>
+          <w:rFonts w:ascii="Arial" w:hAnsi="Arial" w:cs="Arial"/>
+          <w:color w:val="334155"/>
+          <w:sz w:val="16"/>
+          <w:szCs w:val="20"/>
+        </w:rPr>
+        <w:t>en</w:t>
+      </w:r>
+      <w:proofErr w:type="spellEnd"/>
+      <w:r>
+        <w:rPr>
+          <w:rFonts w:ascii="Arial" w:hAnsi="Arial" w:cs="Arial"/>
+          <w:color w:val="334155"/>
+          <w:sz w:val="16"/>
+          <w:szCs w:val="20"/>
+        </w:rPr>
+        <w:t xml:space="preserve"> vivo </w:t>
+      </w:r>
+      <w:proofErr w:type="spellStart"/>
+      <w:r>
+        <w:rPr>
+          <w:rFonts w:ascii="Arial" w:hAnsi="Arial" w:cs="Arial"/>
+          <w:color w:val="334155"/>
+          <w:sz w:val="16"/>
+          <w:szCs w:val="20"/>
+        </w:rPr>
+        <w:t>están</w:t>
+      </w:r>
+      <w:proofErr w:type="spellEnd"/>
+      <w:r>
+        <w:rPr>
+          <w:rFonts w:ascii="Arial" w:hAnsi="Arial" w:cs="Arial"/>
+          <w:color w:val="334155"/>
+          <w:sz w:val="16"/>
+          <w:szCs w:val="20"/>
+        </w:rPr>
+        <w:t xml:space="preserve"> </w:t>
+      </w:r>
+      <w:proofErr w:type="spellStart"/>
+      <w:r>
+        <w:rPr>
+          <w:rFonts w:ascii="Arial" w:hAnsi="Arial" w:cs="Arial"/>
+          <w:color w:val="334155"/>
+          <w:sz w:val="16"/>
+          <w:szCs w:val="20"/>
+        </w:rPr>
+        <w:t>protegidos</w:t>
+      </w:r>
+      <w:proofErr w:type="spellEnd"/>
+      <w:r>
+        <w:rPr>
+          <w:rFonts w:ascii="Arial" w:hAnsi="Arial" w:cs="Arial"/>
+          <w:color w:val="334155"/>
+          <w:sz w:val="16"/>
+          <w:szCs w:val="20"/>
+        </w:rPr>
+        <w:t xml:space="preserve"> por </w:t>
+      </w:r>
+      <w:proofErr w:type="spellStart"/>
+      <w:r>
+        <w:rPr>
+          <w:rFonts w:ascii="Arial" w:hAnsi="Arial" w:cs="Arial"/>
+          <w:color w:val="334155"/>
+          <w:sz w:val="16"/>
+          <w:szCs w:val="20"/>
+        </w:rPr>
+        <w:t>seguridad</w:t>
+      </w:r>
+      <w:proofErr w:type="spellEnd"/>
+      <w:r>
+        <w:rPr>
+          <w:rFonts w:ascii="Arial" w:hAnsi="Arial" w:cs="Arial"/>
+          <w:color w:val="334155"/>
+          <w:sz w:val="16"/>
+          <w:szCs w:val="20"/>
+        </w:rPr>
+        <w:t xml:space="preserve">. Solo se </w:t>
+      </w:r>
+      <w:proofErr w:type="spellStart"/>
+      <w:r>
+        <w:rPr>
+          <w:rFonts w:ascii="Arial" w:hAnsi="Arial" w:cs="Arial"/>
+          <w:color w:val="334155"/>
+          <w:sz w:val="16"/>
+          <w:szCs w:val="20"/>
+        </w:rPr>
+        <w:t>vuelven</w:t>
+      </w:r>
+      <w:proofErr w:type="spellEnd"/>
+      <w:r>
+        <w:rPr>
+          <w:rFonts w:ascii="Arial" w:hAnsi="Arial" w:cs="Arial"/>
+          <w:color w:val="334155"/>
+          <w:sz w:val="16"/>
+          <w:szCs w:val="20"/>
+        </w:rPr>
+        <w:t xml:space="preserve"> </w:t>
+      </w:r>
+      <w:proofErr w:type="spellStart"/>
+      <w:r>
+        <w:rPr>
+          <w:rFonts w:ascii="Arial" w:hAnsi="Arial" w:cs="Arial"/>
+          <w:color w:val="334155"/>
+          <w:sz w:val="16"/>
+          <w:szCs w:val="20"/>
+        </w:rPr>
+        <w:t>visibles</w:t>
+      </w:r>
+      <w:proofErr w:type="spellEnd"/>
+      <w:r>
+        <w:rPr>
+          <w:rFonts w:ascii="Arial" w:hAnsi="Arial" w:cs="Arial"/>
+          <w:color w:val="334155"/>
+          <w:sz w:val="16"/>
+          <w:szCs w:val="20"/>
+        </w:rPr>
+        <w:t xml:space="preserve"> una </w:t>
+      </w:r>
+      <w:proofErr w:type="spellStart"/>
+      <w:r>
+        <w:rPr>
+          <w:rFonts w:ascii="Arial" w:hAnsi="Arial" w:cs="Arial"/>
+          <w:color w:val="334155"/>
+          <w:sz w:val="16"/>
+          <w:szCs w:val="20"/>
+        </w:rPr>
+        <w:t>vez</w:t>
+      </w:r>
+      <w:proofErr w:type="spellEnd"/>
+      <w:r>
+        <w:rPr>
+          <w:rFonts w:ascii="Arial" w:hAnsi="Arial" w:cs="Arial"/>
+          <w:color w:val="334155"/>
+          <w:sz w:val="16"/>
+          <w:szCs w:val="20"/>
+        </w:rPr>
+        <w:t xml:space="preserve"> que la </w:t>
+      </w:r>
+      <w:proofErr w:type="spellStart"/>
+      <w:r>
+        <w:rPr>
+          <w:rFonts w:ascii="Arial" w:hAnsi="Arial" w:cs="Arial"/>
+          <w:color w:val="334155"/>
+          <w:sz w:val="16"/>
+          <w:szCs w:val="20"/>
+        </w:rPr>
+        <w:t>directiva</w:t>
+      </w:r>
+      <w:proofErr w:type="spellEnd"/>
+      <w:r>
+        <w:rPr>
+          <w:rFonts w:ascii="Arial" w:hAnsi="Arial" w:cs="Arial"/>
+          <w:color w:val="334155"/>
+          <w:sz w:val="16"/>
+          <w:szCs w:val="20"/>
+        </w:rPr>
+        <w:t xml:space="preserve"> ha </w:t>
+      </w:r>
+      <w:proofErr w:type="spellStart"/>
+      <w:r>
+        <w:rPr>
+          <w:rFonts w:ascii="Arial" w:hAnsi="Arial" w:cs="Arial"/>
+          <w:color w:val="334155"/>
+          <w:sz w:val="16"/>
+          <w:szCs w:val="20"/>
+        </w:rPr>
+        <w:t>validado</w:t>
+      </w:r>
+      <w:proofErr w:type="spellEnd"/>
+      <w:r>
+        <w:rPr>
+          <w:rFonts w:ascii="Arial" w:hAnsi="Arial" w:cs="Arial"/>
+          <w:color w:val="334155"/>
+          <w:sz w:val="16"/>
+          <w:szCs w:val="20"/>
+        </w:rPr>
+        <w:t xml:space="preserve"> </w:t>
+      </w:r>
+      <w:proofErr w:type="spellStart"/>
+      <w:r>
+        <w:rPr>
+          <w:rFonts w:ascii="Arial" w:hAnsi="Arial" w:cs="Arial"/>
+          <w:color w:val="334155"/>
+          <w:sz w:val="16"/>
+          <w:szCs w:val="20"/>
+        </w:rPr>
+        <w:t>su</w:t>
+      </w:r>
+      <w:proofErr w:type="spellEnd"/>
+      <w:r>
+        <w:rPr>
+          <w:rFonts w:ascii="Arial" w:hAnsi="Arial" w:cs="Arial"/>
+          <w:color w:val="334155"/>
+          <w:sz w:val="16"/>
+          <w:szCs w:val="20"/>
+        </w:rPr>
+        <w:t xml:space="preserve"> voucher y </w:t>
+      </w:r>
+      <w:proofErr w:type="spellStart"/>
+      <w:r>
+        <w:rPr>
+          <w:rFonts w:ascii="Arial" w:hAnsi="Arial" w:cs="Arial"/>
+          <w:color w:val="334155"/>
+          <w:sz w:val="16"/>
+          <w:szCs w:val="20"/>
+        </w:rPr>
+        <w:t>su</w:t>
+      </w:r>
+      <w:proofErr w:type="spellEnd"/>
+      <w:r>
+        <w:rPr>
+          <w:rFonts w:ascii="Arial" w:hAnsi="Arial" w:cs="Arial"/>
+          <w:color w:val="334155"/>
+          <w:sz w:val="16"/>
+          <w:szCs w:val="20"/>
+        </w:rPr>
+        <w:t xml:space="preserve"> </w:t>
+      </w:r>
+      <w:proofErr w:type="spellStart"/>
+      <w:r>
+        <w:rPr>
+          <w:rFonts w:ascii="Arial" w:hAnsi="Arial" w:cs="Arial"/>
+          <w:color w:val="334155"/>
+          <w:sz w:val="16"/>
+          <w:szCs w:val="20"/>
+        </w:rPr>
+        <w:t>estado</w:t>
+      </w:r>
+      <w:proofErr w:type="spellEnd"/>
+      <w:r>
+        <w:rPr>
+          <w:rFonts w:ascii="Arial" w:hAnsi="Arial" w:cs="Arial"/>
+          <w:color w:val="334155"/>
+          <w:sz w:val="16"/>
+          <w:szCs w:val="20"/>
+        </w:rPr>
+        <w:t xml:space="preserve"> </w:t>
+      </w:r>
+      <w:proofErr w:type="spellStart"/>
+      <w:r>
+        <w:rPr>
+          <w:rFonts w:ascii="Arial" w:hAnsi="Arial" w:cs="Arial"/>
+          <w:color w:val="334155"/>
+          <w:sz w:val="16"/>
+          <w:szCs w:val="20"/>
+        </w:rPr>
+        <w:t>pasa</w:t>
+      </w:r>
+      <w:proofErr w:type="spellEnd"/>
+      <w:r>
+        <w:rPr>
+          <w:rFonts w:ascii="Arial" w:hAnsi="Arial" w:cs="Arial"/>
+          <w:color w:val="334155"/>
+          <w:sz w:val="16"/>
+          <w:szCs w:val="20"/>
+        </w:rPr>
+        <w:t xml:space="preserve"> </w:t>
+      </w:r>
+      <w:proofErr w:type="gramStart"/>
+      <w:r>
+        <w:rPr>
+          <w:rFonts w:ascii="Arial" w:hAnsi="Arial" w:cs="Arial"/>
+          <w:color w:val="334155"/>
+          <w:sz w:val="16"/>
+          <w:szCs w:val="20"/>
+        </w:rPr>
+        <w:t>a</w:t>
+      </w:r>
+      <w:proofErr w:type="gramEnd"/>
+      <w:r>
+        <w:rPr>
+          <w:rFonts w:ascii="Arial" w:hAnsi="Arial" w:cs="Arial"/>
+          <w:color w:val="334155"/>
+          <w:sz w:val="16"/>
+          <w:szCs w:val="20"/>
+        </w:rPr>
+        <w:t xml:space="preserve"> APROBADA</w:t>
+      </w:r>
     </w:p>
-    <w:tbl>
-      <w:tblPr>
-        <w:tblW w:w="0" w:type="auto"/>
-        <w:jc w:val="center"/>
-        <w:tblLayout w:type="fixed"/>
-        <w:tblLook w:val="04A0" w:firstRow="1" w:lastRow="0" w:firstColumn="1" w:lastColumn="0" w:noHBand="0" w:noVBand="1"/>
-      </w:tblPr>
-      <w:tblGrid>
-        <w:gridCol w:w="8928"/>
-      </w:tblGrid>
-      <w:tr>
-        <w:trPr>
-          <w:jc w:val="center"/>
-        </w:trPr>
-        <w:tc>
-          <w:tcPr>
-            <w:tcW w:w="8928" w:type="dxa"/>
-            <w:tcBorders>
-              <w:left w:val="single" w:sz="24" w:space="0" w:color="1E293B"/>
-            </w:tcBorders>
-            <w:shd w:val="clear" w:color="auto" w:fill="F8FAFC"/>
-            <w:tcMar>
-              <w:top w:w="120" w:type="dxa"/>
-              <w:left w:w="160" w:type="dxa"/>
-              <w:bottom w:w="120" w:type="dxa"/>
-              <w:right w:w="120" w:type="dxa"/>
-            </w:tcMar>
-          </w:tcPr>
-          <w:p>
-            <w:pPr>
-              <w:spacing w:after="0"/>
-              <w:jc w:val="both"/>
-            </w:pPr>
-            <w:r>
-              <w:rPr>
-                <w:rFonts w:ascii="Arial" w:hAnsi="Arial"/>
-                <w:b/>
-                <w:color w:val="6D1A24"/>
-                <w:sz w:val="19"/>
-              </w:rPr>
-              <w:t>• ¿Por qué no puedo ver el enlace de Zoom/Meet?</w:t>
-            </w:r>
-            <w:r>
-              <w:rPr>
-                <w:rFonts w:ascii="Arial" w:hAnsi="Arial"/>
-                <w:b/>
-                <w:color w:val="6D1A24"/>
-                <w:sz w:val="19"/>
-              </w:rPr>
-              <w:br/>
-            </w:r>
-            <w:r>
-              <w:rPr>
-                <w:rFonts w:ascii="Arial" w:hAnsi="Arial"/>
-                <w:color w:val="334155"/>
-                <w:sz w:val="18"/>
-              </w:rPr>
-              <w:t>Los enlaces de clase en</w:t>
-            </w:r>
-            <w:r>
-              <w:rPr>
-                <w:rFonts w:ascii="Arial" w:hAnsi="Arial"/>
-                <w:color w:val="334155"/>
-                <w:sz w:val="18"/>
-              </w:rPr>
-              <w:t xml:space="preserve"> vivo están protegidos por seguridad. Solo se vuelven visibles una vez que la directiva ha validado su voucher y su estado pasa a APROBADA.</w:t>
-            </w:r>
-          </w:p>
-        </w:tc>
-      </w:tr>
-    </w:tbl>
     <w:p>
       <w:pPr>
         <w:spacing w:before="40" w:after="40"/>
+        <w:rPr>
+          <w:rFonts w:ascii="Arial" w:hAnsi="Arial" w:cs="Arial"/>
+          <w:color w:val="334155"/>
+          <w:sz w:val="16"/>
+          <w:szCs w:val="20"/>
+        </w:rPr>
       </w:pPr>
     </w:p>
-    <w:tbl>
-      <w:tblPr>
-        <w:tblW w:w="0" w:type="auto"/>
-        <w:jc w:val="center"/>
-        <w:tblLayout w:type="fixed"/>
-        <w:tblLook w:val="04A0" w:firstRow="1" w:lastRow="0" w:firstColumn="1" w:lastColumn="0" w:noHBand="0" w:noVBand="1"/>
-      </w:tblPr>
-      <w:tblGrid>
-        <w:gridCol w:w="8928"/>
-      </w:tblGrid>
-      <w:tr>
-        <w:trPr>
-          <w:jc w:val="center"/>
-        </w:trPr>
-        <w:tc>
-          <w:tcPr>
-            <w:tcW w:w="8928" w:type="dxa"/>
-            <w:tcBorders>
-              <w:left w:val="single" w:sz="24" w:space="0" w:color="1E293B"/>
-            </w:tcBorders>
-            <w:shd w:val="clear" w:color="auto" w:fill="F8FAFC"/>
-            <w:tcMar>
-              <w:top w:w="120" w:type="dxa"/>
-              <w:left w:w="160" w:type="dxa"/>
-              <w:bottom w:w="120" w:type="dxa"/>
-              <w:right w:w="120" w:type="dxa"/>
-            </w:tcMar>
-          </w:tcPr>
-          <w:p>
-            <w:pPr>
-              <w:spacing w:after="0"/>
-              <w:jc w:val="both"/>
-            </w:pPr>
-            <w:r>
-              <w:rPr>
-                <w:rFonts w:ascii="Arial" w:hAnsi="Arial"/>
-                <w:b/>
-                <w:color w:val="6D1A24"/>
-                <w:sz w:val="19"/>
-              </w:rPr>
-              <w:t>• ¿Puedo descargar mi certificado desde mi teléfono móvil?</w:t>
-            </w:r>
-            <w:r>
-              <w:rPr>
-                <w:rFonts w:ascii="Arial" w:hAnsi="Arial"/>
-                <w:b/>
-                <w:color w:val="6D1A24"/>
-                <w:sz w:val="19"/>
-              </w:rPr>
-              <w:br/>
-            </w:r>
-            <w:r>
-              <w:rPr>
-                <w:rFonts w:ascii="Arial" w:hAnsi="Arial"/>
-                <w:color w:val="334155"/>
-                <w:sz w:val="18"/>
-              </w:rPr>
-              <w:t>Sí. El botón «Descargar PDF» funciona tanto en computad</w:t>
-            </w:r>
-            <w:r>
-              <w:rPr>
-                <w:rFonts w:ascii="Arial" w:hAnsi="Arial"/>
-                <w:color w:val="334155"/>
-                <w:sz w:val="18"/>
-              </w:rPr>
-              <w:t>oras como en teléfonos celulares Android o iOS, generando el archivo oficial a 300 DPI.</w:t>
-            </w:r>
-          </w:p>
-        </w:tc>
-      </w:tr>
-    </w:tbl>
     <w:p>
       <w:pPr>
         <w:spacing w:before="40" w:after="40"/>
-      </w:pPr>
+        <w:rPr>
+          <w:rFonts w:ascii="Arial" w:hAnsi="Arial" w:cs="Arial"/>
+          <w:sz w:val="20"/>
+          <w:szCs w:val="20"/>
+        </w:rPr>
+      </w:pPr>
+      <w:r>
+        <w:rPr>
+          <w:rFonts w:ascii="Arial" w:hAnsi="Arial" w:cs="Arial"/>
+          <w:b/>
+          <w:color w:val="6D1A24"/>
+          <w:sz w:val="18"/>
+          <w:szCs w:val="20"/>
+        </w:rPr>
+        <w:t>• ¿</w:t>
+      </w:r>
+      <w:proofErr w:type="spellStart"/>
+      <w:r>
+        <w:rPr>
+          <w:rFonts w:ascii="Arial" w:hAnsi="Arial" w:cs="Arial"/>
+          <w:b/>
+          <w:color w:val="6D1A24"/>
+          <w:sz w:val="18"/>
+          <w:szCs w:val="20"/>
+        </w:rPr>
+        <w:t>Puedo</w:t>
+      </w:r>
+      <w:proofErr w:type="spellEnd"/>
+      <w:r>
+        <w:rPr>
+          <w:rFonts w:ascii="Arial" w:hAnsi="Arial" w:cs="Arial"/>
+          <w:b/>
+          <w:color w:val="6D1A24"/>
+          <w:sz w:val="18"/>
+          <w:szCs w:val="20"/>
+        </w:rPr>
+        <w:t xml:space="preserve"> </w:t>
+      </w:r>
+      <w:proofErr w:type="spellStart"/>
+      <w:r>
+        <w:rPr>
+          <w:rFonts w:ascii="Arial" w:hAnsi="Arial" w:cs="Arial"/>
+          <w:b/>
+          <w:color w:val="6D1A24"/>
+          <w:sz w:val="18"/>
+          <w:szCs w:val="20"/>
+        </w:rPr>
+        <w:t>descargar</w:t>
+      </w:r>
+      <w:proofErr w:type="spellEnd"/>
+      <w:r>
+        <w:rPr>
+          <w:rFonts w:ascii="Arial" w:hAnsi="Arial" w:cs="Arial"/>
+          <w:b/>
+          <w:color w:val="6D1A24"/>
+          <w:sz w:val="18"/>
+          <w:szCs w:val="20"/>
+        </w:rPr>
+        <w:t xml:space="preserve"> mi </w:t>
+      </w:r>
+      <w:proofErr w:type="spellStart"/>
+      <w:r>
+        <w:rPr>
+          <w:rFonts w:ascii="Arial" w:hAnsi="Arial" w:cs="Arial"/>
+          <w:b/>
+          <w:color w:val="6D1A24"/>
+          <w:sz w:val="18"/>
+          <w:szCs w:val="20"/>
+        </w:rPr>
+        <w:t>certificado</w:t>
+      </w:r>
+      <w:proofErr w:type="spellEnd"/>
+      <w:r>
+        <w:rPr>
+          <w:rFonts w:ascii="Arial" w:hAnsi="Arial" w:cs="Arial"/>
+          <w:b/>
+          <w:color w:val="6D1A24"/>
+          <w:sz w:val="18"/>
+          <w:szCs w:val="20"/>
+        </w:rPr>
+        <w:t xml:space="preserve"> </w:t>
+      </w:r>
+      <w:proofErr w:type="spellStart"/>
+      <w:r>
+        <w:rPr>
+          <w:rFonts w:ascii="Arial" w:hAnsi="Arial" w:cs="Arial"/>
+          <w:b/>
+          <w:color w:val="6D1A24"/>
+          <w:sz w:val="18"/>
+          <w:szCs w:val="20"/>
+        </w:rPr>
+        <w:t>desde</w:t>
+      </w:r>
+      <w:proofErr w:type="spellEnd"/>
+      <w:r>
+        <w:rPr>
+          <w:rFonts w:ascii="Arial" w:hAnsi="Arial" w:cs="Arial"/>
+          <w:b/>
+          <w:color w:val="6D1A24"/>
+          <w:sz w:val="18"/>
+          <w:szCs w:val="20"/>
+        </w:rPr>
+        <w:t xml:space="preserve"> mi </w:t>
+      </w:r>
+      <w:proofErr w:type="spellStart"/>
+      <w:r>
+        <w:rPr>
+          <w:rFonts w:ascii="Arial" w:hAnsi="Arial" w:cs="Arial"/>
+          <w:b/>
+          <w:color w:val="6D1A24"/>
+          <w:sz w:val="18"/>
+          <w:szCs w:val="20"/>
+        </w:rPr>
+        <w:t>teléfono</w:t>
+      </w:r>
+      <w:proofErr w:type="spellEnd"/>
+      <w:r>
+        <w:rPr>
+          <w:rFonts w:ascii="Arial" w:hAnsi="Arial" w:cs="Arial"/>
+          <w:b/>
+          <w:color w:val="6D1A24"/>
+          <w:sz w:val="18"/>
+          <w:szCs w:val="20"/>
+        </w:rPr>
+        <w:t xml:space="preserve"> </w:t>
+      </w:r>
+      <w:proofErr w:type="spellStart"/>
+      <w:r>
+        <w:rPr>
+          <w:rFonts w:ascii="Arial" w:hAnsi="Arial" w:cs="Arial"/>
+          <w:b/>
+          <w:color w:val="6D1A24"/>
+          <w:sz w:val="18"/>
+          <w:szCs w:val="20"/>
+        </w:rPr>
+        <w:t>móvil</w:t>
+      </w:r>
+      <w:proofErr w:type="spellEnd"/>
+      <w:r>
+        <w:rPr>
+          <w:rFonts w:ascii="Arial" w:hAnsi="Arial" w:cs="Arial"/>
+          <w:b/>
+          <w:color w:val="6D1A24"/>
+          <w:sz w:val="18"/>
+          <w:szCs w:val="20"/>
+        </w:rPr>
+        <w:t>?</w:t>
+      </w:r>
+      <w:r>
+        <w:rPr>
+          <w:rFonts w:ascii="Arial" w:hAnsi="Arial" w:cs="Arial"/>
+          <w:b/>
+          <w:color w:val="6D1A24"/>
+          <w:sz w:val="18"/>
+          <w:szCs w:val="20"/>
+        </w:rPr>
+        <w:br/>
+      </w:r>
+      <w:proofErr w:type="spellStart"/>
+      <w:r>
+        <w:rPr>
+          <w:rFonts w:ascii="Arial" w:hAnsi="Arial" w:cs="Arial"/>
+          <w:color w:val="334155"/>
+          <w:sz w:val="16"/>
+          <w:szCs w:val="20"/>
+        </w:rPr>
+        <w:t>Sí</w:t>
+      </w:r>
+      <w:proofErr w:type="spellEnd"/>
+      <w:r>
+        <w:rPr>
+          <w:rFonts w:ascii="Arial" w:hAnsi="Arial" w:cs="Arial"/>
+          <w:color w:val="334155"/>
+          <w:sz w:val="16"/>
+          <w:szCs w:val="20"/>
+        </w:rPr>
+        <w:t xml:space="preserve">. El </w:t>
+      </w:r>
+      <w:proofErr w:type="spellStart"/>
+      <w:r>
+        <w:rPr>
+          <w:rFonts w:ascii="Arial" w:hAnsi="Arial" w:cs="Arial"/>
+          <w:color w:val="334155"/>
+          <w:sz w:val="16"/>
+          <w:szCs w:val="20"/>
+        </w:rPr>
+        <w:t>botón</w:t>
+      </w:r>
+      <w:proofErr w:type="spellEnd"/>
+      <w:r>
+        <w:rPr>
+          <w:rFonts w:ascii="Arial" w:hAnsi="Arial" w:cs="Arial"/>
+          <w:color w:val="334155"/>
+          <w:sz w:val="16"/>
+          <w:szCs w:val="20"/>
+        </w:rPr>
+        <w:t xml:space="preserve"> «</w:t>
+      </w:r>
+      <w:proofErr w:type="spellStart"/>
+      <w:r>
+        <w:rPr>
+          <w:rFonts w:ascii="Arial" w:hAnsi="Arial" w:cs="Arial"/>
+          <w:color w:val="334155"/>
+          <w:sz w:val="16"/>
+          <w:szCs w:val="20"/>
+        </w:rPr>
+        <w:t>Descargar</w:t>
+      </w:r>
+      <w:proofErr w:type="spellEnd"/>
+      <w:r>
+        <w:rPr>
+          <w:rFonts w:ascii="Arial" w:hAnsi="Arial" w:cs="Arial"/>
+          <w:color w:val="334155"/>
+          <w:sz w:val="16"/>
+          <w:szCs w:val="20"/>
+        </w:rPr>
+        <w:t xml:space="preserve"> PDF» </w:t>
+      </w:r>
+      <w:proofErr w:type="spellStart"/>
+      <w:r>
+        <w:rPr>
+          <w:rFonts w:ascii="Arial" w:hAnsi="Arial" w:cs="Arial"/>
+          <w:color w:val="334155"/>
+          <w:sz w:val="16"/>
+          <w:szCs w:val="20"/>
+        </w:rPr>
+        <w:t>funciona</w:t>
+      </w:r>
+      <w:proofErr w:type="spellEnd"/>
+      <w:r>
+        <w:rPr>
+          <w:rFonts w:ascii="Arial" w:hAnsi="Arial" w:cs="Arial"/>
+          <w:color w:val="334155"/>
+          <w:sz w:val="16"/>
+          <w:szCs w:val="20"/>
+        </w:rPr>
+        <w:t xml:space="preserve"> tanto </w:t>
+      </w:r>
+      <w:proofErr w:type="spellStart"/>
+      <w:r>
+        <w:rPr>
+          <w:rFonts w:ascii="Arial" w:hAnsi="Arial" w:cs="Arial"/>
+          <w:color w:val="334155"/>
+          <w:sz w:val="16"/>
+          <w:szCs w:val="20"/>
+        </w:rPr>
+        <w:t>en</w:t>
+      </w:r>
+      <w:proofErr w:type="spellEnd"/>
+      <w:r>
+        <w:rPr>
+          <w:rFonts w:ascii="Arial" w:hAnsi="Arial" w:cs="Arial"/>
+          <w:color w:val="334155"/>
+          <w:sz w:val="16"/>
+          <w:szCs w:val="20"/>
+        </w:rPr>
+        <w:t xml:space="preserve"> </w:t>
+      </w:r>
+      <w:proofErr w:type="spellStart"/>
+      <w:r>
+        <w:rPr>
+          <w:rFonts w:ascii="Arial" w:hAnsi="Arial" w:cs="Arial"/>
+          <w:color w:val="334155"/>
+          <w:sz w:val="16"/>
+          <w:szCs w:val="20"/>
+        </w:rPr>
+        <w:t>computadoras</w:t>
+      </w:r>
+      <w:proofErr w:type="spellEnd"/>
+      <w:r>
+        <w:rPr>
+          <w:rFonts w:ascii="Arial" w:hAnsi="Arial" w:cs="Arial"/>
+          <w:color w:val="334155"/>
+          <w:sz w:val="16"/>
+          <w:szCs w:val="20"/>
+        </w:rPr>
+        <w:t xml:space="preserve"> </w:t>
+      </w:r>
+      <w:proofErr w:type="spellStart"/>
+      <w:r>
+        <w:rPr>
+          <w:rFonts w:ascii="Arial" w:hAnsi="Arial" w:cs="Arial"/>
+          <w:color w:val="334155"/>
+          <w:sz w:val="16"/>
+          <w:szCs w:val="20"/>
+        </w:rPr>
+        <w:t>como</w:t>
+      </w:r>
+      <w:proofErr w:type="spellEnd"/>
+      <w:r>
+        <w:rPr>
+          <w:rFonts w:ascii="Arial" w:hAnsi="Arial" w:cs="Arial"/>
+          <w:color w:val="334155"/>
+          <w:sz w:val="16"/>
+          <w:szCs w:val="20"/>
+        </w:rPr>
+        <w:t xml:space="preserve"> </w:t>
+      </w:r>
+      <w:proofErr w:type="spellStart"/>
+      <w:r>
+        <w:rPr>
+          <w:rFonts w:ascii="Arial" w:hAnsi="Arial" w:cs="Arial"/>
+          <w:color w:val="334155"/>
+          <w:sz w:val="16"/>
+          <w:szCs w:val="20"/>
+        </w:rPr>
+        <w:t>en</w:t>
+      </w:r>
+      <w:proofErr w:type="spellEnd"/>
+      <w:r>
+        <w:rPr>
+          <w:rFonts w:ascii="Arial" w:hAnsi="Arial" w:cs="Arial"/>
+          <w:color w:val="334155"/>
+          <w:sz w:val="16"/>
+          <w:szCs w:val="20"/>
+        </w:rPr>
+        <w:t xml:space="preserve"> </w:t>
+      </w:r>
+      <w:proofErr w:type="spellStart"/>
+      <w:r>
+        <w:rPr>
+          <w:rFonts w:ascii="Arial" w:hAnsi="Arial" w:cs="Arial"/>
+          <w:color w:val="334155"/>
+          <w:sz w:val="16"/>
+          <w:szCs w:val="20"/>
+        </w:rPr>
+        <w:t>teléfonos</w:t>
+      </w:r>
+      <w:proofErr w:type="spellEnd"/>
+      <w:r>
+        <w:rPr>
+          <w:rFonts w:ascii="Arial" w:hAnsi="Arial" w:cs="Arial"/>
+          <w:color w:val="334155"/>
+          <w:sz w:val="16"/>
+          <w:szCs w:val="20"/>
+        </w:rPr>
+        <w:t xml:space="preserve"> </w:t>
+      </w:r>
+      <w:proofErr w:type="spellStart"/>
+      <w:r>
+        <w:rPr>
+          <w:rFonts w:ascii="Arial" w:hAnsi="Arial" w:cs="Arial"/>
+          <w:color w:val="334155"/>
+          <w:sz w:val="16"/>
+          <w:szCs w:val="20"/>
+        </w:rPr>
+        <w:t>celulares</w:t>
+      </w:r>
+      <w:proofErr w:type="spellEnd"/>
+      <w:r>
+        <w:rPr>
+          <w:rFonts w:ascii="Arial" w:hAnsi="Arial" w:cs="Arial"/>
+          <w:color w:val="334155"/>
+          <w:sz w:val="16"/>
+          <w:szCs w:val="20"/>
+        </w:rPr>
+        <w:t xml:space="preserve"> Android o iOS, </w:t>
+      </w:r>
+      <w:proofErr w:type="spellStart"/>
+      <w:r>
+        <w:rPr>
+          <w:rFonts w:ascii="Arial" w:hAnsi="Arial" w:cs="Arial"/>
+          <w:color w:val="334155"/>
+          <w:sz w:val="16"/>
+          <w:szCs w:val="20"/>
+        </w:rPr>
+        <w:t>generando</w:t>
+      </w:r>
+      <w:proofErr w:type="spellEnd"/>
+      <w:r>
+        <w:rPr>
+          <w:rFonts w:ascii="Arial" w:hAnsi="Arial" w:cs="Arial"/>
+          <w:color w:val="334155"/>
+          <w:sz w:val="16"/>
+          <w:szCs w:val="20"/>
+        </w:rPr>
+        <w:t xml:space="preserve"> </w:t>
+      </w:r>
+      <w:proofErr w:type="spellStart"/>
+      <w:r>
+        <w:rPr>
+          <w:rFonts w:ascii="Arial" w:hAnsi="Arial" w:cs="Arial"/>
+          <w:color w:val="334155"/>
+          <w:sz w:val="16"/>
+          <w:szCs w:val="20"/>
+        </w:rPr>
+        <w:t>el</w:t>
+      </w:r>
+      <w:proofErr w:type="spellEnd"/>
+      <w:r>
+        <w:rPr>
+          <w:rFonts w:ascii="Arial" w:hAnsi="Arial" w:cs="Arial"/>
+          <w:color w:val="334155"/>
+          <w:sz w:val="16"/>
+          <w:szCs w:val="20"/>
+        </w:rPr>
+        <w:t xml:space="preserve"> </w:t>
+      </w:r>
+      <w:proofErr w:type="spellStart"/>
+      <w:r>
+        <w:rPr>
+          <w:rFonts w:ascii="Arial" w:hAnsi="Arial" w:cs="Arial"/>
+          <w:color w:val="334155"/>
+          <w:sz w:val="16"/>
+          <w:szCs w:val="20"/>
+        </w:rPr>
+        <w:t>archivo</w:t>
+      </w:r>
+      <w:proofErr w:type="spellEnd"/>
+      <w:r>
+        <w:rPr>
+          <w:rFonts w:ascii="Arial" w:hAnsi="Arial" w:cs="Arial"/>
+          <w:color w:val="334155"/>
+          <w:sz w:val="16"/>
+          <w:szCs w:val="20"/>
+        </w:rPr>
+        <w:t xml:space="preserve"> </w:t>
+      </w:r>
+      <w:proofErr w:type="spellStart"/>
+      <w:r>
+        <w:rPr>
+          <w:rFonts w:ascii="Arial" w:hAnsi="Arial" w:cs="Arial"/>
+          <w:color w:val="334155"/>
+          <w:sz w:val="16"/>
+          <w:szCs w:val="20"/>
+        </w:rPr>
+        <w:t>oficial</w:t>
+      </w:r>
+      <w:proofErr w:type="spellEnd"/>
+      <w:r>
+        <w:rPr>
+          <w:rFonts w:ascii="Arial" w:hAnsi="Arial" w:cs="Arial"/>
+          <w:color w:val="334155"/>
+          <w:sz w:val="16"/>
+          <w:szCs w:val="20"/>
+        </w:rPr>
+        <w:t xml:space="preserve"> a 300 DPI.</w:t>
+      </w:r>
     </w:p>
-    <w:tbl>
-      <w:tblPr>
-        <w:tblW w:w="0" w:type="auto"/>
-        <w:jc w:val="center"/>
-        <w:tblLayout w:type="fixed"/>
-        <w:tblLook w:val="04A0" w:firstRow="1" w:lastRow="0" w:firstColumn="1" w:lastColumn="0" w:noHBand="0" w:noVBand="1"/>
-      </w:tblPr>
-      <w:tblGrid>
-        <w:gridCol w:w="8928"/>
-      </w:tblGrid>
-      <w:tr>
-        <w:trPr>
-          <w:jc w:val="center"/>
-        </w:trPr>
-        <w:tc>
-          <w:tcPr>
-            <w:tcW w:w="8928" w:type="dxa"/>
-            <w:tcBorders>
-              <w:left w:val="single" w:sz="24" w:space="0" w:color="1E293B"/>
-            </w:tcBorders>
-            <w:shd w:val="clear" w:color="auto" w:fill="F8FAFC"/>
-            <w:tcMar>
-              <w:top w:w="120" w:type="dxa"/>
-              <w:left w:w="160" w:type="dxa"/>
-              <w:bottom w:w="120" w:type="dxa"/>
-              <w:right w:w="120" w:type="dxa"/>
-            </w:tcMar>
-          </w:tcPr>
-          <w:p>
-            <w:pPr>
-              <w:spacing w:after="0"/>
-              <w:jc w:val="both"/>
-            </w:pPr>
-            <w:r>
-              <w:rPr>
-                <w:rFonts w:ascii="Arial" w:hAnsi="Arial"/>
-                <w:b/>
-                <w:color w:val="6D1A24"/>
-                <w:sz w:val="19"/>
-              </w:rPr>
-              <w:t>• ¿Qué validez tienen los créditos académicos del certificado?</w:t>
-            </w:r>
-            <w:r>
-              <w:rPr>
-                <w:rFonts w:ascii="Arial" w:hAnsi="Arial"/>
-                <w:b/>
-                <w:color w:val="6D1A24"/>
-                <w:sz w:val="19"/>
-              </w:rPr>
-              <w:br/>
-            </w:r>
-            <w:r>
-              <w:rPr>
-                <w:rFonts w:ascii="Arial" w:hAnsi="Arial"/>
-                <w:color w:val="334155"/>
-                <w:sz w:val="18"/>
-              </w:rPr>
-              <w:t xml:space="preserve">Son emitidos con respaldo formal del IIICCD y la Facultad de Ingeniería Estadística e </w:t>
-            </w:r>
-            <w:r>
-              <w:rPr>
-                <w:rFonts w:ascii="Arial" w:hAnsi="Arial"/>
-                <w:color w:val="334155"/>
-                <w:sz w:val="18"/>
-              </w:rPr>
-              <w:t>Informática de la UNA Puno, consignando horas lectivas y valor curricular oficial.</w:t>
-            </w:r>
-          </w:p>
-        </w:tc>
-      </w:tr>
-    </w:tbl>
     <w:p>
       <w:pPr>
         <w:spacing w:before="40" w:after="40"/>
+        <w:rPr>
+          <w:rFonts w:ascii="Arial" w:hAnsi="Arial" w:cs="Arial"/>
+          <w:sz w:val="20"/>
+          <w:szCs w:val="20"/>
+        </w:rPr>
       </w:pPr>
     </w:p>
-    <w:tbl>
-      <w:tblPr>
-        <w:tblW w:w="0" w:type="auto"/>
-        <w:jc w:val="center"/>
-        <w:tblLayout w:type="fixed"/>
-        <w:tblLook w:val="04A0" w:firstRow="1" w:lastRow="0" w:firstColumn="1" w:lastColumn="0" w:noHBand="0" w:noVBand="1"/>
-      </w:tblPr>
-      <w:tblGrid>
-        <w:gridCol w:w="8928"/>
-      </w:tblGrid>
-      <w:tr>
-        <w:trPr>
-          <w:jc w:val="center"/>
-        </w:trPr>
-        <w:tc>
-          <w:tcPr>
-            <w:tcW w:w="8928" w:type="dxa"/>
-            <w:tcBorders>
-              <w:left w:val="single" w:sz="24" w:space="0" w:color="1E293B"/>
-            </w:tcBorders>
-            <w:shd w:val="clear" w:color="auto" w:fill="F8FAFC"/>
-            <w:tcMar>
-              <w:top w:w="120" w:type="dxa"/>
-              <w:left w:w="160" w:type="dxa"/>
-              <w:bottom w:w="120" w:type="dxa"/>
-              <w:right w:w="120" w:type="dxa"/>
-            </w:tcMar>
-          </w:tcPr>
-          <w:p>
-            <w:pPr>
-              <w:spacing w:after="0"/>
-              <w:jc w:val="both"/>
-            </w:pPr>
-            <w:r>
-              <w:rPr>
-                <w:rFonts w:ascii="Arial" w:hAnsi="Arial"/>
-                <w:b/>
-                <w:color w:val="6D1A24"/>
-                <w:sz w:val="19"/>
-              </w:rPr>
-              <w:t>• ¿Cómo recupero mi contraseña si la olvidé?</w:t>
-            </w:r>
-            <w:r>
-              <w:rPr>
-                <w:rFonts w:ascii="Arial" w:hAnsi="Arial"/>
-                <w:b/>
-                <w:color w:val="6D1A24"/>
-                <w:sz w:val="19"/>
-              </w:rPr>
-              <w:br/>
-            </w:r>
-            <w:r>
-              <w:rPr>
-                <w:rFonts w:ascii="Arial" w:hAnsi="Arial"/>
-                <w:color w:val="334155"/>
-                <w:sz w:val="18"/>
-              </w:rPr>
-              <w:t>Comuníquese a través de la sección de Contacto (/contacto) o directamente al canal oficial de WhatsApp del instituto proporcio</w:t>
-            </w:r>
-            <w:r>
-              <w:rPr>
-                <w:rFonts w:ascii="Arial" w:hAnsi="Arial"/>
-                <w:color w:val="334155"/>
-                <w:sz w:val="18"/>
-              </w:rPr>
-              <w:t>nando su DNI registrado para el restablecimiento seguro de credenciales.</w:t>
-            </w:r>
-          </w:p>
-        </w:tc>
-      </w:tr>
-    </w:tbl>
+    <w:p>
+      <w:pPr>
+        <w:spacing w:before="40" w:after="40"/>
+        <w:rPr>
+          <w:rFonts w:ascii="Arial" w:hAnsi="Arial" w:cs="Arial"/>
+          <w:sz w:val="20"/>
+          <w:szCs w:val="20"/>
+        </w:rPr>
+      </w:pPr>
+      <w:r>
+        <w:rPr>
+          <w:rFonts w:ascii="Arial" w:hAnsi="Arial" w:cs="Arial"/>
+          <w:b/>
+          <w:color w:val="6D1A24"/>
+          <w:sz w:val="18"/>
+          <w:szCs w:val="20"/>
+        </w:rPr>
+        <w:t>• ¿</w:t>
+      </w:r>
+      <w:proofErr w:type="spellStart"/>
+      <w:r>
+        <w:rPr>
+          <w:rFonts w:ascii="Arial" w:hAnsi="Arial" w:cs="Arial"/>
+          <w:b/>
+          <w:color w:val="6D1A24"/>
+          <w:sz w:val="18"/>
+          <w:szCs w:val="20"/>
+        </w:rPr>
+        <w:t>Qué</w:t>
+      </w:r>
+      <w:proofErr w:type="spellEnd"/>
+      <w:r>
+        <w:rPr>
+          <w:rFonts w:ascii="Arial" w:hAnsi="Arial" w:cs="Arial"/>
+          <w:b/>
+          <w:color w:val="6D1A24"/>
+          <w:sz w:val="18"/>
+          <w:szCs w:val="20"/>
+        </w:rPr>
+        <w:t xml:space="preserve"> </w:t>
+      </w:r>
+      <w:proofErr w:type="spellStart"/>
+      <w:r>
+        <w:rPr>
+          <w:rFonts w:ascii="Arial" w:hAnsi="Arial" w:cs="Arial"/>
+          <w:b/>
+          <w:color w:val="6D1A24"/>
+          <w:sz w:val="18"/>
+          <w:szCs w:val="20"/>
+        </w:rPr>
+        <w:t>validez</w:t>
+      </w:r>
+      <w:proofErr w:type="spellEnd"/>
+      <w:r>
+        <w:rPr>
+          <w:rFonts w:ascii="Arial" w:hAnsi="Arial" w:cs="Arial"/>
+          <w:b/>
+          <w:color w:val="6D1A24"/>
+          <w:sz w:val="18"/>
+          <w:szCs w:val="20"/>
+        </w:rPr>
+        <w:t xml:space="preserve"> </w:t>
+      </w:r>
+      <w:proofErr w:type="spellStart"/>
+      <w:r>
+        <w:rPr>
+          <w:rFonts w:ascii="Arial" w:hAnsi="Arial" w:cs="Arial"/>
+          <w:b/>
+          <w:color w:val="6D1A24"/>
+          <w:sz w:val="18"/>
+          <w:szCs w:val="20"/>
+        </w:rPr>
+        <w:t>tienen</w:t>
+      </w:r>
+      <w:proofErr w:type="spellEnd"/>
+      <w:r>
+        <w:rPr>
+          <w:rFonts w:ascii="Arial" w:hAnsi="Arial" w:cs="Arial"/>
+          <w:b/>
+          <w:color w:val="6D1A24"/>
+          <w:sz w:val="18"/>
+          <w:szCs w:val="20"/>
+        </w:rPr>
+        <w:t xml:space="preserve"> los </w:t>
+      </w:r>
+      <w:proofErr w:type="spellStart"/>
+      <w:r>
+        <w:rPr>
+          <w:rFonts w:ascii="Arial" w:hAnsi="Arial" w:cs="Arial"/>
+          <w:b/>
+          <w:color w:val="6D1A24"/>
+          <w:sz w:val="18"/>
+          <w:szCs w:val="20"/>
+        </w:rPr>
+        <w:t>créditos</w:t>
+      </w:r>
+      <w:proofErr w:type="spellEnd"/>
+      <w:r>
+        <w:rPr>
+          <w:rFonts w:ascii="Arial" w:hAnsi="Arial" w:cs="Arial"/>
+          <w:b/>
+          <w:color w:val="6D1A24"/>
+          <w:sz w:val="18"/>
+          <w:szCs w:val="20"/>
+        </w:rPr>
+        <w:t xml:space="preserve"> </w:t>
+      </w:r>
+      <w:proofErr w:type="spellStart"/>
+      <w:r>
+        <w:rPr>
+          <w:rFonts w:ascii="Arial" w:hAnsi="Arial" w:cs="Arial"/>
+          <w:b/>
+          <w:color w:val="6D1A24"/>
+          <w:sz w:val="18"/>
+          <w:szCs w:val="20"/>
+        </w:rPr>
+        <w:t>académicos</w:t>
+      </w:r>
+      <w:proofErr w:type="spellEnd"/>
+      <w:r>
+        <w:rPr>
+          <w:rFonts w:ascii="Arial" w:hAnsi="Arial" w:cs="Arial"/>
+          <w:b/>
+          <w:color w:val="6D1A24"/>
+          <w:sz w:val="18"/>
+          <w:szCs w:val="20"/>
+        </w:rPr>
+        <w:t xml:space="preserve"> del </w:t>
+      </w:r>
+      <w:proofErr w:type="spellStart"/>
+      <w:r>
+        <w:rPr>
+          <w:rFonts w:ascii="Arial" w:hAnsi="Arial" w:cs="Arial"/>
+          <w:b/>
+          <w:color w:val="6D1A24"/>
+          <w:sz w:val="18"/>
+          <w:szCs w:val="20"/>
+        </w:rPr>
+        <w:t>certificado</w:t>
+      </w:r>
+      <w:proofErr w:type="spellEnd"/>
+      <w:r>
+        <w:rPr>
+          <w:rFonts w:ascii="Arial" w:hAnsi="Arial" w:cs="Arial"/>
+          <w:b/>
+          <w:color w:val="6D1A24"/>
+          <w:sz w:val="18"/>
+          <w:szCs w:val="20"/>
+        </w:rPr>
+        <w:t>?</w:t>
+      </w:r>
+      <w:r>
+        <w:rPr>
+          <w:rFonts w:ascii="Arial" w:hAnsi="Arial" w:cs="Arial"/>
+          <w:b/>
+          <w:color w:val="6D1A24"/>
+          <w:sz w:val="18"/>
+          <w:szCs w:val="20"/>
+        </w:rPr>
+        <w:br/>
+      </w:r>
+      <w:r>
+        <w:rPr>
+          <w:rFonts w:ascii="Arial" w:hAnsi="Arial" w:cs="Arial"/>
+          <w:color w:val="334155"/>
+          <w:sz w:val="16"/>
+          <w:szCs w:val="20"/>
+        </w:rPr>
+        <w:t xml:space="preserve">Son </w:t>
+      </w:r>
+      <w:proofErr w:type="spellStart"/>
+      <w:r>
+        <w:rPr>
+          <w:rFonts w:ascii="Arial" w:hAnsi="Arial" w:cs="Arial"/>
+          <w:color w:val="334155"/>
+          <w:sz w:val="16"/>
+          <w:szCs w:val="20"/>
+        </w:rPr>
+        <w:t>emitidos</w:t>
+      </w:r>
+      <w:proofErr w:type="spellEnd"/>
+      <w:r>
+        <w:rPr>
+          <w:rFonts w:ascii="Arial" w:hAnsi="Arial" w:cs="Arial"/>
+          <w:color w:val="334155"/>
+          <w:sz w:val="16"/>
+          <w:szCs w:val="20"/>
+        </w:rPr>
+        <w:t xml:space="preserve"> con </w:t>
+      </w:r>
+      <w:proofErr w:type="spellStart"/>
+      <w:r>
+        <w:rPr>
+          <w:rFonts w:ascii="Arial" w:hAnsi="Arial" w:cs="Arial"/>
+          <w:color w:val="334155"/>
+          <w:sz w:val="16"/>
+          <w:szCs w:val="20"/>
+        </w:rPr>
+        <w:t>respaldo</w:t>
+      </w:r>
+      <w:proofErr w:type="spellEnd"/>
+      <w:r>
+        <w:rPr>
+          <w:rFonts w:ascii="Arial" w:hAnsi="Arial" w:cs="Arial"/>
+          <w:color w:val="334155"/>
+          <w:sz w:val="16"/>
+          <w:szCs w:val="20"/>
+        </w:rPr>
+        <w:t xml:space="preserve"> formal del IIICCD y la </w:t>
+      </w:r>
+      <w:proofErr w:type="spellStart"/>
+      <w:r>
+        <w:rPr>
+          <w:rFonts w:ascii="Arial" w:hAnsi="Arial" w:cs="Arial"/>
+          <w:color w:val="334155"/>
+          <w:sz w:val="16"/>
+          <w:szCs w:val="20"/>
+        </w:rPr>
+        <w:t>Facultad</w:t>
+      </w:r>
+      <w:proofErr w:type="spellEnd"/>
+      <w:r>
+        <w:rPr>
+          <w:rFonts w:ascii="Arial" w:hAnsi="Arial" w:cs="Arial"/>
+          <w:color w:val="334155"/>
+          <w:sz w:val="16"/>
+          <w:szCs w:val="20"/>
+        </w:rPr>
+        <w:t xml:space="preserve"> de </w:t>
+      </w:r>
+      <w:proofErr w:type="spellStart"/>
+      <w:r>
+        <w:rPr>
+          <w:rFonts w:ascii="Arial" w:hAnsi="Arial" w:cs="Arial"/>
+          <w:color w:val="334155"/>
+          <w:sz w:val="16"/>
+          <w:szCs w:val="20"/>
+        </w:rPr>
+        <w:t>Ingeniería</w:t>
+      </w:r>
+      <w:proofErr w:type="spellEnd"/>
+      <w:r>
+        <w:rPr>
+          <w:rFonts w:ascii="Arial" w:hAnsi="Arial" w:cs="Arial"/>
+          <w:color w:val="334155"/>
+          <w:sz w:val="16"/>
+          <w:szCs w:val="20"/>
+        </w:rPr>
+        <w:t xml:space="preserve"> </w:t>
+      </w:r>
+      <w:proofErr w:type="spellStart"/>
+      <w:r>
+        <w:rPr>
+          <w:rFonts w:ascii="Arial" w:hAnsi="Arial" w:cs="Arial"/>
+          <w:color w:val="334155"/>
+          <w:sz w:val="16"/>
+          <w:szCs w:val="20"/>
+        </w:rPr>
+        <w:t>Estadística</w:t>
+      </w:r>
+      <w:proofErr w:type="spellEnd"/>
+      <w:r>
+        <w:rPr>
+          <w:rFonts w:ascii="Arial" w:hAnsi="Arial" w:cs="Arial"/>
+          <w:color w:val="334155"/>
+          <w:sz w:val="16"/>
+          <w:szCs w:val="20"/>
+        </w:rPr>
+        <w:t xml:space="preserve"> e </w:t>
+      </w:r>
+      <w:proofErr w:type="spellStart"/>
+      <w:r>
+        <w:rPr>
+          <w:rFonts w:ascii="Arial" w:hAnsi="Arial" w:cs="Arial"/>
+          <w:color w:val="334155"/>
+          <w:sz w:val="16"/>
+          <w:szCs w:val="20"/>
+        </w:rPr>
+        <w:t>Informática</w:t>
+      </w:r>
+      <w:proofErr w:type="spellEnd"/>
+      <w:r>
+        <w:rPr>
+          <w:rFonts w:ascii="Arial" w:hAnsi="Arial" w:cs="Arial"/>
+          <w:color w:val="334155"/>
+          <w:sz w:val="16"/>
+          <w:szCs w:val="20"/>
+        </w:rPr>
+        <w:t xml:space="preserve"> de la UNA Puno, </w:t>
+      </w:r>
+      <w:proofErr w:type="spellStart"/>
+      <w:r>
+        <w:rPr>
+          <w:rFonts w:ascii="Arial" w:hAnsi="Arial" w:cs="Arial"/>
+          <w:color w:val="334155"/>
+          <w:sz w:val="16"/>
+          <w:szCs w:val="20"/>
+        </w:rPr>
+        <w:t>consignando</w:t>
+      </w:r>
+      <w:proofErr w:type="spellEnd"/>
+      <w:r>
+        <w:rPr>
+          <w:rFonts w:ascii="Arial" w:hAnsi="Arial" w:cs="Arial"/>
+          <w:color w:val="334155"/>
+          <w:sz w:val="16"/>
+          <w:szCs w:val="20"/>
+        </w:rPr>
+        <w:t xml:space="preserve"> horas </w:t>
+      </w:r>
+      <w:proofErr w:type="spellStart"/>
+      <w:r>
+        <w:rPr>
+          <w:rFonts w:ascii="Arial" w:hAnsi="Arial" w:cs="Arial"/>
+          <w:color w:val="334155"/>
+          <w:sz w:val="16"/>
+          <w:szCs w:val="20"/>
+        </w:rPr>
+        <w:t>lectivas</w:t>
+      </w:r>
+      <w:proofErr w:type="spellEnd"/>
+      <w:r>
+        <w:rPr>
+          <w:rFonts w:ascii="Arial" w:hAnsi="Arial" w:cs="Arial"/>
+          <w:color w:val="334155"/>
+          <w:sz w:val="16"/>
+          <w:szCs w:val="20"/>
+        </w:rPr>
+        <w:t xml:space="preserve"> y valor curricular </w:t>
+      </w:r>
+      <w:proofErr w:type="spellStart"/>
+      <w:r>
+        <w:rPr>
+          <w:rFonts w:ascii="Arial" w:hAnsi="Arial" w:cs="Arial"/>
+          <w:color w:val="334155"/>
+          <w:sz w:val="16"/>
+          <w:szCs w:val="20"/>
+        </w:rPr>
+        <w:t>oficial</w:t>
+      </w:r>
+      <w:proofErr w:type="spellEnd"/>
+      <w:r>
+        <w:rPr>
+          <w:rFonts w:ascii="Arial" w:hAnsi="Arial" w:cs="Arial"/>
+          <w:color w:val="334155"/>
+          <w:sz w:val="16"/>
+          <w:szCs w:val="20"/>
+        </w:rPr>
+        <w:t>.</w:t>
+      </w:r>
+    </w:p>
     <w:p>
       <w:pPr>
         <w:spacing w:before="40" w:after="40"/>
@@ -5271,14 +8239,6 @@
       <w:pStyle w:val="Encabezado"/>
       <w:jc w:val="right"/>
     </w:pPr>
-    <w:r>
-      <w:rPr>
-        <w:rFonts w:ascii="Arial" w:hAnsi="Arial"/>
-        <w:color w:val="64748B"/>
-        <w:sz w:val="16"/>
-      </w:rPr>
-      <w:t>IIICCD — Universidad Nacional del Altiplano | Manual de Usuario Oficial</w:t>
-    </w:r>
   </w:p>
 </w:hdr>
 </file>
@@ -5771,11 +8731,6 @@
     <w:lsdException w:name="Book Title" w:uiPriority="33" w:qFormat="1"/>
     <w:lsdException w:name="Bibliography" w:semiHidden="1" w:uiPriority="37" w:unhideWhenUsed="1"/>
     <w:lsdException w:name="TOC Heading" w:semiHidden="1" w:uiPriority="39" w:unhideWhenUsed="1" w:qFormat="1"/>
-    <w:lsdException w:name="Plain Table 5" w:semiHidden="1" w:unhideWhenUsed="1"/>
-    <w:lsdException w:name="Grid Table Light" w:semiHidden="1" w:unhideWhenUsed="1"/>
-    <w:lsdException w:name="Grid Table 1 Light" w:semiHidden="1" w:unhideWhenUsed="1"/>
-    <w:lsdException w:name="Grid Table 2" w:semiHidden="1" w:unhideWhenUsed="1"/>
-    <w:lsdException w:name="Grid Table 3" w:semiHidden="1" w:unhideWhenUsed="1"/>
     <w:lsdException w:name="Grid Table 4" w:uiPriority="49"/>
     <w:lsdException w:name="Grid Table 5 Dark" w:uiPriority="50"/>
     <w:lsdException w:name="Grid Table 6 Colorful" w:uiPriority="51"/>
